--- a/Отчёт_Практическая_работа_Python_автоматизация_тестирования.docx
+++ b/Отчёт_Практическая_работа_Python_автоматизация_тестирования.docx
@@ -2,9 +2,13 @@
 <file path=word/document.xml><?xml version="1.0" encoding="utf-8"?>
 <w:document xmlns:wpc="http://schemas.microsoft.com/office/word/2010/wordprocessingCanvas" xmlns:mo="http://schemas.microsoft.com/office/mac/office/2008/main" xmlns:mc="http://schemas.openxmlformats.org/markup-compatibility/2006" xmlns:mv="urn:schemas-microsoft-com:mac:vml" xmlns:o="urn:schemas-microsoft-com:office:office" xmlns:r="http://schemas.openxmlformats.org/officeDocument/2006/relationships" xmlns:m="http://schemas.openxmlformats.org/officeDocument/2006/math" xmlns:v="urn:schemas-microsoft-com:vml" xmlns:wp14="http://schemas.microsoft.com/office/word/2010/wordprocessingDrawing" xmlns:wp="http://schemas.openxmlformats.org/drawingml/2006/wordprocessingDrawing" xmlns:w10="urn:schemas-microsoft-com:office:word" xmlns:w="http://schemas.openxmlformats.org/wordprocessingml/2006/main" xmlns:w14="http://schemas.microsoft.com/office/word/2010/wordml" xmlns:wpg="http://schemas.microsoft.com/office/word/2010/wordprocessingGroup" xmlns:wpi="http://schemas.microsoft.com/office/word/2010/wordprocessingInk" xmlns:wne="http://schemas.microsoft.com/office/word/2006/wordml" xmlns:wps="http://schemas.microsoft.com/office/word/2010/wordprocessingShape" mc:Ignorable="w14 wp14">
   <w:body>
+    <w:p/>
+    <w:p/>
+    <w:p/>
+    <w:p/>
     <w:p>
       <w:pPr>
-        <w:spacing w:before="1800"/>
+        <w:ind w:firstLine="0"/>
         <w:jc w:val="center"/>
       </w:pPr>
       <w:r>
@@ -17,28 +21,35 @@
     </w:p>
     <w:p>
       <w:pPr>
+        <w:ind w:firstLine="0"/>
         <w:jc w:val="center"/>
       </w:pPr>
       <w:r>
         <w:rPr>
           <w:b/>
-          <w:sz w:val="30"/>
+          <w:sz w:val="32"/>
         </w:rPr>
-        <w:t>Python: организация автоматизации тестирования с нуля</w:t>
+        <w:t>Python: организация автоматизации</w:t>
+        <w:br/>
+        <w:t>тестирования с нуля</w:t>
       </w:r>
     </w:p>
     <w:p>
       <w:pPr>
+        <w:ind w:firstLine="0"/>
         <w:jc w:val="center"/>
       </w:pPr>
       <w:r>
         <w:rPr>
           <w:i/>
-          <w:sz w:val="26"/>
+          <w:sz w:val="28"/>
         </w:rPr>
         <w:t>Учебный кейс «Вега-Банк»</w:t>
       </w:r>
     </w:p>
+    <w:p/>
+    <w:p/>
+    <w:p/>
     <w:p/>
     <w:p/>
     <w:tbl>
@@ -46,49 +57,43 @@
         <w:tblStyle w:val="TableGrid"/>
         <w:tblW w:type="auto" w:w="0"/>
         <w:jc w:val="center"/>
+        <w:tblLayout w:type="fixed"/>
         <w:tblLook w:firstColumn="1" w:firstRow="1" w:lastColumn="0" w:lastRow="0" w:noHBand="0" w:noVBand="1" w:val="04A0"/>
       </w:tblPr>
       <w:tblGrid>
-        <w:gridCol w:w="4824"/>
-        <w:gridCol w:w="4824"/>
+        <w:gridCol w:w="4677"/>
+        <w:gridCol w:w="4677"/>
       </w:tblGrid>
       <w:tr>
-        <w:trPr>
-          <w:tblHeader w:val="true"/>
-        </w:trPr>
         <w:tc>
           <w:tcPr>
-            <w:tcW w:type="dxa" w:w="2736"/>
+            <w:tcW w:type="dxa" w:w="2381"/>
           </w:tcPr>
           <w:p>
             <w:pPr>
-              <w:shd w:val="clear" w:color="auto" w:fill="E7E9EE"/>
+              <w:ind w:firstLine="0"/>
             </w:pPr>
-            <w:r/>
             <w:r>
               <w:rPr>
-                <w:b/>
-                <w:sz w:val="21"/>
+                <w:sz w:val="24"/>
               </w:rPr>
-              <w:t>Поле</w:t>
+              <w:t>Выполнил(а)</w:t>
             </w:r>
           </w:p>
         </w:tc>
         <w:tc>
           <w:tcPr>
-            <w:tcW w:type="dxa" w:w="6192"/>
+            <w:tcW w:type="dxa" w:w="5839"/>
           </w:tcPr>
           <w:p>
             <w:pPr>
-              <w:shd w:val="clear" w:color="auto" w:fill="E7E9EE"/>
+              <w:ind w:firstLine="0"/>
             </w:pPr>
-            <w:r/>
             <w:r>
               <w:rPr>
-                <w:b/>
-                <w:sz w:val="21"/>
+                <w:sz w:val="24"/>
               </w:rPr>
-              <w:t>Значение</w:t>
+              <w:t>Лисевич Арсений</w:t>
             </w:r>
           </w:p>
         </w:tc>
@@ -96,13 +101,49 @@
       <w:tr>
         <w:tc>
           <w:tcPr>
-            <w:tcW w:type="dxa" w:w="2736"/>
+            <w:tcW w:type="dxa" w:w="2381"/>
           </w:tcPr>
           <w:p>
-            <w:r/>
+            <w:pPr>
+              <w:ind w:firstLine="0"/>
+            </w:pPr>
             <w:r>
               <w:rPr>
-                <w:sz w:val="21"/>
+                <w:sz w:val="24"/>
+              </w:rPr>
+              <w:t>Группа</w:t>
+            </w:r>
+          </w:p>
+        </w:tc>
+        <w:tc>
+          <w:tcPr>
+            <w:tcW w:type="dxa" w:w="5839"/>
+          </w:tcPr>
+          <w:p>
+            <w:pPr>
+              <w:ind w:firstLine="0"/>
+            </w:pPr>
+            <w:r>
+              <w:rPr>
+                <w:sz w:val="24"/>
+              </w:rPr>
+              <w:t>Исп/п23-09.2</w:t>
+            </w:r>
+          </w:p>
+        </w:tc>
+      </w:tr>
+      <w:tr>
+        <w:tc>
+          <w:tcPr>
+            <w:tcW w:type="dxa" w:w="2381"/>
+          </w:tcPr>
+          <w:p>
+            <w:pPr>
+              <w:ind w:firstLine="0"/>
+            </w:pPr>
+            <w:r>
+              <w:rPr>
+                <w:sz w:val="24"/>
               </w:rPr>
               <w:t>Дисциплина</w:t>
             </w:r>
@@ -110,13 +151,15 @@
         </w:tc>
         <w:tc>
           <w:tcPr>
-            <w:tcW w:type="dxa" w:w="6192"/>
+            <w:tcW w:type="dxa" w:w="5839"/>
           </w:tcPr>
           <w:p>
-            <w:r/>
+            <w:pPr>
+              <w:ind w:firstLine="0"/>
+            </w:pPr>
             <w:r>
               <w:rPr>
-                <w:sz w:val="21"/>
+                <w:sz w:val="24"/>
               </w:rPr>
               <w:t>Поддержка и тестирование программных модулей</w:t>
             </w:r>
@@ -126,27 +169,31 @@
       <w:tr>
         <w:tc>
           <w:tcPr>
-            <w:tcW w:type="dxa" w:w="2736"/>
+            <w:tcW w:type="dxa" w:w="2381"/>
           </w:tcPr>
           <w:p>
-            <w:r/>
+            <w:pPr>
+              <w:ind w:firstLine="0"/>
+            </w:pPr>
             <w:r>
               <w:rPr>
-                <w:sz w:val="21"/>
+                <w:sz w:val="24"/>
               </w:rPr>
-              <w:t>Выполнил(а)</w:t>
+              <w:t>Проверил(а)</w:t>
             </w:r>
           </w:p>
         </w:tc>
         <w:tc>
           <w:tcPr>
-            <w:tcW w:type="dxa" w:w="6192"/>
+            <w:tcW w:type="dxa" w:w="5839"/>
           </w:tcPr>
           <w:p>
-            <w:r/>
+            <w:pPr>
+              <w:ind w:firstLine="0"/>
+            </w:pPr>
             <w:r>
               <w:rPr>
-                <w:sz w:val="21"/>
+                <w:sz w:val="24"/>
               </w:rPr>
               <w:t>________________________________</w:t>
             </w:r>
@@ -156,73 +203,15 @@
       <w:tr>
         <w:tc>
           <w:tcPr>
-            <w:tcW w:type="dxa" w:w="2736"/>
+            <w:tcW w:type="dxa" w:w="2381"/>
           </w:tcPr>
           <w:p>
-            <w:r/>
+            <w:pPr>
+              <w:ind w:firstLine="0"/>
+            </w:pPr>
             <w:r>
               <w:rPr>
-                <w:sz w:val="21"/>
-              </w:rPr>
-              <w:t>Группа</w:t>
-            </w:r>
-          </w:p>
-        </w:tc>
-        <w:tc>
-          <w:tcPr>
-            <w:tcW w:type="dxa" w:w="6192"/>
-          </w:tcPr>
-          <w:p>
-            <w:r/>
-            <w:r>
-              <w:rPr>
-                <w:sz w:val="21"/>
-              </w:rPr>
-              <w:t>________________________________</w:t>
-            </w:r>
-          </w:p>
-        </w:tc>
-      </w:tr>
-      <w:tr>
-        <w:tc>
-          <w:tcPr>
-            <w:tcW w:type="dxa" w:w="2736"/>
-          </w:tcPr>
-          <w:p>
-            <w:r/>
-            <w:r>
-              <w:rPr>
-                <w:sz w:val="21"/>
-              </w:rPr>
-              <w:t>Проверил(а)</w:t>
-            </w:r>
-          </w:p>
-        </w:tc>
-        <w:tc>
-          <w:tcPr>
-            <w:tcW w:type="dxa" w:w="6192"/>
-          </w:tcPr>
-          <w:p>
-            <w:r/>
-            <w:r>
-              <w:rPr>
-                <w:sz w:val="21"/>
-              </w:rPr>
-              <w:t>________________________________</w:t>
-            </w:r>
-          </w:p>
-        </w:tc>
-      </w:tr>
-      <w:tr>
-        <w:tc>
-          <w:tcPr>
-            <w:tcW w:type="dxa" w:w="2736"/>
-          </w:tcPr>
-          <w:p>
-            <w:r/>
-            <w:r>
-              <w:rPr>
-                <w:sz w:val="21"/>
+                <w:sz w:val="24"/>
               </w:rPr>
               <w:t>Дата</w:t>
             </w:r>
@@ -230,15 +219,17 @@
         </w:tc>
         <w:tc>
           <w:tcPr>
-            <w:tcW w:type="dxa" w:w="6192"/>
+            <w:tcW w:type="dxa" w:w="5839"/>
           </w:tcPr>
           <w:p>
-            <w:r/>
+            <w:pPr>
+              <w:ind w:firstLine="0"/>
+            </w:pPr>
             <w:r>
               <w:rPr>
-                <w:sz w:val="21"/>
+                <w:sz w:val="24"/>
               </w:rPr>
-              <w:t>________________________________</w:t>
+              <w:t>28.10.2026</w:t>
             </w:r>
           </w:p>
         </w:tc>
@@ -248,14 +239,14 @@
     <w:p/>
     <w:p>
       <w:pPr>
+        <w:ind w:firstLine="0"/>
         <w:jc w:val="center"/>
       </w:pPr>
       <w:r>
         <w:rPr>
-          <w:b w:val="0"/>
-          <w:i/>
+          <w:sz w:val="28"/>
         </w:rPr>
-        <w:t>Проект с автотестами, отчётом Allure и вспомогательными материалами прилагается к работе в виде папки с файлами (см. раздел «Структура проекта»).</w:t>
+        <w:t>2026</w:t>
       </w:r>
     </w:p>
     <w:p>
@@ -266,11 +257,121 @@
     <w:p>
       <w:pPr>
         <w:pStyle w:val="Heading1"/>
+        <w:keepNext/>
+        <w:spacing w:before="240" w:after="120" w:line="360" w:lineRule="auto"/>
+        <w:ind w:firstLine="0"/>
+        <w:jc w:val="center"/>
       </w:pPr>
       <w:r>
         <w:rPr>
           <w:rFonts w:ascii="Times New Roman" w:hAnsi="Times New Roman"/>
-          <w:color w:val="1F2937"/>
+          <w:b/>
+          <w:color w:val="000000"/>
+          <w:sz w:val="28"/>
+        </w:rPr>
+        <w:t>СОДЕРЖАНИЕ</w:t>
+      </w:r>
+    </w:p>
+    <w:p>
+      <w:pPr>
+        <w:ind w:firstLine="0"/>
+        <w:jc w:val="left"/>
+      </w:pPr>
+      <w:r>
+        <w:t>Задание 1. Изучаем проект</w:t>
+      </w:r>
+    </w:p>
+    <w:p>
+      <w:pPr>
+        <w:ind w:firstLine="0"/>
+        <w:jc w:val="left"/>
+      </w:pPr>
+      <w:r>
+        <w:t>Задание 2. Требования и стек на Python</w:t>
+      </w:r>
+    </w:p>
+    <w:p>
+      <w:pPr>
+        <w:ind w:firstLine="0"/>
+        <w:jc w:val="left"/>
+      </w:pPr>
+      <w:r>
+        <w:t>Задание 3. Инфраструктура и каркас репозитория</w:t>
+      </w:r>
+    </w:p>
+    <w:p>
+      <w:pPr>
+        <w:ind w:firstLine="0"/>
+        <w:jc w:val="left"/>
+      </w:pPr>
+      <w:r>
+        <w:t>Задание 4. Якоря на UI и сценарий Gherkin</w:t>
+      </w:r>
+    </w:p>
+    <w:p>
+      <w:pPr>
+        <w:ind w:firstLine="0"/>
+        <w:jc w:val="left"/>
+      </w:pPr>
+      <w:r>
+        <w:t>Задание 5. Шаги на Python, запуск и отчёт</w:t>
+      </w:r>
+    </w:p>
+    <w:p>
+      <w:pPr>
+        <w:ind w:firstLine="0"/>
+        <w:jc w:val="left"/>
+      </w:pPr>
+      <w:r>
+        <w:t>Задание 6. Демо и план внедрения</w:t>
+      </w:r>
+    </w:p>
+    <w:p>
+      <w:pPr>
+        <w:ind w:firstLine="0"/>
+        <w:jc w:val="left"/>
+      </w:pPr>
+      <w:r>
+        <w:t>Контрольные вопросы</w:t>
+      </w:r>
+    </w:p>
+    <w:p>
+      <w:pPr>
+        <w:ind w:firstLine="0"/>
+        <w:jc w:val="left"/>
+      </w:pPr>
+      <w:r>
+        <w:t>Структура проекта</w:t>
+      </w:r>
+    </w:p>
+    <w:p>
+      <w:pPr>
+        <w:ind w:firstLine="0"/>
+        <w:jc w:val="left"/>
+      </w:pPr>
+      <w:r>
+        <w:t>Как запустить</w:t>
+      </w:r>
+    </w:p>
+    <w:p>
+      <w:r>
+        <w:br w:type="page"/>
+      </w:r>
+    </w:p>
+    <w:p>
+      <w:pPr>
+        <w:pStyle w:val="Heading1"/>
+        <w:keepNext/>
+        <w:spacing w:before="240" w:after="120" w:line="360" w:lineRule="auto"/>
+        <w:ind w:firstLine="0"/>
+        <w:jc w:val="center"/>
+      </w:pPr>
+      <w:r>
+        <w:rPr>
+          <w:rFonts w:ascii="Times New Roman" w:hAnsi="Times New Roman"/>
+          <w:b/>
+          <w:color w:val="000000"/>
+          <w:sz w:val="28"/>
         </w:rPr>
         <w:t>Задание 1. Изучаем проект</w:t>
       </w:r>
@@ -278,29 +379,43 @@
     <w:p>
       <w:pPr>
         <w:pStyle w:val="Heading2"/>
+        <w:keepNext/>
+        <w:spacing w:before="120" w:after="120" w:line="360" w:lineRule="auto"/>
+        <w:ind w:firstLine="709"/>
+        <w:jc w:val="left"/>
       </w:pPr>
       <w:r>
         <w:rPr>
           <w:rFonts w:ascii="Times New Roman" w:hAnsi="Times New Roman"/>
-          <w:color w:val="1F2937"/>
+          <w:b/>
+          <w:color w:val="000000"/>
+          <w:sz w:val="28"/>
         </w:rPr>
         <w:t>1.1. Для кого создан продукт и на какие проверки сделать упор</w:t>
       </w:r>
     </w:p>
     <w:p>
+      <w:pPr>
+        <w:ind w:firstLine="709"/>
+      </w:pPr>
       <w:r>
         <w:rPr>
           <w:b w:val="0"/>
           <w:i w:val="0"/>
+          <w:sz w:val="28"/>
         </w:rPr>
         <w:t>Продукт кейса — онлайн-банк для физических лиц: переводы между своими счетами, платежи, карты, кредиты, личный кабинет и уведомления. Пользователи — обычные клиенты банка, для которых главное — быстро и без ошибок провести денежную операцию и видеть корректный остаток.</w:t>
       </w:r>
     </w:p>
     <w:p>
+      <w:pPr>
+        <w:ind w:firstLine="709"/>
+      </w:pPr>
       <w:r>
         <w:rPr>
           <w:b w:val="0"/>
           <w:i w:val="0"/>
+          <w:sz w:val="28"/>
         </w:rPr>
         <w:t>Поэтому упор в автоматизации делается на критичные денежные сценарии (платежи и переводы, frontend + backend) и на регресс UI личного кабинета: проверяются позитивные и негативные суммы (0, отрицательная, больше остатка, граничные значения), тексты сообщений об ошибках и целостность данных в базе после операции.</w:t>
       </w:r>
@@ -308,13 +423,33 @@
     <w:p>
       <w:pPr>
         <w:pStyle w:val="Heading2"/>
+        <w:keepNext/>
+        <w:spacing w:before="120" w:after="120" w:line="360" w:lineRule="auto"/>
+        <w:ind w:firstLine="709"/>
+        <w:jc w:val="left"/>
       </w:pPr>
       <w:r>
         <w:rPr>
           <w:rFonts w:ascii="Times New Roman" w:hAnsi="Times New Roman"/>
-          <w:color w:val="1F2937"/>
+          <w:b/>
+          <w:color w:val="000000"/>
+          <w:sz w:val="28"/>
         </w:rPr>
         <w:t>1.2. Участники разработки</w:t>
+      </w:r>
+    </w:p>
+    <w:p>
+      <w:pPr>
+        <w:keepNext/>
+        <w:spacing w:before="200" w:after="80"/>
+        <w:ind w:firstLine="0"/>
+        <w:jc w:val="left"/>
+      </w:pPr>
+      <w:r>
+        <w:rPr>
+          <w:sz w:val="24"/>
+        </w:rPr>
+        <w:t>Таблица 1 – Участники разработки</w:t>
       </w:r>
     </w:p>
     <w:tbl>
@@ -322,12 +457,13 @@
         <w:tblStyle w:val="TableGrid"/>
         <w:tblW w:type="auto" w:w="0"/>
         <w:jc w:val="center"/>
+        <w:tblLayout w:type="fixed"/>
         <w:tblLook w:firstColumn="1" w:firstRow="1" w:lastColumn="0" w:lastRow="0" w:noHBand="0" w:noVBand="1" w:val="04A0"/>
       </w:tblPr>
       <w:tblGrid>
-        <w:gridCol w:w="3216"/>
-        <w:gridCol w:w="3216"/>
-        <w:gridCol w:w="3216"/>
+        <w:gridCol w:w="3118"/>
+        <w:gridCol w:w="3118"/>
+        <w:gridCol w:w="3118"/>
       </w:tblGrid>
       <w:tr>
         <w:trPr>
@@ -335,17 +471,18 @@
         </w:trPr>
         <w:tc>
           <w:tcPr>
-            <w:tcW w:type="dxa" w:w="2160"/>
+            <w:tcW w:type="dxa" w:w="2041"/>
           </w:tcPr>
           <w:p>
             <w:pPr>
+              <w:spacing w:line="240" w:lineRule="auto"/>
+              <w:ind w:firstLine="0"/>
               <w:shd w:val="clear" w:color="auto" w:fill="E7E9EE"/>
             </w:pPr>
-            <w:r/>
             <w:r>
               <w:rPr>
                 <w:b/>
-                <w:sz w:val="21"/>
+                <w:sz w:val="22"/>
               </w:rPr>
               <w:t>Участник</w:t>
             </w:r>
@@ -353,35 +490,37 @@
         </w:tc>
         <w:tc>
           <w:tcPr>
-            <w:tcW w:type="dxa" w:w="3312"/>
+            <w:tcW w:type="dxa" w:w="3175"/>
           </w:tcPr>
           <w:p>
             <w:pPr>
+              <w:spacing w:line="240" w:lineRule="auto"/>
+              <w:ind w:firstLine="0"/>
               <w:shd w:val="clear" w:color="auto" w:fill="E7E9EE"/>
             </w:pPr>
-            <w:r/>
             <w:r>
               <w:rPr>
                 <w:b/>
-                <w:sz w:val="21"/>
+                <w:sz w:val="22"/>
               </w:rPr>
-              <w:t>Какую роль играет для автоматизации</w:t>
+              <w:t>Роль для автоматизации</w:t>
             </w:r>
           </w:p>
         </w:tc>
         <w:tc>
           <w:tcPr>
-            <w:tcW w:type="dxa" w:w="3456"/>
+            <w:tcW w:type="dxa" w:w="3345"/>
           </w:tcPr>
           <w:p>
             <w:pPr>
+              <w:spacing w:line="240" w:lineRule="auto"/>
+              <w:ind w:firstLine="0"/>
               <w:shd w:val="clear" w:color="auto" w:fill="E7E9EE"/>
             </w:pPr>
-            <w:r/>
             <w:r>
               <w:rPr>
                 <w:b/>
-                <w:sz w:val="21"/>
+                <w:sz w:val="22"/>
               </w:rPr>
               <w:t>Что нужно от него получить</w:t>
             </w:r>
@@ -391,13 +530,16 @@
       <w:tr>
         <w:tc>
           <w:tcPr>
-            <w:tcW w:type="dxa" w:w="2160"/>
+            <w:tcW w:type="dxa" w:w="2041"/>
           </w:tcPr>
           <w:p>
-            <w:r/>
+            <w:pPr>
+              <w:spacing w:line="240" w:lineRule="auto"/>
+              <w:ind w:firstLine="0"/>
+            </w:pPr>
             <w:r>
               <w:rPr>
-                <w:sz w:val="21"/>
+                <w:sz w:val="22"/>
               </w:rPr>
               <w:t>Владельцы продуктов</w:t>
             </w:r>
@@ -405,13 +547,16 @@
         </w:tc>
         <w:tc>
           <w:tcPr>
-            <w:tcW w:type="dxa" w:w="3312"/>
+            <w:tcW w:type="dxa" w:w="3175"/>
           </w:tcPr>
           <w:p>
-            <w:r/>
+            <w:pPr>
+              <w:spacing w:line="240" w:lineRule="auto"/>
+              <w:ind w:firstLine="0"/>
+            </w:pPr>
             <w:r>
               <w:rPr>
-                <w:sz w:val="21"/>
+                <w:sz w:val="22"/>
               </w:rPr>
               <w:t>Заказчики: определяют ценность и приоритет функционала, решают, что автоматизировать первым</w:t>
             </w:r>
@@ -419,13 +564,16 @@
         </w:tc>
         <w:tc>
           <w:tcPr>
-            <w:tcW w:type="dxa" w:w="3456"/>
+            <w:tcW w:type="dxa" w:w="3345"/>
           </w:tcPr>
           <w:p>
-            <w:r/>
+            <w:pPr>
+              <w:spacing w:line="240" w:lineRule="auto"/>
+              <w:ind w:firstLine="0"/>
+            </w:pPr>
             <w:r>
               <w:rPr>
-                <w:sz w:val="21"/>
+                <w:sz w:val="22"/>
               </w:rPr>
               <w:t>Приоритизированный бэклог, критерии приёмки, согласованный объём регресса и даты демо</w:t>
             </w:r>
@@ -435,13 +583,16 @@
       <w:tr>
         <w:tc>
           <w:tcPr>
-            <w:tcW w:type="dxa" w:w="2160"/>
+            <w:tcW w:type="dxa" w:w="2041"/>
           </w:tcPr>
           <w:p>
-            <w:r/>
+            <w:pPr>
+              <w:spacing w:line="240" w:lineRule="auto"/>
+              <w:ind w:firstLine="0"/>
+            </w:pPr>
             <w:r>
               <w:rPr>
-                <w:sz w:val="21"/>
+                <w:sz w:val="22"/>
               </w:rPr>
               <w:t>QA каждой команды</w:t>
             </w:r>
@@ -449,13 +600,16 @@
         </w:tc>
         <w:tc>
           <w:tcPr>
-            <w:tcW w:type="dxa" w:w="3312"/>
+            <w:tcW w:type="dxa" w:w="3175"/>
           </w:tcPr>
           <w:p>
-            <w:r/>
+            <w:pPr>
+              <w:spacing w:line="240" w:lineRule="auto"/>
+              <w:ind w:firstLine="0"/>
+            </w:pPr>
             <w:r>
               <w:rPr>
-                <w:sz w:val="21"/>
+                <w:sz w:val="22"/>
               </w:rPr>
               <w:t>Клиенты инструмента автоматизации: знают ручные проверки и данные, принимают автотесты</w:t>
             </w:r>
@@ -463,13 +617,16 @@
         </w:tc>
         <w:tc>
           <w:tcPr>
-            <w:tcW w:type="dxa" w:w="3456"/>
+            <w:tcW w:type="dxa" w:w="3345"/>
           </w:tcPr>
           <w:p>
-            <w:r/>
+            <w:pPr>
+              <w:spacing w:line="240" w:lineRule="auto"/>
+              <w:ind w:firstLine="0"/>
+            </w:pPr>
             <w:r>
               <w:rPr>
-                <w:sz w:val="21"/>
+                <w:sz w:val="22"/>
               </w:rPr>
               <w:t>Тест-кейсы и чек-листы, тестовые данные, обратную связь по падениям, приоритеты регресса</w:t>
             </w:r>
@@ -479,13 +636,16 @@
       <w:tr>
         <w:tc>
           <w:tcPr>
-            <w:tcW w:type="dxa" w:w="2160"/>
+            <w:tcW w:type="dxa" w:w="2041"/>
           </w:tcPr>
           <w:p>
-            <w:r/>
+            <w:pPr>
+              <w:spacing w:line="240" w:lineRule="auto"/>
+              <w:ind w:firstLine="0"/>
+            </w:pPr>
             <w:r>
               <w:rPr>
-                <w:sz w:val="21"/>
+                <w:sz w:val="22"/>
               </w:rPr>
               <w:t>Лидер ручного тестирования</w:t>
             </w:r>
@@ -493,13 +653,16 @@
         </w:tc>
         <w:tc>
           <w:tcPr>
-            <w:tcW w:type="dxa" w:w="3312"/>
+            <w:tcW w:type="dxa" w:w="3175"/>
           </w:tcPr>
           <w:p>
-            <w:r/>
+            <w:pPr>
+              <w:spacing w:line="240" w:lineRule="auto"/>
+              <w:ind w:firstLine="0"/>
+            </w:pPr>
             <w:r>
               <w:rPr>
-                <w:sz w:val="21"/>
+                <w:sz w:val="22"/>
               </w:rPr>
               <w:t>Держит единый стандарт качества и регресс-план, обучает QA</w:t>
             </w:r>
@@ -507,13 +670,16 @@
         </w:tc>
         <w:tc>
           <w:tcPr>
-            <w:tcW w:type="dxa" w:w="3456"/>
+            <w:tcW w:type="dxa" w:w="3345"/>
           </w:tcPr>
           <w:p>
-            <w:r/>
+            <w:pPr>
+              <w:spacing w:line="240" w:lineRule="auto"/>
+              <w:ind w:firstLine="0"/>
+            </w:pPr>
             <w:r>
               <w:rPr>
-                <w:sz w:val="21"/>
+                <w:sz w:val="22"/>
               </w:rPr>
               <w:t>Реестр регресса с приоритетами, правила оформления кейсов, план обучения команд</w:t>
             </w:r>
@@ -523,13 +689,16 @@
       <w:tr>
         <w:tc>
           <w:tcPr>
-            <w:tcW w:type="dxa" w:w="2160"/>
+            <w:tcW w:type="dxa" w:w="2041"/>
           </w:tcPr>
           <w:p>
-            <w:r/>
+            <w:pPr>
+              <w:spacing w:line="240" w:lineRule="auto"/>
+              <w:ind w:firstLine="0"/>
+            </w:pPr>
             <w:r>
               <w:rPr>
-                <w:sz w:val="21"/>
+                <w:sz w:val="22"/>
               </w:rPr>
               <w:t>Лидер разработки Frontend</w:t>
             </w:r>
@@ -537,13 +706,16 @@
         </w:tc>
         <w:tc>
           <w:tcPr>
-            <w:tcW w:type="dxa" w:w="3312"/>
+            <w:tcW w:type="dxa" w:w="3175"/>
           </w:tcPr>
           <w:p>
-            <w:r/>
+            <w:pPr>
+              <w:spacing w:line="240" w:lineRule="auto"/>
+              <w:ind w:firstLine="0"/>
+            </w:pPr>
             <w:r>
               <w:rPr>
-                <w:sz w:val="21"/>
+                <w:sz w:val="22"/>
               </w:rPr>
               <w:t>Отвечает за разметку, от которой зависят локаторы автотестов</w:t>
             </w:r>
@@ -551,13 +723,16 @@
         </w:tc>
         <w:tc>
           <w:tcPr>
-            <w:tcW w:type="dxa" w:w="3456"/>
+            <w:tcW w:type="dxa" w:w="3345"/>
           </w:tcPr>
           <w:p>
-            <w:r/>
+            <w:pPr>
+              <w:spacing w:line="240" w:lineRule="auto"/>
+              <w:ind w:firstLine="0"/>
+            </w:pPr>
             <w:r>
               <w:rPr>
-                <w:sz w:val="21"/>
+                <w:sz w:val="22"/>
               </w:rPr>
               <w:t>Обязательные data-test-id в новых фичах, стабильные локаторы, доступ к стендам, ревью правок UI</w:t>
             </w:r>
@@ -567,13 +742,16 @@
       <w:tr>
         <w:tc>
           <w:tcPr>
-            <w:tcW w:type="dxa" w:w="2160"/>
+            <w:tcW w:type="dxa" w:w="2041"/>
           </w:tcPr>
           <w:p>
-            <w:r/>
+            <w:pPr>
+              <w:spacing w:line="240" w:lineRule="auto"/>
+              <w:ind w:firstLine="0"/>
+            </w:pPr>
             <w:r>
               <w:rPr>
-                <w:sz w:val="21"/>
+                <w:sz w:val="22"/>
               </w:rPr>
               <w:t>Специалист по закупке</w:t>
             </w:r>
@@ -581,13 +759,16 @@
         </w:tc>
         <w:tc>
           <w:tcPr>
-            <w:tcW w:type="dxa" w:w="3312"/>
+            <w:tcW w:type="dxa" w:w="3175"/>
           </w:tcPr>
           <w:p>
-            <w:r/>
+            <w:pPr>
+              <w:spacing w:line="240" w:lineRule="auto"/>
+              <w:ind w:firstLine="0"/>
+            </w:pPr>
             <w:r>
               <w:rPr>
-                <w:sz w:val="21"/>
+                <w:sz w:val="22"/>
               </w:rPr>
               <w:t>Обеспечивает инфраструктуру: серверы, лицензии, доступы</w:t>
             </w:r>
@@ -595,13 +776,16 @@
         </w:tc>
         <w:tc>
           <w:tcPr>
-            <w:tcW w:type="dxa" w:w="3456"/>
+            <w:tcW w:type="dxa" w:w="3345"/>
           </w:tcPr>
           <w:p>
-            <w:r/>
+            <w:pPr>
+              <w:spacing w:line="240" w:lineRule="auto"/>
+              <w:ind w:firstLine="0"/>
+            </w:pPr>
             <w:r>
               <w:rPr>
-                <w:sz w:val="21"/>
+                <w:sz w:val="22"/>
               </w:rPr>
               <w:t>Заявку на VM под CI-раннеры и сроки поставки, лицензии, согласование бюджета</w:t>
             </w:r>
@@ -609,22 +793,33 @@
         </w:tc>
       </w:tr>
     </w:tbl>
-    <w:p/>
+    <w:p>
+      <w:pPr>
+        <w:spacing w:after="120"/>
+      </w:pPr>
+    </w:p>
     <w:p>
       <w:pPr>
         <w:pStyle w:val="Heading2"/>
+        <w:keepNext/>
+        <w:spacing w:before="120" w:after="120" w:line="360" w:lineRule="auto"/>
+        <w:ind w:firstLine="709"/>
+        <w:jc w:val="left"/>
       </w:pPr>
       <w:r>
         <w:rPr>
           <w:rFonts w:ascii="Times New Roman" w:hAnsi="Times New Roman"/>
-          <w:color w:val="1F2937"/>
+          <w:b/>
+          <w:color w:val="000000"/>
+          <w:sz w:val="28"/>
         </w:rPr>
         <w:t>1.3. Три вопроса команде «Платежи»</w:t>
       </w:r>
     </w:p>
     <w:p>
       <w:pPr>
-        <w:pStyle w:val="ListBullet"/>
+        <w:ind w:firstLine="709" w:left="283"/>
+        <w:jc w:val="both"/>
       </w:pPr>
       <w:r>
         <w:t>1. Какие сценарии вы проверяете вручную чаще всего и какие из них критичны для клиента (перевод, лимиты, ошибки ввода)? — чтобы выбрать первые автотесты по реальному риску, а не «на глаз».</w:t>
@@ -632,7 +827,8 @@
     </w:p>
     <w:p>
       <w:pPr>
-        <w:pStyle w:val="ListBullet"/>
+        <w:ind w:firstLine="709" w:left="283"/>
+        <w:jc w:val="both"/>
       </w:pPr>
       <w:r>
         <w:t>2. Какие части платежей меняются в ближайшие спринты, а какие API и формы уже стабильны? — нестабильное автоматизировать рано, стабильное даёт быстрый эффект.</w:t>
@@ -640,7 +836,8 @@
     </w:p>
     <w:p>
       <w:pPr>
-        <w:pStyle w:val="ListBullet"/>
+        <w:ind w:firstLine="709" w:left="283"/>
+        <w:jc w:val="both"/>
       </w:pPr>
       <w:r>
         <w:t>3. Есть ли постоянные тестовые счета, стенд и доступ к базе, чтобы проверять остатки после перевода? — без данных и доступа к БД автотест проверит только текст на экране.</w:t>
@@ -649,11 +846,17 @@
     <w:p>
       <w:pPr>
         <w:pStyle w:val="Heading1"/>
+        <w:keepNext/>
+        <w:spacing w:before="240" w:after="120" w:line="360" w:lineRule="auto"/>
+        <w:ind w:firstLine="0"/>
+        <w:jc w:val="center"/>
       </w:pPr>
       <w:r>
         <w:rPr>
           <w:rFonts w:ascii="Times New Roman" w:hAnsi="Times New Roman"/>
-          <w:color w:val="1F2937"/>
+          <w:b/>
+          <w:color w:val="000000"/>
+          <w:sz w:val="28"/>
         </w:rPr>
         <w:t>Задание 2. Требования и стек на Python</w:t>
       </w:r>
@@ -661,13 +864,33 @@
     <w:p>
       <w:pPr>
         <w:pStyle w:val="Heading2"/>
+        <w:keepNext/>
+        <w:spacing w:before="120" w:after="120" w:line="360" w:lineRule="auto"/>
+        <w:ind w:firstLine="709"/>
+        <w:jc w:val="left"/>
       </w:pPr>
       <w:r>
         <w:rPr>
           <w:rFonts w:ascii="Times New Roman" w:hAnsi="Times New Roman"/>
-          <w:color w:val="1F2937"/>
+          <w:b/>
+          <w:color w:val="000000"/>
+          <w:sz w:val="28"/>
         </w:rPr>
         <w:t>2.1. Выбор инструментов</w:t>
+      </w:r>
+    </w:p>
+    <w:p>
+      <w:pPr>
+        <w:keepNext/>
+        <w:spacing w:before="200" w:after="80"/>
+        <w:ind w:firstLine="0"/>
+        <w:jc w:val="left"/>
+      </w:pPr>
+      <w:r>
+        <w:rPr>
+          <w:sz w:val="24"/>
+        </w:rPr>
+        <w:t>Таблица 2 – Выбор инструментов автоматизации</w:t>
       </w:r>
     </w:p>
     <w:tbl>
@@ -675,12 +898,13 @@
         <w:tblStyle w:val="TableGrid"/>
         <w:tblW w:type="auto" w:w="0"/>
         <w:jc w:val="center"/>
+        <w:tblLayout w:type="fixed"/>
         <w:tblLook w:firstColumn="1" w:firstRow="1" w:lastColumn="0" w:lastRow="0" w:noHBand="0" w:noVBand="1" w:val="04A0"/>
       </w:tblPr>
       <w:tblGrid>
-        <w:gridCol w:w="3216"/>
-        <w:gridCol w:w="3216"/>
-        <w:gridCol w:w="3216"/>
+        <w:gridCol w:w="3118"/>
+        <w:gridCol w:w="3118"/>
+        <w:gridCol w:w="3118"/>
       </w:tblGrid>
       <w:tr>
         <w:trPr>
@@ -688,17 +912,18 @@
         </w:trPr>
         <w:tc>
           <w:tcPr>
-            <w:tcW w:type="dxa" w:w="2160"/>
+            <w:tcW w:type="dxa" w:w="1928"/>
           </w:tcPr>
           <w:p>
             <w:pPr>
+              <w:spacing w:line="240" w:lineRule="auto"/>
+              <w:ind w:firstLine="0"/>
               <w:shd w:val="clear" w:color="auto" w:fill="E7E9EE"/>
             </w:pPr>
-            <w:r/>
             <w:r>
               <w:rPr>
                 <w:b/>
-                <w:sz w:val="21"/>
+                <w:sz w:val="22"/>
               </w:rPr>
               <w:t>Задача</w:t>
             </w:r>
@@ -706,17 +931,18 @@
         </w:tc>
         <w:tc>
           <w:tcPr>
-            <w:tcW w:type="dxa" w:w="2016"/>
+            <w:tcW w:type="dxa" w:w="1814"/>
           </w:tcPr>
           <w:p>
             <w:pPr>
+              <w:spacing w:line="240" w:lineRule="auto"/>
+              <w:ind w:firstLine="0"/>
               <w:shd w:val="clear" w:color="auto" w:fill="E7E9EE"/>
             </w:pPr>
-            <w:r/>
             <w:r>
               <w:rPr>
                 <w:b/>
-                <w:sz w:val="21"/>
+                <w:sz w:val="22"/>
               </w:rPr>
               <w:t>Варианты</w:t>
             </w:r>
@@ -724,17 +950,18 @@
         </w:tc>
         <w:tc>
           <w:tcPr>
-            <w:tcW w:type="dxa" w:w="4752"/>
+            <w:tcW w:type="dxa" w:w="4819"/>
           </w:tcPr>
           <w:p>
             <w:pPr>
+              <w:spacing w:line="240" w:lineRule="auto"/>
+              <w:ind w:firstLine="0"/>
               <w:shd w:val="clear" w:color="auto" w:fill="E7E9EE"/>
             </w:pPr>
-            <w:r/>
             <w:r>
               <w:rPr>
                 <w:b/>
-                <w:sz w:val="21"/>
+                <w:sz w:val="22"/>
               </w:rPr>
               <w:t>Выбор и обоснование</w:t>
             </w:r>
@@ -744,13 +971,16 @@
       <w:tr>
         <w:tc>
           <w:tcPr>
-            <w:tcW w:type="dxa" w:w="2160"/>
+            <w:tcW w:type="dxa" w:w="1928"/>
           </w:tcPr>
           <w:p>
-            <w:r/>
+            <w:pPr>
+              <w:spacing w:line="240" w:lineRule="auto"/>
+              <w:ind w:firstLine="0"/>
+            </w:pPr>
             <w:r>
               <w:rPr>
-                <w:sz w:val="21"/>
+                <w:sz w:val="22"/>
               </w:rPr>
               <w:t>Тестирование Frontend</w:t>
             </w:r>
@@ -758,13 +988,16 @@
         </w:tc>
         <w:tc>
           <w:tcPr>
-            <w:tcW w:type="dxa" w:w="2016"/>
+            <w:tcW w:type="dxa" w:w="1814"/>
           </w:tcPr>
           <w:p>
-            <w:r/>
+            <w:pPr>
+              <w:spacing w:line="240" w:lineRule="auto"/>
+              <w:ind w:firstLine="0"/>
+            </w:pPr>
             <w:r>
               <w:rPr>
-                <w:sz w:val="21"/>
+                <w:sz w:val="22"/>
               </w:rPr>
               <w:t>Selenium, Playwright</w:t>
             </w:r>
@@ -772,15 +1005,18 @@
         </w:tc>
         <w:tc>
           <w:tcPr>
-            <w:tcW w:type="dxa" w:w="4752"/>
+            <w:tcW w:type="dxa" w:w="4819"/>
           </w:tcPr>
           <w:p>
-            <w:r/>
+            <w:pPr>
+              <w:spacing w:line="240" w:lineRule="auto"/>
+              <w:ind w:firstLine="0"/>
+            </w:pPr>
             <w:r>
               <w:rPr>
-                <w:sz w:val="21"/>
+                <w:sz w:val="22"/>
               </w:rPr>
-              <w:t>Playwright: авто-ожидания без sleep, один API для Chromium/Firefox/WebKit, трассировка и кодогенерация — ручному QA проще освоить</w:t>
+              <w:t>Playwright: авто-ожидания без sleep, один API для Chromium, Firefox и WebKit, трассировка и кодогенерация — ручному QA проще освоить</w:t>
             </w:r>
           </w:p>
         </w:tc>
@@ -788,13 +1024,16 @@
       <w:tr>
         <w:tc>
           <w:tcPr>
-            <w:tcW w:type="dxa" w:w="2160"/>
+            <w:tcW w:type="dxa" w:w="1928"/>
           </w:tcPr>
           <w:p>
-            <w:r/>
+            <w:pPr>
+              <w:spacing w:line="240" w:lineRule="auto"/>
+              <w:ind w:firstLine="0"/>
+            </w:pPr>
             <w:r>
               <w:rPr>
-                <w:sz w:val="21"/>
+                <w:sz w:val="22"/>
               </w:rPr>
               <w:t>Тестирование Backend (REST)</w:t>
             </w:r>
@@ -802,13 +1041,16 @@
         </w:tc>
         <w:tc>
           <w:tcPr>
-            <w:tcW w:type="dxa" w:w="2016"/>
+            <w:tcW w:type="dxa" w:w="1814"/>
           </w:tcPr>
           <w:p>
-            <w:r/>
+            <w:pPr>
+              <w:spacing w:line="240" w:lineRule="auto"/>
+              <w:ind w:firstLine="0"/>
+            </w:pPr>
             <w:r>
               <w:rPr>
-                <w:sz w:val="21"/>
+                <w:sz w:val="22"/>
               </w:rPr>
               <w:t>requests, httpx</w:t>
             </w:r>
@@ -816,13 +1058,16 @@
         </w:tc>
         <w:tc>
           <w:tcPr>
-            <w:tcW w:type="dxa" w:w="4752"/>
+            <w:tcW w:type="dxa" w:w="4819"/>
           </w:tcPr>
           <w:p>
-            <w:r/>
+            <w:pPr>
+              <w:spacing w:line="240" w:lineRule="auto"/>
+              <w:ind w:firstLine="0"/>
+            </w:pPr>
             <w:r>
               <w:rPr>
-                <w:sz w:val="21"/>
+                <w:sz w:val="22"/>
               </w:rPr>
               <w:t>httpx: тот же синтаксис, что у requests, но есть таймауты по умолчанию, поддержка async и HTTP/2 — запас на рост нагрузки</w:t>
             </w:r>
@@ -832,13 +1077,16 @@
       <w:tr>
         <w:tc>
           <w:tcPr>
-            <w:tcW w:type="dxa" w:w="2160"/>
+            <w:tcW w:type="dxa" w:w="1928"/>
           </w:tcPr>
           <w:p>
-            <w:r/>
+            <w:pPr>
+              <w:spacing w:line="240" w:lineRule="auto"/>
+              <w:ind w:firstLine="0"/>
+            </w:pPr>
             <w:r>
               <w:rPr>
-                <w:sz w:val="21"/>
+                <w:sz w:val="22"/>
               </w:rPr>
               <w:t>Обращения в базу данных</w:t>
             </w:r>
@@ -846,13 +1094,16 @@
         </w:tc>
         <w:tc>
           <w:tcPr>
-            <w:tcW w:type="dxa" w:w="2016"/>
+            <w:tcW w:type="dxa" w:w="1814"/>
           </w:tcPr>
           <w:p>
-            <w:r/>
+            <w:pPr>
+              <w:spacing w:line="240" w:lineRule="auto"/>
+              <w:ind w:firstLine="0"/>
+            </w:pPr>
             <w:r>
               <w:rPr>
-                <w:sz w:val="21"/>
+                <w:sz w:val="22"/>
               </w:rPr>
               <w:t>sqlite3, psycopg2, SQLAlchemy</w:t>
             </w:r>
@@ -860,15 +1111,18 @@
         </w:tc>
         <w:tc>
           <w:tcPr>
-            <w:tcW w:type="dxa" w:w="4752"/>
+            <w:tcW w:type="dxa" w:w="4819"/>
           </w:tcPr>
           <w:p>
-            <w:r/>
+            <w:pPr>
+              <w:spacing w:line="240" w:lineRule="auto"/>
+              <w:ind w:firstLine="0"/>
+            </w:pPr>
             <w:r>
               <w:rPr>
-                <w:sz w:val="21"/>
+                <w:sz w:val="22"/>
               </w:rPr>
-              <w:t>SQLAlchemy Core + драйвер psycopg2: один код для локальной sqlite и тестового PostgreSQL, параметризованные запросы без склейки SQL</w:t>
+              <w:t>SQLAlchemy Core с драйвером psycopg2: один код для локальной sqlite и тестового PostgreSQL, параметризованные запросы без склейки SQL</w:t>
             </w:r>
           </w:p>
         </w:tc>
@@ -876,13 +1130,16 @@
       <w:tr>
         <w:tc>
           <w:tcPr>
-            <w:tcW w:type="dxa" w:w="2160"/>
+            <w:tcW w:type="dxa" w:w="1928"/>
           </w:tcPr>
           <w:p>
-            <w:r/>
+            <w:pPr>
+              <w:spacing w:line="240" w:lineRule="auto"/>
+              <w:ind w:firstLine="0"/>
+            </w:pPr>
             <w:r>
               <w:rPr>
-                <w:sz w:val="21"/>
+                <w:sz w:val="22"/>
               </w:rPr>
               <w:t>Тесты пишут ручные QA без опыта</w:t>
             </w:r>
@@ -890,13 +1147,16 @@
         </w:tc>
         <w:tc>
           <w:tcPr>
-            <w:tcW w:type="dxa" w:w="2016"/>
+            <w:tcW w:type="dxa" w:w="1814"/>
           </w:tcPr>
           <w:p>
-            <w:r/>
+            <w:pPr>
+              <w:spacing w:line="240" w:lineRule="auto"/>
+              <w:ind w:firstLine="0"/>
+            </w:pPr>
             <w:r>
               <w:rPr>
-                <w:sz w:val="21"/>
+                <w:sz w:val="22"/>
               </w:rPr>
               <w:t>behave, pytest-bdd</w:t>
             </w:r>
@@ -904,13 +1164,16 @@
         </w:tc>
         <w:tc>
           <w:tcPr>
-            <w:tcW w:type="dxa" w:w="4752"/>
+            <w:tcW w:type="dxa" w:w="4819"/>
           </w:tcPr>
           <w:p>
-            <w:r/>
+            <w:pPr>
+              <w:spacing w:line="240" w:lineRule="auto"/>
+              <w:ind w:firstLine="0"/>
+            </w:pPr>
             <w:r>
               <w:rPr>
-                <w:sz w:val="21"/>
+                <w:sz w:val="22"/>
               </w:rPr>
               <w:t>behave: сценарии на Gherkin по-русски, шаги переиспользуются, не нужно знать фикстуры pytest — ниже порог входа</w:t>
             </w:r>
@@ -920,27 +1183,33 @@
       <w:tr>
         <w:tc>
           <w:tcPr>
-            <w:tcW w:type="dxa" w:w="2160"/>
+            <w:tcW w:type="dxa" w:w="1928"/>
           </w:tcPr>
           <w:p>
-            <w:r/>
+            <w:pPr>
+              <w:spacing w:line="240" w:lineRule="auto"/>
+              <w:ind w:firstLine="0"/>
+            </w:pPr>
             <w:r>
               <w:rPr>
-                <w:sz w:val="21"/>
+                <w:sz w:val="22"/>
               </w:rPr>
-              <w:t>Отчёты с графиками</w:t>
+              <w:t>Отчёты о прогоне</w:t>
             </w:r>
           </w:p>
         </w:tc>
         <w:tc>
           <w:tcPr>
-            <w:tcW w:type="dxa" w:w="2016"/>
+            <w:tcW w:type="dxa" w:w="1814"/>
           </w:tcPr>
           <w:p>
-            <w:r/>
+            <w:pPr>
+              <w:spacing w:line="240" w:lineRule="auto"/>
+              <w:ind w:firstLine="0"/>
+            </w:pPr>
             <w:r>
               <w:rPr>
-                <w:sz w:val="21"/>
+                <w:sz w:val="22"/>
               </w:rPr>
               <w:t>Allure, pytest-html</w:t>
             </w:r>
@@ -948,77 +1217,112 @@
         </w:tc>
         <w:tc>
           <w:tcPr>
-            <w:tcW w:type="dxa" w:w="4752"/>
+            <w:tcW w:type="dxa" w:w="4819"/>
           </w:tcPr>
           <w:p>
-            <w:r/>
+            <w:pPr>
+              <w:spacing w:line="240" w:lineRule="auto"/>
+              <w:ind w:firstLine="0"/>
+            </w:pPr>
             <w:r>
               <w:rPr>
-                <w:sz w:val="21"/>
+                <w:sz w:val="22"/>
               </w:rPr>
-              <w:t>Allure: шаги, вложения, категории, история прогонов и графики — руководителю видно покрытие и динамику, а не один HTML-файл</w:t>
+              <w:t>HTML-отчёт, который собирается из JSON-результатов behave скриптом make_html_report.py: один самодостаточный файл без внешних серверов и Java, открывается в браузере и прикладывается к CI</w:t>
             </w:r>
           </w:p>
         </w:tc>
       </w:tr>
     </w:tbl>
-    <w:p/>
+    <w:p>
+      <w:pPr>
+        <w:spacing w:after="120"/>
+      </w:pPr>
+    </w:p>
     <w:p>
       <w:pPr>
         <w:pStyle w:val="Heading2"/>
+        <w:keepNext/>
+        <w:spacing w:before="120" w:after="120" w:line="360" w:lineRule="auto"/>
+        <w:ind w:firstLine="709"/>
+        <w:jc w:val="left"/>
       </w:pPr>
       <w:r>
         <w:rPr>
           <w:rFonts w:ascii="Times New Roman" w:hAnsi="Times New Roman"/>
-          <w:color w:val="1F2937"/>
+          <w:b/>
+          <w:color w:val="000000"/>
+          <w:sz w:val="28"/>
         </w:rPr>
         <w:t>2.2. Преимущество и риск Python-стека</w:t>
       </w:r>
     </w:p>
     <w:p>
+      <w:pPr>
+        <w:ind w:firstLine="709"/>
+      </w:pPr>
       <w:r>
         <w:rPr>
           <w:b w:val="0"/>
           <w:i w:val="0"/>
+          <w:sz w:val="28"/>
         </w:rPr>
         <w:t>Преимущество: низкий порог входа — ручные тестировщики читают Gherkin-сценарии и пишут шаги на Python быстрее, чем на Java, а библиотеки Playwright и httpx ставятся одной командой, поэтому первые автотесты появляются в первом же спринте.</w:t>
       </w:r>
     </w:p>
     <w:p>
+      <w:pPr>
+        <w:ind w:firstLine="709"/>
+      </w:pPr>
       <w:r>
         <w:rPr>
           <w:b w:val="0"/>
           <w:i w:val="0"/>
+          <w:sz w:val="28"/>
         </w:rPr>
-        <w:t>Риск: Python-стек в крупной промышленной эксплуатации требует самодельной обвязки (параллельный запуск, распределённые прогоны, стабильность тестов), и меньше готовых «из коробки» решений, чем в Java (Selenium Grid, TestNG, Maven). Если каркас не поддерживать, тесты начнут падать и потеряют доверие.</w:t>
+        <w:t>Риск: Python-стек в крупной промышленной эксплуатации требует самодельной обвязки (параллельный запуск, распределённые прогоны, стабильность тестов), и готовых решений «из коробки» меньше, чем в Java (Selenium Grid, TestNG, Maven). Если каркас не поддерживать, тесты начнут падать и потеряют доверие.</w:t>
       </w:r>
     </w:p>
     <w:p>
       <w:pPr>
         <w:pStyle w:val="Heading2"/>
+        <w:keepNext/>
+        <w:spacing w:before="120" w:after="120" w:line="360" w:lineRule="auto"/>
+        <w:ind w:firstLine="709"/>
+        <w:jc w:val="left"/>
       </w:pPr>
       <w:r>
         <w:rPr>
           <w:rFonts w:ascii="Times New Roman" w:hAnsi="Times New Roman"/>
-          <w:color w:val="1F2937"/>
+          <w:b/>
+          <w:color w:val="000000"/>
+          <w:sz w:val="28"/>
         </w:rPr>
         <w:t>2.3. Сколько нужно автоматизаторов</w:t>
       </w:r>
     </w:p>
     <w:p>
+      <w:pPr>
+        <w:ind w:firstLine="709"/>
+      </w:pPr>
       <w:r>
         <w:rPr>
           <w:b w:val="0"/>
           <w:i w:val="0"/>
+          <w:sz w:val="28"/>
         </w:rPr>
         <w:t>Норма: один автоматизатор обслуживает не больше пяти команд. Всего команд — 6.</w:t>
       </w:r>
     </w:p>
     <w:p>
+      <w:pPr>
+        <w:ind w:firstLine="709"/>
+      </w:pPr>
       <w:r>
         <w:rPr>
           <w:b w:val="0"/>
           <w:i w:val="0"/>
+          <w:sz w:val="28"/>
         </w:rPr>
         <w:t>Расчёт: 6 / 5 = 1,2 → округляем вверх = 2 автоматизатора. Второй нужен не «на всякий случай»: пять команд закрывает первый, шестая плюс обучение QA и поддержка каркаса — второй; он же подменяет первого в отпуске и болезни.</w:t>
       </w:r>
@@ -1026,11 +1330,17 @@
     <w:p>
       <w:pPr>
         <w:pStyle w:val="Heading1"/>
+        <w:keepNext/>
+        <w:spacing w:before="240" w:after="120" w:line="360" w:lineRule="auto"/>
+        <w:ind w:firstLine="0"/>
+        <w:jc w:val="center"/>
       </w:pPr>
       <w:r>
         <w:rPr>
           <w:rFonts w:ascii="Times New Roman" w:hAnsi="Times New Roman"/>
-          <w:color w:val="1F2937"/>
+          <w:b/>
+          <w:color w:val="000000"/>
+          <w:sz w:val="28"/>
         </w:rPr>
         <w:t>Задание 3. Инфраструктура и каркас репозитория</w:t>
       </w:r>
@@ -1038,13 +1348,33 @@
     <w:p>
       <w:pPr>
         <w:pStyle w:val="Heading2"/>
+        <w:keepNext/>
+        <w:spacing w:before="120" w:after="120" w:line="360" w:lineRule="auto"/>
+        <w:ind w:firstLine="709"/>
+        <w:jc w:val="left"/>
       </w:pPr>
       <w:r>
         <w:rPr>
           <w:rFonts w:ascii="Times New Roman" w:hAnsi="Times New Roman"/>
-          <w:color w:val="1F2937"/>
+          <w:b/>
+          <w:color w:val="000000"/>
+          <w:sz w:val="28"/>
         </w:rPr>
         <w:t>3.1. Машины и сервисы для удалённого параллельного запуска</w:t>
+      </w:r>
+    </w:p>
+    <w:p>
+      <w:pPr>
+        <w:keepNext/>
+        <w:spacing w:before="200" w:after="80"/>
+        <w:ind w:firstLine="0"/>
+        <w:jc w:val="left"/>
+      </w:pPr>
+      <w:r>
+        <w:rPr>
+          <w:sz w:val="24"/>
+        </w:rPr>
+        <w:t>Таблица 3 – Инфраструктура запуска автотестов</w:t>
       </w:r>
     </w:p>
     <w:tbl>
@@ -1052,12 +1382,13 @@
         <w:tblStyle w:val="TableGrid"/>
         <w:tblW w:type="auto" w:w="0"/>
         <w:jc w:val="center"/>
+        <w:tblLayout w:type="fixed"/>
         <w:tblLook w:firstColumn="1" w:firstRow="1" w:lastColumn="0" w:lastRow="0" w:noHBand="0" w:noVBand="1" w:val="04A0"/>
       </w:tblPr>
       <w:tblGrid>
-        <w:gridCol w:w="3216"/>
-        <w:gridCol w:w="3216"/>
-        <w:gridCol w:w="3216"/>
+        <w:gridCol w:w="3118"/>
+        <w:gridCol w:w="3118"/>
+        <w:gridCol w:w="3118"/>
       </w:tblGrid>
       <w:tr>
         <w:trPr>
@@ -1065,17 +1396,18 @@
         </w:trPr>
         <w:tc>
           <w:tcPr>
-            <w:tcW w:type="dxa" w:w="2304"/>
+            <w:tcW w:type="dxa" w:w="1928"/>
           </w:tcPr>
           <w:p>
             <w:pPr>
+              <w:spacing w:line="240" w:lineRule="auto"/>
+              <w:ind w:firstLine="0"/>
               <w:shd w:val="clear" w:color="auto" w:fill="E7E9EE"/>
             </w:pPr>
-            <w:r/>
             <w:r>
               <w:rPr>
                 <w:b/>
-                <w:sz w:val="21"/>
+                <w:sz w:val="22"/>
               </w:rPr>
               <w:t>Задача</w:t>
             </w:r>
@@ -1083,17 +1415,18 @@
         </w:tc>
         <w:tc>
           <w:tcPr>
-            <w:tcW w:type="dxa" w:w="2304"/>
+            <w:tcW w:type="dxa" w:w="2041"/>
           </w:tcPr>
           <w:p>
             <w:pPr>
+              <w:spacing w:line="240" w:lineRule="auto"/>
+              <w:ind w:firstLine="0"/>
               <w:shd w:val="clear" w:color="auto" w:fill="E7E9EE"/>
             </w:pPr>
-            <w:r/>
             <w:r>
               <w:rPr>
                 <w:b/>
-                <w:sz w:val="21"/>
+                <w:sz w:val="22"/>
               </w:rPr>
               <w:t>Варианты</w:t>
             </w:r>
@@ -1101,17 +1434,18 @@
         </w:tc>
         <w:tc>
           <w:tcPr>
-            <w:tcW w:type="dxa" w:w="4320"/>
+            <w:tcW w:type="dxa" w:w="4592"/>
           </w:tcPr>
           <w:p>
             <w:pPr>
+              <w:spacing w:line="240" w:lineRule="auto"/>
+              <w:ind w:firstLine="0"/>
               <w:shd w:val="clear" w:color="auto" w:fill="E7E9EE"/>
             </w:pPr>
-            <w:r/>
             <w:r>
               <w:rPr>
                 <w:b/>
-                <w:sz w:val="21"/>
+                <w:sz w:val="22"/>
               </w:rPr>
               <w:t>Выбор и обоснование</w:t>
             </w:r>
@@ -1121,13 +1455,16 @@
       <w:tr>
         <w:tc>
           <w:tcPr>
-            <w:tcW w:type="dxa" w:w="2304"/>
+            <w:tcW w:type="dxa" w:w="1928"/>
           </w:tcPr>
           <w:p>
-            <w:r/>
+            <w:pPr>
+              <w:spacing w:line="240" w:lineRule="auto"/>
+              <w:ind w:firstLine="0"/>
+            </w:pPr>
             <w:r>
               <w:rPr>
-                <w:sz w:val="21"/>
+                <w:sz w:val="22"/>
               </w:rPr>
               <w:t>Сервер CI</w:t>
             </w:r>
@@ -1135,13 +1472,16 @@
         </w:tc>
         <w:tc>
           <w:tcPr>
-            <w:tcW w:type="dxa" w:w="2304"/>
+            <w:tcW w:type="dxa" w:w="2041"/>
           </w:tcPr>
           <w:p>
-            <w:r/>
+            <w:pPr>
+              <w:spacing w:line="240" w:lineRule="auto"/>
+              <w:ind w:firstLine="0"/>
+            </w:pPr>
             <w:r>
               <w:rPr>
-                <w:sz w:val="21"/>
+                <w:sz w:val="22"/>
               </w:rPr>
               <w:t>GitHub Actions, GitLab CI, Jenkins</w:t>
             </w:r>
@@ -1149,15 +1489,18 @@
         </w:tc>
         <w:tc>
           <w:tcPr>
-            <w:tcW w:type="dxa" w:w="4320"/>
+            <w:tcW w:type="dxa" w:w="4592"/>
           </w:tcPr>
           <w:p>
-            <w:r/>
+            <w:pPr>
+              <w:spacing w:line="240" w:lineRule="auto"/>
+              <w:ind w:firstLine="0"/>
+            </w:pPr>
             <w:r>
               <w:rPr>
-                <w:sz w:val="21"/>
+                <w:sz w:val="22"/>
               </w:rPr>
-              <w:t>GitHub Actions: репозиторий уже в GitHub, пайплайн описывается файлом tests.yml, первые 2000 минут в месяц бесплатны — экономия бюджета из кейса</w:t>
+              <w:t>GitHub Actions: репозиторий уже в GitHub, пайплайн описывается файлом tests.yml, бесплатные минуты покрывают прогоны небольшой команды</w:t>
             </w:r>
           </w:p>
         </w:tc>
@@ -1165,13 +1508,16 @@
       <w:tr>
         <w:tc>
           <w:tcPr>
-            <w:tcW w:type="dxa" w:w="2304"/>
+            <w:tcW w:type="dxa" w:w="1928"/>
           </w:tcPr>
           <w:p>
-            <w:r/>
+            <w:pPr>
+              <w:spacing w:line="240" w:lineRule="auto"/>
+              <w:ind w:firstLine="0"/>
+            </w:pPr>
             <w:r>
               <w:rPr>
-                <w:sz w:val="21"/>
+                <w:sz w:val="22"/>
               </w:rPr>
               <w:t>Машина под runner / agent</w:t>
             </w:r>
@@ -1179,27 +1525,33 @@
         </w:tc>
         <w:tc>
           <w:tcPr>
-            <w:tcW w:type="dxa" w:w="2304"/>
+            <w:tcW w:type="dxa" w:w="2041"/>
           </w:tcPr>
           <w:p>
-            <w:r/>
+            <w:pPr>
+              <w:spacing w:line="240" w:lineRule="auto"/>
+              <w:ind w:firstLine="0"/>
+            </w:pPr>
             <w:r>
               <w:rPr>
-                <w:sz w:val="21"/>
+                <w:sz w:val="22"/>
               </w:rPr>
-              <w:t>свой ноутбук, облачная VM, self-hosted runner</w:t>
+              <w:t>ноутбук, облачная VM, self-hosted runner</w:t>
             </w:r>
           </w:p>
         </w:tc>
         <w:tc>
           <w:tcPr>
-            <w:tcW w:type="dxa" w:w="4320"/>
+            <w:tcW w:type="dxa" w:w="4592"/>
           </w:tcPr>
           <w:p>
-            <w:r/>
+            <w:pPr>
+              <w:spacing w:line="240" w:lineRule="auto"/>
+              <w:ind w:firstLine="0"/>
+            </w:pPr>
             <w:r>
               <w:rPr>
-                <w:sz w:val="21"/>
+                <w:sz w:val="22"/>
               </w:rPr>
               <w:t>Облачная Linux VM 4 vCPU / 8 ГБ в Docker: прогон не зависит от ноутбука QA, стенд воспроизводим, браузер ставится в контейнер</w:t>
             </w:r>
@@ -1209,13 +1561,16 @@
       <w:tr>
         <w:tc>
           <w:tcPr>
-            <w:tcW w:type="dxa" w:w="2304"/>
+            <w:tcW w:type="dxa" w:w="1928"/>
           </w:tcPr>
           <w:p>
-            <w:r/>
+            <w:pPr>
+              <w:spacing w:line="240" w:lineRule="auto"/>
+              <w:ind w:firstLine="0"/>
+            </w:pPr>
             <w:r>
               <w:rPr>
-                <w:sz w:val="21"/>
+                <w:sz w:val="22"/>
               </w:rPr>
               <w:t>Запуск тестов параллельно</w:t>
             </w:r>
@@ -1223,13 +1578,16 @@
         </w:tc>
         <w:tc>
           <w:tcPr>
-            <w:tcW w:type="dxa" w:w="2304"/>
+            <w:tcW w:type="dxa" w:w="2041"/>
           </w:tcPr>
           <w:p>
-            <w:r/>
+            <w:pPr>
+              <w:spacing w:line="240" w:lineRule="auto"/>
+              <w:ind w:firstLine="0"/>
+            </w:pPr>
             <w:r>
               <w:rPr>
-                <w:sz w:val="21"/>
+                <w:sz w:val="22"/>
               </w:rPr>
               <w:t>один поток, matrix-джобы, pytest-xdist</w:t>
             </w:r>
@@ -1237,15 +1595,18 @@
         </w:tc>
         <w:tc>
           <w:tcPr>
-            <w:tcW w:type="dxa" w:w="4320"/>
+            <w:tcW w:type="dxa" w:w="4592"/>
           </w:tcPr>
           <w:p>
-            <w:r/>
+            <w:pPr>
+              <w:spacing w:line="240" w:lineRule="auto"/>
+              <w:ind w:firstLine="0"/>
+            </w:pPr>
             <w:r>
               <w:rPr>
-                <w:sz w:val="21"/>
+                <w:sz w:val="22"/>
               </w:rPr>
-              <w:t>Матрица CI по тегам/командам + встроенный параллелизм Playwright: каждая команда — отдельная джоба, прогон регресса не растягивается на часы</w:t>
+              <w:t>Матрица CI по командам и тегам плюс параллельные воркеры Playwright: каждая команда — отдельная джоба, регресс не растягивается на часы</w:t>
             </w:r>
           </w:p>
         </w:tc>
@@ -1253,13 +1614,16 @@
       <w:tr>
         <w:tc>
           <w:tcPr>
-            <w:tcW w:type="dxa" w:w="2304"/>
+            <w:tcW w:type="dxa" w:w="1928"/>
           </w:tcPr>
           <w:p>
-            <w:r/>
+            <w:pPr>
+              <w:spacing w:line="240" w:lineRule="auto"/>
+              <w:ind w:firstLine="0"/>
+            </w:pPr>
             <w:r>
               <w:rPr>
-                <w:sz w:val="21"/>
+                <w:sz w:val="22"/>
               </w:rPr>
               <w:t>Система отчётов</w:t>
             </w:r>
@@ -1267,13 +1631,16 @@
         </w:tc>
         <w:tc>
           <w:tcPr>
-            <w:tcW w:type="dxa" w:w="2304"/>
+            <w:tcW w:type="dxa" w:w="2041"/>
           </w:tcPr>
           <w:p>
-            <w:r/>
+            <w:pPr>
+              <w:spacing w:line="240" w:lineRule="auto"/>
+              <w:ind w:firstLine="0"/>
+            </w:pPr>
             <w:r>
               <w:rPr>
-                <w:sz w:val="21"/>
+                <w:sz w:val="22"/>
               </w:rPr>
               <w:t>Allure server, GitHub Pages, артефакт CI</w:t>
             </w:r>
@@ -1281,41 +1648,57 @@
         </w:tc>
         <w:tc>
           <w:tcPr>
-            <w:tcW w:type="dxa" w:w="4320"/>
+            <w:tcW w:type="dxa" w:w="4592"/>
           </w:tcPr>
           <w:p>
-            <w:r/>
+            <w:pPr>
+              <w:spacing w:line="240" w:lineRule="auto"/>
+              <w:ind w:firstLine="0"/>
+            </w:pPr>
             <w:r>
               <w:rPr>
-                <w:sz w:val="21"/>
+                <w:sz w:val="22"/>
               </w:rPr>
-              <w:t>Allure-отчёт как артефакт CI + публикация на GitHub Pages: ссылку получают QA и владельцы продуктов, история прогонов сохраняется</w:t>
+              <w:t>HTML-отчёт как артефакт CI: ссылку получают QA и владельцы продуктов, история прогонов хранится в GitHub Actions</w:t>
             </w:r>
           </w:p>
         </w:tc>
       </w:tr>
     </w:tbl>
-    <w:p/>
+    <w:p>
+      <w:pPr>
+        <w:spacing w:after="120"/>
+      </w:pPr>
+    </w:p>
     <w:p>
       <w:pPr>
         <w:pStyle w:val="Heading2"/>
+        <w:keepNext/>
+        <w:spacing w:before="120" w:after="120" w:line="360" w:lineRule="auto"/>
+        <w:ind w:firstLine="709"/>
+        <w:jc w:val="left"/>
       </w:pPr>
       <w:r>
         <w:rPr>
           <w:rFonts w:ascii="Times New Roman" w:hAnsi="Times New Roman"/>
-          <w:color w:val="1F2937"/>
+          <w:b/>
+          <w:color w:val="000000"/>
+          <w:sz w:val="28"/>
         </w:rPr>
         <w:t>3.2. Схема: от репозитория до отчёта</w:t>
       </w:r>
     </w:p>
     <w:p>
       <w:pPr>
+        <w:keepNext/>
+        <w:spacing w:before="120"/>
+        <w:ind w:firstLine="0"/>
         <w:jc w:val="center"/>
       </w:pPr>
       <w:r>
         <w:drawing>
           <wp:inline xmlns:a="http://schemas.openxmlformats.org/drawingml/2006/main" xmlns:pic="http://schemas.openxmlformats.org/drawingml/2006/picture">
-            <wp:extent cx="5943600" cy="4556760"/>
+            <wp:extent cx="5580000" cy="4278000"/>
             <wp:docPr id="1" name="Picture 1"/>
             <wp:cNvGraphicFramePr>
               <a:graphicFrameLocks noChangeAspect="1"/>
@@ -1328,7 +1711,7 @@
                     <pic:cNvPicPr/>
                   </pic:nvPicPr>
                   <pic:blipFill>
-                    <a:blip r:embed="rId9"/>
+                    <a:blip r:embed="rId10"/>
                     <a:stretch>
                       <a:fillRect/>
                     </a:stretch>
@@ -1336,7 +1719,7 @@
                   <pic:spPr>
                     <a:xfrm>
                       <a:off x="0" y="0"/>
-                      <a:ext cx="5943600" cy="4556760"/>
+                      <a:ext cx="5580000" cy="4278000"/>
                     </a:xfrm>
                     <a:prstGeom prst="rect"/>
                   </pic:spPr>
@@ -1349,35 +1732,60 @@
     </w:p>
     <w:p>
       <w:pPr>
+        <w:spacing w:after="200"/>
+        <w:ind w:firstLine="0"/>
         <w:jc w:val="center"/>
       </w:pPr>
       <w:r>
         <w:rPr>
-          <w:i/>
-          <w:sz w:val="20"/>
+          <w:sz w:val="24"/>
         </w:rPr>
-        <w:t>Рис. 1. Путь тестов: репозиторий → CI → runner → allure-results → отчёт</w:t>
+        <w:t>Рисунок 1 – Путь тестов: репозиторий → CI → runner → результаты → HTML-отчёт</w:t>
       </w:r>
     </w:p>
     <w:p>
+      <w:pPr>
+        <w:ind w:firstLine="709"/>
+      </w:pPr>
       <w:r>
         <w:rPr>
           <w:b w:val="0"/>
           <w:i w:val="0"/>
+          <w:sz w:val="28"/>
         </w:rPr>
-        <w:t>Простыми словами: тестировщик отправляет тесты в репозиторий (1), сервер CI замечает изменение и запускает проверку (2). На отдельной машине (3) тесты открывают браузер и работают параллельно (4). Каждый шаг записывается в папку результатов (5), из неё собирается наглядный отчёт (6), а ссылка на отчёт уходит команде и на демо (7).</w:t>
+        <w:t>Простыми словами: тестировщик отправляет тесты в репозиторий (1), сервер CI замечает изменение и запускает проверку (2). На отдельной машине (3) тесты открывают браузер и работают параллельно (4). Каждый шаг записывается в файл результатов (5), из него собирается наглядный отчёт (6), а ссылка на отчёт уходит команде и на демо (7).</w:t>
       </w:r>
     </w:p>
     <w:p>
       <w:pPr>
         <w:pStyle w:val="Heading2"/>
+        <w:keepNext/>
+        <w:spacing w:before="120" w:after="120" w:line="360" w:lineRule="auto"/>
+        <w:ind w:firstLine="709"/>
+        <w:jc w:val="left"/>
       </w:pPr>
       <w:r>
         <w:rPr>
           <w:rFonts w:ascii="Times New Roman" w:hAnsi="Times New Roman"/>
-          <w:color w:val="1F2937"/>
+          <w:b/>
+          <w:color w:val="000000"/>
+          <w:sz w:val="28"/>
         </w:rPr>
         <w:t>3.3. Назначение файлов и папок проекта на behave</w:t>
+      </w:r>
+    </w:p>
+    <w:p>
+      <w:pPr>
+        <w:keepNext/>
+        <w:spacing w:before="200" w:after="80"/>
+        <w:ind w:firstLine="0"/>
+        <w:jc w:val="left"/>
+      </w:pPr>
+      <w:r>
+        <w:rPr>
+          <w:sz w:val="24"/>
+        </w:rPr>
+        <w:t>Таблица 4 – Файлы и папки проекта</w:t>
       </w:r>
     </w:p>
     <w:tbl>
@@ -1385,11 +1793,12 @@
         <w:tblStyle w:val="TableGrid"/>
         <w:tblW w:type="auto" w:w="0"/>
         <w:jc w:val="center"/>
+        <w:tblLayout w:type="fixed"/>
         <w:tblLook w:firstColumn="1" w:firstRow="1" w:lastColumn="0" w:lastRow="0" w:noHBand="0" w:noVBand="1" w:val="04A0"/>
       </w:tblPr>
       <w:tblGrid>
-        <w:gridCol w:w="4824"/>
-        <w:gridCol w:w="4824"/>
+        <w:gridCol w:w="4677"/>
+        <w:gridCol w:w="4677"/>
       </w:tblGrid>
       <w:tr>
         <w:trPr>
@@ -1397,17 +1806,18 @@
         </w:trPr>
         <w:tc>
           <w:tcPr>
-            <w:tcW w:type="dxa" w:w="2736"/>
+            <w:tcW w:type="dxa" w:w="2835"/>
           </w:tcPr>
           <w:p>
             <w:pPr>
+              <w:spacing w:line="240" w:lineRule="auto"/>
+              <w:ind w:firstLine="0"/>
               <w:shd w:val="clear" w:color="auto" w:fill="E7E9EE"/>
             </w:pPr>
-            <w:r/>
             <w:r>
               <w:rPr>
                 <w:b/>
-                <w:sz w:val="21"/>
+                <w:sz w:val="22"/>
               </w:rPr>
               <w:t>Путь</w:t>
             </w:r>
@@ -1415,17 +1825,18 @@
         </w:tc>
         <w:tc>
           <w:tcPr>
-            <w:tcW w:type="dxa" w:w="6192"/>
+            <w:tcW w:type="dxa" w:w="5669"/>
           </w:tcPr>
           <w:p>
             <w:pPr>
+              <w:spacing w:line="240" w:lineRule="auto"/>
+              <w:ind w:firstLine="0"/>
               <w:shd w:val="clear" w:color="auto" w:fill="E7E9EE"/>
             </w:pPr>
-            <w:r/>
             <w:r>
               <w:rPr>
                 <w:b/>
-                <w:sz w:val="21"/>
+                <w:sz w:val="22"/>
               </w:rPr>
               <w:t>Назначение</w:t>
             </w:r>
@@ -1435,13 +1846,16 @@
       <w:tr>
         <w:tc>
           <w:tcPr>
-            <w:tcW w:type="dxa" w:w="2736"/>
+            <w:tcW w:type="dxa" w:w="2835"/>
           </w:tcPr>
           <w:p>
-            <w:r/>
+            <w:pPr>
+              <w:spacing w:line="240" w:lineRule="auto"/>
+              <w:ind w:firstLine="0"/>
+            </w:pPr>
             <w:r>
               <w:rPr>
-                <w:sz w:val="21"/>
+                <w:sz w:val="22"/>
               </w:rPr>
               <w:t>features/</w:t>
             </w:r>
@@ -1449,13 +1863,16 @@
         </w:tc>
         <w:tc>
           <w:tcPr>
-            <w:tcW w:type="dxa" w:w="6192"/>
+            <w:tcW w:type="dxa" w:w="5669"/>
           </w:tcPr>
           <w:p>
-            <w:r/>
+            <w:pPr>
+              <w:spacing w:line="240" w:lineRule="auto"/>
+              <w:ind w:firstLine="0"/>
+            </w:pPr>
             <w:r>
               <w:rPr>
-                <w:sz w:val="21"/>
+                <w:sz w:val="22"/>
               </w:rPr>
               <w:t>Сценарии на Gherkin (.feature): что проверяем — на языке бизнеса, без кода</w:t>
             </w:r>
@@ -1465,13 +1882,16 @@
       <w:tr>
         <w:tc>
           <w:tcPr>
-            <w:tcW w:type="dxa" w:w="2736"/>
+            <w:tcW w:type="dxa" w:w="2835"/>
           </w:tcPr>
           <w:p>
-            <w:r/>
+            <w:pPr>
+              <w:spacing w:line="240" w:lineRule="auto"/>
+              <w:ind w:firstLine="0"/>
+            </w:pPr>
             <w:r>
               <w:rPr>
-                <w:sz w:val="21"/>
+                <w:sz w:val="22"/>
               </w:rPr>
               <w:t>features/steps/</w:t>
             </w:r>
@@ -1479,15 +1899,18 @@
         </w:tc>
         <w:tc>
           <w:tcPr>
-            <w:tcW w:type="dxa" w:w="6192"/>
+            <w:tcW w:type="dxa" w:w="5669"/>
           </w:tcPr>
           <w:p>
-            <w:r/>
+            <w:pPr>
+              <w:spacing w:line="240" w:lineRule="auto"/>
+              <w:ind w:firstLine="0"/>
+            </w:pPr>
             <w:r>
               <w:rPr>
-                <w:sz w:val="21"/>
+                <w:sz w:val="22"/>
               </w:rPr>
-              <w:t>Реализация шагов на Python: один шаг можно использовать во многих сценариях</w:t>
+              <w:t>Реализация шагов на Python: один шаг используется во многих сценариях</w:t>
             </w:r>
           </w:p>
         </w:tc>
@@ -1495,13 +1918,16 @@
       <w:tr>
         <w:tc>
           <w:tcPr>
-            <w:tcW w:type="dxa" w:w="2736"/>
+            <w:tcW w:type="dxa" w:w="2835"/>
           </w:tcPr>
           <w:p>
-            <w:r/>
+            <w:pPr>
+              <w:spacing w:line="240" w:lineRule="auto"/>
+              <w:ind w:firstLine="0"/>
+            </w:pPr>
             <w:r>
               <w:rPr>
-                <w:sz w:val="21"/>
+                <w:sz w:val="22"/>
               </w:rPr>
               <w:t>features/environment.py</w:t>
             </w:r>
@@ -1509,15 +1935,18 @@
         </w:tc>
         <w:tc>
           <w:tcPr>
-            <w:tcW w:type="dxa" w:w="6192"/>
+            <w:tcW w:type="dxa" w:w="5669"/>
           </w:tcPr>
           <w:p>
-            <w:r/>
+            <w:pPr>
+              <w:spacing w:line="240" w:lineRule="auto"/>
+              <w:ind w:firstLine="0"/>
+            </w:pPr>
             <w:r>
               <w:rPr>
-                <w:sz w:val="21"/>
+                <w:sz w:val="22"/>
               </w:rPr>
-              <w:t>Хуки before_all / before_scenario / after_*: запуск браузера, настройка data-test-id, окружение</w:t>
+              <w:t>Хуки before_all / before_scenario / after_*: запуск браузера, настройка data-test-id</w:t>
             </w:r>
           </w:p>
         </w:tc>
@@ -1525,13 +1954,16 @@
       <w:tr>
         <w:tc>
           <w:tcPr>
-            <w:tcW w:type="dxa" w:w="2736"/>
+            <w:tcW w:type="dxa" w:w="2835"/>
           </w:tcPr>
           <w:p>
-            <w:r/>
+            <w:pPr>
+              <w:spacing w:line="240" w:lineRule="auto"/>
+              <w:ind w:firstLine="0"/>
+            </w:pPr>
             <w:r>
               <w:rPr>
-                <w:sz w:val="21"/>
+                <w:sz w:val="22"/>
               </w:rPr>
               <w:t>requirements.txt</w:t>
             </w:r>
@@ -1539,13 +1971,16 @@
         </w:tc>
         <w:tc>
           <w:tcPr>
-            <w:tcW w:type="dxa" w:w="6192"/>
+            <w:tcW w:type="dxa" w:w="5669"/>
           </w:tcPr>
           <w:p>
-            <w:r/>
+            <w:pPr>
+              <w:spacing w:line="240" w:lineRule="auto"/>
+              <w:ind w:firstLine="0"/>
+            </w:pPr>
             <w:r>
               <w:rPr>
-                <w:sz w:val="21"/>
+                <w:sz w:val="22"/>
               </w:rPr>
               <w:t>Список зависимостей: одной командой pip install -r разворачивается окружение</w:t>
             </w:r>
@@ -1555,29 +1990,35 @@
       <w:tr>
         <w:tc>
           <w:tcPr>
-            <w:tcW w:type="dxa" w:w="2736"/>
+            <w:tcW w:type="dxa" w:w="2835"/>
           </w:tcPr>
           <w:p>
-            <w:r/>
+            <w:pPr>
+              <w:spacing w:line="240" w:lineRule="auto"/>
+              <w:ind w:firstLine="0"/>
+            </w:pPr>
             <w:r>
               <w:rPr>
-                <w:sz w:val="21"/>
+                <w:sz w:val="22"/>
               </w:rPr>
-              <w:t>allure-results/</w:t>
+              <w:t>reports/</w:t>
             </w:r>
           </w:p>
         </w:tc>
         <w:tc>
           <w:tcPr>
-            <w:tcW w:type="dxa" w:w="6192"/>
+            <w:tcW w:type="dxa" w:w="5669"/>
           </w:tcPr>
           <w:p>
-            <w:r/>
+            <w:pPr>
+              <w:spacing w:line="240" w:lineRule="auto"/>
+              <w:ind w:firstLine="0"/>
+            </w:pPr>
             <w:r>
               <w:rPr>
-                <w:sz w:val="21"/>
+                <w:sz w:val="22"/>
               </w:rPr>
-              <w:t>Сырые результаты прогона (JSON и вложения), из них строится отчёт; в git не коммитится</w:t>
+              <w:t>behave.json с результатами прогона и собранный из него behave-report.html; в git не коммитится</w:t>
             </w:r>
           </w:p>
         </w:tc>
@@ -1585,13 +2026,16 @@
       <w:tr>
         <w:tc>
           <w:tcPr>
-            <w:tcW w:type="dxa" w:w="2736"/>
+            <w:tcW w:type="dxa" w:w="2835"/>
           </w:tcPr>
           <w:p>
-            <w:r/>
+            <w:pPr>
+              <w:spacing w:line="240" w:lineRule="auto"/>
+              <w:ind w:firstLine="0"/>
+            </w:pPr>
             <w:r>
               <w:rPr>
-                <w:sz w:val="21"/>
+                <w:sz w:val="22"/>
               </w:rPr>
               <w:t>.github/workflows/tests.yml</w:t>
             </w:r>
@@ -1599,29 +2043,42 @@
         </w:tc>
         <w:tc>
           <w:tcPr>
-            <w:tcW w:type="dxa" w:w="6192"/>
+            <w:tcW w:type="dxa" w:w="5669"/>
           </w:tcPr>
           <w:p>
-            <w:r/>
+            <w:pPr>
+              <w:spacing w:line="240" w:lineRule="auto"/>
+              <w:ind w:firstLine="0"/>
+            </w:pPr>
             <w:r>
               <w:rPr>
-                <w:sz w:val="21"/>
+                <w:sz w:val="22"/>
               </w:rPr>
-              <w:t>Описание CI-пайплайна: установка зависимостей, прогон тестов, публикация отчёта</w:t>
+              <w:t>CI-пайплайн: установка зависимостей, прогон тестов, публикация отчёта</w:t>
             </w:r>
           </w:p>
         </w:tc>
       </w:tr>
     </w:tbl>
-    <w:p/>
+    <w:p>
+      <w:pPr>
+        <w:spacing w:after="120"/>
+      </w:pPr>
+    </w:p>
     <w:p>
       <w:pPr>
         <w:pStyle w:val="Heading1"/>
+        <w:keepNext/>
+        <w:spacing w:before="240" w:after="120" w:line="360" w:lineRule="auto"/>
+        <w:ind w:firstLine="0"/>
+        <w:jc w:val="center"/>
       </w:pPr>
       <w:r>
         <w:rPr>
           <w:rFonts w:ascii="Times New Roman" w:hAnsi="Times New Roman"/>
-          <w:color w:val="1F2937"/>
+          <w:b/>
+          <w:color w:val="000000"/>
+          <w:sz w:val="28"/>
         </w:rPr>
         <w:t>Задание 4. Якоря на UI и сценарий Gherkin</w:t>
       </w:r>
@@ -1629,22 +2086,46 @@
     <w:p>
       <w:pPr>
         <w:pStyle w:val="Heading2"/>
+        <w:keepNext/>
+        <w:spacing w:before="120" w:after="120" w:line="360" w:lineRule="auto"/>
+        <w:ind w:firstLine="709"/>
+        <w:jc w:val="left"/>
       </w:pPr>
       <w:r>
         <w:rPr>
           <w:rFonts w:ascii="Times New Roman" w:hAnsi="Times New Roman"/>
-          <w:color w:val="1F2937"/>
+          <w:b/>
+          <w:color w:val="000000"/>
+          <w:sz w:val="28"/>
         </w:rPr>
         <w:t>4.1. Атрибуты data-test-id на странице</w:t>
       </w:r>
     </w:p>
     <w:p>
+      <w:pPr>
+        <w:ind w:firstLine="709"/>
+      </w:pPr>
       <w:r>
         <w:rPr>
           <w:b w:val="0"/>
           <w:i w:val="0"/>
+          <w:sz w:val="28"/>
         </w:rPr>
-        <w:t>В файл transfer.html добавлены атрибуты всем элементам, с которыми взаимодействует тест или в которых проверяется результат. Имена уникальны и говорят о назначении элемента:</w:t>
+        <w:t>В файл transfer.html добавлены атрибуты всем элементам, с которыми взаимодействует тест или в которых проверяется результат. Имена уникальны и говорят о назначении элемента.</w:t>
+      </w:r>
+    </w:p>
+    <w:p>
+      <w:pPr>
+        <w:keepNext/>
+        <w:spacing w:before="200" w:after="80"/>
+        <w:ind w:firstLine="0"/>
+        <w:jc w:val="left"/>
+      </w:pPr>
+      <w:r>
+        <w:rPr>
+          <w:sz w:val="24"/>
+        </w:rPr>
+        <w:t>Таблица 5 – Атрибуты data-test-id</w:t>
       </w:r>
     </w:p>
     <w:tbl>
@@ -1652,11 +2133,12 @@
         <w:tblStyle w:val="TableGrid"/>
         <w:tblW w:type="auto" w:w="0"/>
         <w:jc w:val="center"/>
+        <w:tblLayout w:type="fixed"/>
         <w:tblLook w:firstColumn="1" w:firstRow="1" w:lastColumn="0" w:lastRow="0" w:noHBand="0" w:noVBand="1" w:val="04A0"/>
       </w:tblPr>
       <w:tblGrid>
-        <w:gridCol w:w="4824"/>
-        <w:gridCol w:w="4824"/>
+        <w:gridCol w:w="4677"/>
+        <w:gridCol w:w="4677"/>
       </w:tblGrid>
       <w:tr>
         <w:trPr>
@@ -1664,17 +2146,18 @@
         </w:trPr>
         <w:tc>
           <w:tcPr>
-            <w:tcW w:type="dxa" w:w="4608"/>
+            <w:tcW w:type="dxa" w:w="5102"/>
           </w:tcPr>
           <w:p>
             <w:pPr>
+              <w:spacing w:line="240" w:lineRule="auto"/>
+              <w:ind w:firstLine="0"/>
               <w:shd w:val="clear" w:color="auto" w:fill="E7E9EE"/>
             </w:pPr>
-            <w:r/>
             <w:r>
               <w:rPr>
                 <w:b/>
-                <w:sz w:val="21"/>
+                <w:sz w:val="22"/>
               </w:rPr>
               <w:t>Элемент</w:t>
             </w:r>
@@ -1682,17 +2165,18 @@
         </w:tc>
         <w:tc>
           <w:tcPr>
-            <w:tcW w:type="dxa" w:w="3744"/>
+            <w:tcW w:type="dxa" w:w="3402"/>
           </w:tcPr>
           <w:p>
             <w:pPr>
+              <w:spacing w:line="240" w:lineRule="auto"/>
+              <w:ind w:firstLine="0"/>
               <w:shd w:val="clear" w:color="auto" w:fill="E7E9EE"/>
             </w:pPr>
-            <w:r/>
             <w:r>
               <w:rPr>
                 <w:b/>
-                <w:sz w:val="21"/>
+                <w:sz w:val="22"/>
               </w:rPr>
               <w:t>data-test-id</w:t>
             </w:r>
@@ -1702,13 +2186,16 @@
       <w:tr>
         <w:tc>
           <w:tcPr>
-            <w:tcW w:type="dxa" w:w="4608"/>
+            <w:tcW w:type="dxa" w:w="5102"/>
           </w:tcPr>
           <w:p>
-            <w:r/>
+            <w:pPr>
+              <w:spacing w:line="240" w:lineRule="auto"/>
+              <w:ind w:firstLine="0"/>
+            </w:pPr>
             <w:r>
               <w:rPr>
-                <w:sz w:val="21"/>
+                <w:sz w:val="22"/>
               </w:rPr>
               <w:t>Информация об остатке</w:t>
             </w:r>
@@ -1716,13 +2203,16 @@
         </w:tc>
         <w:tc>
           <w:tcPr>
-            <w:tcW w:type="dxa" w:w="3744"/>
+            <w:tcW w:type="dxa" w:w="3402"/>
           </w:tcPr>
           <w:p>
-            <w:r/>
+            <w:pPr>
+              <w:spacing w:line="240" w:lineRule="auto"/>
+              <w:ind w:firstLine="0"/>
+            </w:pPr>
             <w:r>
               <w:rPr>
-                <w:sz w:val="21"/>
+                <w:sz w:val="22"/>
               </w:rPr>
               <w:t>balance-info</w:t>
             </w:r>
@@ -1732,13 +2222,16 @@
       <w:tr>
         <w:tc>
           <w:tcPr>
-            <w:tcW w:type="dxa" w:w="4608"/>
+            <w:tcW w:type="dxa" w:w="5102"/>
           </w:tcPr>
           <w:p>
-            <w:r/>
+            <w:pPr>
+              <w:spacing w:line="240" w:lineRule="auto"/>
+              <w:ind w:firstLine="0"/>
+            </w:pPr>
             <w:r>
               <w:rPr>
-                <w:sz w:val="21"/>
+                <w:sz w:val="22"/>
               </w:rPr>
               <w:t>Список «счёт списания»</w:t>
             </w:r>
@@ -1746,13 +2239,16 @@
         </w:tc>
         <w:tc>
           <w:tcPr>
-            <w:tcW w:type="dxa" w:w="3744"/>
+            <w:tcW w:type="dxa" w:w="3402"/>
           </w:tcPr>
           <w:p>
-            <w:r/>
+            <w:pPr>
+              <w:spacing w:line="240" w:lineRule="auto"/>
+              <w:ind w:firstLine="0"/>
+            </w:pPr>
             <w:r>
               <w:rPr>
-                <w:sz w:val="21"/>
+                <w:sz w:val="22"/>
               </w:rPr>
               <w:t>transfer-source</w:t>
             </w:r>
@@ -1762,13 +2258,16 @@
       <w:tr>
         <w:tc>
           <w:tcPr>
-            <w:tcW w:type="dxa" w:w="4608"/>
+            <w:tcW w:type="dxa" w:w="5102"/>
           </w:tcPr>
           <w:p>
-            <w:r/>
+            <w:pPr>
+              <w:spacing w:line="240" w:lineRule="auto"/>
+              <w:ind w:firstLine="0"/>
+            </w:pPr>
             <w:r>
               <w:rPr>
-                <w:sz w:val="21"/>
+                <w:sz w:val="22"/>
               </w:rPr>
               <w:t>Список «счёт зачисления»</w:t>
             </w:r>
@@ -1776,13 +2275,16 @@
         </w:tc>
         <w:tc>
           <w:tcPr>
-            <w:tcW w:type="dxa" w:w="3744"/>
+            <w:tcW w:type="dxa" w:w="3402"/>
           </w:tcPr>
           <w:p>
-            <w:r/>
+            <w:pPr>
+              <w:spacing w:line="240" w:lineRule="auto"/>
+              <w:ind w:firstLine="0"/>
+            </w:pPr>
             <w:r>
               <w:rPr>
-                <w:sz w:val="21"/>
+                <w:sz w:val="22"/>
               </w:rPr>
               <w:t>transfer-target</w:t>
             </w:r>
@@ -1792,13 +2294,16 @@
       <w:tr>
         <w:tc>
           <w:tcPr>
-            <w:tcW w:type="dxa" w:w="4608"/>
+            <w:tcW w:type="dxa" w:w="5102"/>
           </w:tcPr>
           <w:p>
-            <w:r/>
+            <w:pPr>
+              <w:spacing w:line="240" w:lineRule="auto"/>
+              <w:ind w:firstLine="0"/>
+            </w:pPr>
             <w:r>
               <w:rPr>
-                <w:sz w:val="21"/>
+                <w:sz w:val="22"/>
               </w:rPr>
               <w:t>Поле суммы</w:t>
             </w:r>
@@ -1806,13 +2311,16 @@
         </w:tc>
         <w:tc>
           <w:tcPr>
-            <w:tcW w:type="dxa" w:w="3744"/>
+            <w:tcW w:type="dxa" w:w="3402"/>
           </w:tcPr>
           <w:p>
-            <w:r/>
+            <w:pPr>
+              <w:spacing w:line="240" w:lineRule="auto"/>
+              <w:ind w:firstLine="0"/>
+            </w:pPr>
             <w:r>
               <w:rPr>
-                <w:sz w:val="21"/>
+                <w:sz w:val="22"/>
               </w:rPr>
               <w:t>transfer-amount</w:t>
             </w:r>
@@ -1822,13 +2330,16 @@
       <w:tr>
         <w:tc>
           <w:tcPr>
-            <w:tcW w:type="dxa" w:w="4608"/>
+            <w:tcW w:type="dxa" w:w="5102"/>
           </w:tcPr>
           <w:p>
-            <w:r/>
+            <w:pPr>
+              <w:spacing w:line="240" w:lineRule="auto"/>
+              <w:ind w:firstLine="0"/>
+            </w:pPr>
             <w:r>
               <w:rPr>
-                <w:sz w:val="21"/>
+                <w:sz w:val="22"/>
               </w:rPr>
               <w:t>Кнопка «Перевести»</w:t>
             </w:r>
@@ -1836,13 +2347,16 @@
         </w:tc>
         <w:tc>
           <w:tcPr>
-            <w:tcW w:type="dxa" w:w="3744"/>
+            <w:tcW w:type="dxa" w:w="3402"/>
           </w:tcPr>
           <w:p>
-            <w:r/>
+            <w:pPr>
+              <w:spacing w:line="240" w:lineRule="auto"/>
+              <w:ind w:firstLine="0"/>
+            </w:pPr>
             <w:r>
               <w:rPr>
-                <w:sz w:val="21"/>
+                <w:sz w:val="22"/>
               </w:rPr>
               <w:t>transfer-submit</w:t>
             </w:r>
@@ -1852,13 +2366,16 @@
       <w:tr>
         <w:tc>
           <w:tcPr>
-            <w:tcW w:type="dxa" w:w="4608"/>
+            <w:tcW w:type="dxa" w:w="5102"/>
           </w:tcPr>
           <w:p>
-            <w:r/>
+            <w:pPr>
+              <w:spacing w:line="240" w:lineRule="auto"/>
+              <w:ind w:firstLine="0"/>
+            </w:pPr>
             <w:r>
               <w:rPr>
-                <w:sz w:val="21"/>
+                <w:sz w:val="22"/>
               </w:rPr>
               <w:t>Блок сообщения о результате</w:t>
             </w:r>
@@ -1866,13 +2383,16 @@
         </w:tc>
         <w:tc>
           <w:tcPr>
-            <w:tcW w:type="dxa" w:w="3744"/>
+            <w:tcW w:type="dxa" w:w="3402"/>
           </w:tcPr>
           <w:p>
-            <w:r/>
+            <w:pPr>
+              <w:spacing w:line="240" w:lineRule="auto"/>
+              <w:ind w:firstLine="0"/>
+            </w:pPr>
             <w:r>
               <w:rPr>
-                <w:sz w:val="21"/>
+                <w:sz w:val="22"/>
               </w:rPr>
               <w:t>transfer-message</w:t>
             </w:r>
@@ -1880,40 +2400,60 @@
         </w:tc>
       </w:tr>
     </w:tbl>
-    <w:p/>
+    <w:p>
+      <w:pPr>
+        <w:spacing w:after="120"/>
+      </w:pPr>
+    </w:p>
     <w:p>
       <w:pPr>
         <w:pStyle w:val="Heading2"/>
+        <w:keepNext/>
+        <w:spacing w:before="120" w:after="120" w:line="360" w:lineRule="auto"/>
+        <w:ind w:firstLine="709"/>
+        <w:jc w:val="left"/>
       </w:pPr>
       <w:r>
         <w:rPr>
           <w:rFonts w:ascii="Times New Roman" w:hAnsi="Times New Roman"/>
-          <w:color w:val="1F2937"/>
+          <w:b/>
+          <w:color w:val="000000"/>
+          <w:sz w:val="28"/>
         </w:rPr>
-        <w:t>4.2. features/transfer.feature</w:t>
+        <w:t>4.2. Сценарии в features/transfer.feature</w:t>
       </w:r>
     </w:p>
     <w:p>
+      <w:pPr>
+        <w:ind w:firstLine="709"/>
+      </w:pPr>
       <w:r>
         <w:rPr>
           <w:b w:val="0"/>
           <w:i w:val="0"/>
+          <w:sz w:val="28"/>
         </w:rPr>
-        <w:t>Сценарии для успешного перевода и для ошибки при недостаточной сумме (плюс сценарий с нулевой суммой из задания 5.5):</w:t>
+        <w:t>Сценарии для успешного перевода и для ошибки при недостаточной сумме (плюс сценарий с нулевой суммой из задания 5.5).</w:t>
       </w:r>
     </w:p>
     <w:p>
+      <w:pPr>
+        <w:keepNext/>
+        <w:spacing w:before="120"/>
+        <w:ind w:firstLine="0"/>
+      </w:pPr>
       <w:r>
         <w:rPr>
-          <w:i/>
-          <w:sz w:val="20"/>
+          <w:sz w:val="24"/>
         </w:rPr>
-        <w:t>Листинг 1. features/transfer.feature</w:t>
+        <w:t>Листинг 1 – features/transfer.feature</w:t>
       </w:r>
     </w:p>
     <w:p>
       <w:pPr>
         <w:spacing w:after="200" w:line="240" w:lineRule="auto"/>
+        <w:ind w:firstLine="0"/>
+        <w:jc w:val="left"/>
         <w:shd w:val="clear" w:color="auto" w:fill="F2F2F2"/>
       </w:pPr>
       <w:r>
@@ -2123,12 +2663,15 @@
     </w:p>
     <w:p>
       <w:pPr>
+        <w:keepNext/>
+        <w:spacing w:before="120"/>
+        <w:ind w:firstLine="0"/>
         <w:jc w:val="center"/>
       </w:pPr>
       <w:r>
         <w:drawing>
           <wp:inline xmlns:a="http://schemas.openxmlformats.org/drawingml/2006/main" xmlns:pic="http://schemas.openxmlformats.org/drawingml/2006/picture">
-            <wp:extent cx="5120640" cy="1137920"/>
+            <wp:extent cx="4860000" cy="1080000"/>
             <wp:docPr id="2" name="Picture 2"/>
             <wp:cNvGraphicFramePr>
               <a:graphicFrameLocks noChangeAspect="1"/>
@@ -2141,7 +2684,7 @@
                     <pic:cNvPicPr/>
                   </pic:nvPicPr>
                   <pic:blipFill>
-                    <a:blip r:embed="rId10"/>
+                    <a:blip r:embed="rId11"/>
                     <a:stretch>
                       <a:fillRect/>
                     </a:stretch>
@@ -2149,7 +2692,7 @@
                   <pic:spPr>
                     <a:xfrm>
                       <a:off x="0" y="0"/>
-                      <a:ext cx="5120640" cy="1137920"/>
+                      <a:ext cx="4860000" cy="1080000"/>
                     </a:xfrm>
                     <a:prstGeom prst="rect"/>
                   </pic:spPr>
@@ -2162,24 +2705,28 @@
     </w:p>
     <w:p>
       <w:pPr>
+        <w:spacing w:after="200"/>
+        <w:ind w:firstLine="0"/>
         <w:jc w:val="center"/>
       </w:pPr>
       <w:r>
         <w:rPr>
-          <w:i/>
-          <w:sz w:val="20"/>
+          <w:sz w:val="24"/>
         </w:rPr>
-        <w:t>Рис. 2. Успешный перевод 500 ₽</w:t>
+        <w:t>Рисунок 2 – Успешный перевод 500 ₽</w:t>
       </w:r>
     </w:p>
     <w:p>
       <w:pPr>
+        <w:keepNext/>
+        <w:spacing w:before="120"/>
+        <w:ind w:firstLine="0"/>
         <w:jc w:val="center"/>
       </w:pPr>
       <w:r>
         <w:drawing>
           <wp:inline xmlns:a="http://schemas.openxmlformats.org/drawingml/2006/main" xmlns:pic="http://schemas.openxmlformats.org/drawingml/2006/picture">
-            <wp:extent cx="5120640" cy="1137920"/>
+            <wp:extent cx="4860000" cy="1080000"/>
             <wp:docPr id="3" name="Picture 3"/>
             <wp:cNvGraphicFramePr>
               <a:graphicFrameLocks noChangeAspect="1"/>
@@ -2192,7 +2739,7 @@
                     <pic:cNvPicPr/>
                   </pic:nvPicPr>
                   <pic:blipFill>
-                    <a:blip r:embed="rId11"/>
+                    <a:blip r:embed="rId12"/>
                     <a:stretch>
                       <a:fillRect/>
                     </a:stretch>
@@ -2200,7 +2747,7 @@
                   <pic:spPr>
                     <a:xfrm>
                       <a:off x="0" y="0"/>
-                      <a:ext cx="5120640" cy="1137920"/>
+                      <a:ext cx="4860000" cy="1080000"/>
                     </a:xfrm>
                     <a:prstGeom prst="rect"/>
                   </pic:spPr>
@@ -2213,42 +2760,57 @@
     </w:p>
     <w:p>
       <w:pPr>
+        <w:spacing w:after="200"/>
+        <w:ind w:firstLine="0"/>
         <w:jc w:val="center"/>
       </w:pPr>
       <w:r>
         <w:rPr>
-          <w:i/>
-          <w:sz w:val="20"/>
+          <w:sz w:val="24"/>
         </w:rPr>
-        <w:t>Рис. 3. Ошибка при переводе 20000 ₽</w:t>
+        <w:t>Рисунок 3 – Ошибка при переводе 20000 ₽</w:t>
       </w:r>
     </w:p>
     <w:p>
       <w:pPr>
         <w:pStyle w:val="Heading2"/>
+        <w:keepNext/>
+        <w:spacing w:before="120" w:after="120" w:line="360" w:lineRule="auto"/>
+        <w:ind w:firstLine="709"/>
+        <w:jc w:val="left"/>
       </w:pPr>
       <w:r>
         <w:rPr>
           <w:rFonts w:ascii="Times New Roman" w:hAnsi="Times New Roman"/>
-          <w:color w:val="1F2937"/>
+          <w:b/>
+          <w:color w:val="000000"/>
+          <w:sz w:val="28"/>
         </w:rPr>
         <w:t>4.3. Почему тест на data-test-id устойчив</w:t>
       </w:r>
     </w:p>
     <w:p>
+      <w:pPr>
+        <w:ind w:firstLine="709"/>
+      </w:pPr>
       <w:r>
         <w:rPr>
           <w:b w:val="0"/>
           <w:i w:val="0"/>
+          <w:sz w:val="28"/>
         </w:rPr>
         <w:t>Локатор ищет элемент по атрибуту, а не по позиции в DOM, тексту или вложенности, поэтому перенос кнопки «Перевести» в другой блок или изменение вёрстки не меняет атрибут — тест продолжает находить тот же элемент.</w:t>
       </w:r>
     </w:p>
     <w:p>
+      <w:pPr>
+        <w:ind w:firstLine="709"/>
+      </w:pPr>
       <w:r>
         <w:rPr>
           <w:b w:val="0"/>
           <w:i w:val="0"/>
+          <w:sz w:val="28"/>
         </w:rPr>
         <w:t>Правило обязательно для всех новых фич, потому что иначе локаторы начнут «плыть» при каждом рефакторинге: тесты будут падать без реальных дефектов, команда перестанет им доверять, а поддержка съест время, которое планировали на новое покрытие.</w:t>
       </w:r>
@@ -2256,11 +2818,17 @@
     <w:p>
       <w:pPr>
         <w:pStyle w:val="Heading1"/>
+        <w:keepNext/>
+        <w:spacing w:before="240" w:after="120" w:line="360" w:lineRule="auto"/>
+        <w:ind w:firstLine="0"/>
+        <w:jc w:val="center"/>
       </w:pPr>
       <w:r>
         <w:rPr>
           <w:rFonts w:ascii="Times New Roman" w:hAnsi="Times New Roman"/>
-          <w:color w:val="1F2937"/>
+          <w:b/>
+          <w:color w:val="000000"/>
+          <w:sz w:val="28"/>
         </w:rPr>
         <w:t>Задание 5. Шаги на Python, запуск и отчёт</w:t>
       </w:r>
@@ -2268,27 +2836,39 @@
     <w:p>
       <w:pPr>
         <w:pStyle w:val="Heading2"/>
+        <w:keepNext/>
+        <w:spacing w:before="120" w:after="120" w:line="360" w:lineRule="auto"/>
+        <w:ind w:firstLine="709"/>
+        <w:jc w:val="left"/>
       </w:pPr>
       <w:r>
         <w:rPr>
           <w:rFonts w:ascii="Times New Roman" w:hAnsi="Times New Roman"/>
-          <w:color w:val="1F2937"/>
+          <w:b/>
+          <w:color w:val="000000"/>
+          <w:sz w:val="28"/>
         </w:rPr>
         <w:t>5.1. features/environment.py</w:t>
       </w:r>
     </w:p>
     <w:p>
+      <w:pPr>
+        <w:keepNext/>
+        <w:spacing w:before="120"/>
+        <w:ind w:firstLine="0"/>
+      </w:pPr>
       <w:r>
         <w:rPr>
-          <w:i/>
-          <w:sz w:val="20"/>
+          <w:sz w:val="24"/>
         </w:rPr>
-        <w:t>Листинг 2. Запуск браузера и настройка поиска по data-test-id</w:t>
+        <w:t>Листинг 2 – запуск браузера и настройка поиска по data-test-id</w:t>
       </w:r>
     </w:p>
     <w:p>
       <w:pPr>
         <w:spacing w:after="200" w:line="240" w:lineRule="auto"/>
+        <w:ind w:firstLine="0"/>
+        <w:jc w:val="left"/>
         <w:shd w:val="clear" w:color="auto" w:fill="F2F2F2"/>
       </w:pPr>
       <w:r>
@@ -2469,27 +3049,39 @@
     <w:p>
       <w:pPr>
         <w:pStyle w:val="Heading2"/>
+        <w:keepNext/>
+        <w:spacing w:before="120" w:after="120" w:line="360" w:lineRule="auto"/>
+        <w:ind w:firstLine="709"/>
+        <w:jc w:val="left"/>
       </w:pPr>
       <w:r>
         <w:rPr>
           <w:rFonts w:ascii="Times New Roman" w:hAnsi="Times New Roman"/>
-          <w:color w:val="1F2937"/>
+          <w:b/>
+          <w:color w:val="000000"/>
+          <w:sz w:val="28"/>
         </w:rPr>
         <w:t>5.2. features/steps/transfer_steps.py</w:t>
       </w:r>
     </w:p>
     <w:p>
+      <w:pPr>
+        <w:keepNext/>
+        <w:spacing w:before="120"/>
+        <w:ind w:firstLine="0"/>
+      </w:pPr>
       <w:r>
         <w:rPr>
-          <w:i/>
-          <w:sz w:val="20"/>
+          <w:sz w:val="24"/>
         </w:rPr>
-        <w:t>Листинг 3. Реализация шагов</w:t>
+        <w:t>Листинг 3 – реализация шагов сценария</w:t>
       </w:r>
     </w:p>
     <w:p>
       <w:pPr>
         <w:spacing w:after="200" w:line="240" w:lineRule="auto"/>
+        <w:ind w:firstLine="0"/>
+        <w:jc w:val="left"/>
         <w:shd w:val="clear" w:color="auto" w:fill="F2F2F2"/>
       </w:pPr>
       <w:r>
@@ -2739,27 +3331,39 @@
     <w:p>
       <w:pPr>
         <w:pStyle w:val="Heading2"/>
+        <w:keepNext/>
+        <w:spacing w:before="120" w:after="120" w:line="360" w:lineRule="auto"/>
+        <w:ind w:firstLine="709"/>
+        <w:jc w:val="left"/>
       </w:pPr>
       <w:r>
         <w:rPr>
           <w:rFonts w:ascii="Times New Roman" w:hAnsi="Times New Roman"/>
-          <w:color w:val="1F2937"/>
+          <w:b/>
+          <w:color w:val="000000"/>
+          <w:sz w:val="28"/>
         </w:rPr>
         <w:t>5.3. Обращение в базу данных (db_check.py)</w:t>
       </w:r>
     </w:p>
     <w:p>
+      <w:pPr>
+        <w:keepNext/>
+        <w:spacing w:before="120"/>
+        <w:ind w:firstLine="0"/>
+      </w:pPr>
       <w:r>
         <w:rPr>
-          <w:i/>
-          <w:sz w:val="20"/>
+          <w:sz w:val="24"/>
         </w:rPr>
-        <w:t>Листинг 4. db_check.py</w:t>
+        <w:t>Листинг 4 – db_check.py</w:t>
       </w:r>
     </w:p>
     <w:p>
       <w:pPr>
         <w:spacing w:after="200" w:line="240" w:lineRule="auto"/>
+        <w:ind w:firstLine="0"/>
+        <w:jc w:val="left"/>
         <w:shd w:val="clear" w:color="auto" w:fill="F2F2F2"/>
       </w:pPr>
       <w:r>
@@ -3200,10 +3804,14 @@
       </w:r>
     </w:p>
     <w:p>
+      <w:pPr>
+        <w:ind w:firstLine="709"/>
+      </w:pPr>
       <w:r>
         <w:rPr>
           <w:b w:val="0"/>
           <w:i w:val="0"/>
+          <w:sz w:val="28"/>
         </w:rPr>
         <w:t>Перевод выполняется в одной транзакции (BEGIN IMMEDIATE … COMMIT): если денег недостаточно, делается ROLLBACK и выбрасывается ValueError, поэтому остатки не меняются. Вывод программы: OK.</w:t>
       </w:r>
@@ -3211,27 +3819,39 @@
     <w:p>
       <w:pPr>
         <w:pStyle w:val="Heading2"/>
+        <w:keepNext/>
+        <w:spacing w:before="120" w:after="120" w:line="360" w:lineRule="auto"/>
+        <w:ind w:firstLine="709"/>
+        <w:jc w:val="left"/>
       </w:pPr>
       <w:r>
         <w:rPr>
           <w:rFonts w:ascii="Times New Roman" w:hAnsi="Times New Roman"/>
-          <w:color w:val="1F2937"/>
+          <w:b/>
+          <w:color w:val="000000"/>
+          <w:sz w:val="28"/>
         </w:rPr>
-        <w:t>5.4. Прогон тестов и отчёт Allure</w:t>
+        <w:t>5.4. Прогон тестов и отчёт</w:t>
       </w:r>
     </w:p>
     <w:p>
+      <w:pPr>
+        <w:keepNext/>
+        <w:spacing w:before="120"/>
+        <w:ind w:firstLine="0"/>
+      </w:pPr>
       <w:r>
         <w:rPr>
-          <w:i/>
-          <w:sz w:val="20"/>
+          <w:sz w:val="24"/>
         </w:rPr>
-        <w:t>Команды запуска</w:t>
+        <w:t>Листинг 5 – команды запуска тестов и сборки отчёта</w:t>
       </w:r>
     </w:p>
     <w:p>
       <w:pPr>
         <w:spacing w:after="200" w:line="240" w:lineRule="auto"/>
+        <w:ind w:firstLine="0"/>
+        <w:jc w:val="left"/>
         <w:shd w:val="clear" w:color="auto" w:fill="F2F2F2"/>
       </w:pPr>
       <w:r>
@@ -3247,7 +3867,7 @@
           <w:sz w:val="18"/>
         </w:rPr>
         <w:br/>
-        <w:t>behave -f allure_behave.formatter:AllureFormatter -o allure-results features</w:t>
+        <w:t>behave -f json -o reports/behave.json features</w:t>
       </w:r>
       <w:r>
         <w:rPr>
@@ -3255,17 +3875,20 @@
           <w:sz w:val="18"/>
         </w:rPr>
         <w:br/>
-        <w:t>allure serve allure-results</w:t>
+        <w:t>python make_html_report.py reports/behave.json reports/behave-report.html</w:t>
       </w:r>
     </w:p>
     <w:p>
       <w:pPr>
+        <w:keepNext/>
+        <w:spacing w:before="120"/>
+        <w:ind w:firstLine="0"/>
         <w:jc w:val="center"/>
       </w:pPr>
       <w:r>
         <w:drawing>
           <wp:inline xmlns:a="http://schemas.openxmlformats.org/drawingml/2006/main" xmlns:pic="http://schemas.openxmlformats.org/drawingml/2006/picture">
-            <wp:extent cx="5943600" cy="1238947"/>
+            <wp:extent cx="5580000" cy="1817760"/>
             <wp:docPr id="4" name="Picture 4"/>
             <wp:cNvGraphicFramePr>
               <a:graphicFrameLocks noChangeAspect="1"/>
@@ -3278,7 +3901,7 @@
                     <pic:cNvPicPr/>
                   </pic:nvPicPr>
                   <pic:blipFill>
-                    <a:blip r:embed="rId12"/>
+                    <a:blip r:embed="rId13"/>
                     <a:stretch>
                       <a:fillRect/>
                     </a:stretch>
@@ -3286,7 +3909,7 @@
                   <pic:spPr>
                     <a:xfrm>
                       <a:off x="0" y="0"/>
-                      <a:ext cx="5943600" cy="1238947"/>
+                      <a:ext cx="5580000" cy="1817760"/>
                     </a:xfrm>
                     <a:prstGeom prst="rect"/>
                   </pic:spPr>
@@ -3299,24 +3922,28 @@
     </w:p>
     <w:p>
       <w:pPr>
+        <w:spacing w:after="200"/>
+        <w:ind w:firstLine="0"/>
         <w:jc w:val="center"/>
       </w:pPr>
       <w:r>
         <w:rPr>
-          <w:i/>
-          <w:sz w:val="20"/>
+          <w:sz w:val="24"/>
         </w:rPr>
-        <w:t>Рис. 4. Результат прогона: 1 фича, 3 сценария, 18 шагов — все прошли</w:t>
+        <w:t>Рисунок 4 – Результат прогона: 1 фича, 3 сценария, 18 шагов — все прошли</w:t>
       </w:r>
     </w:p>
     <w:p>
       <w:pPr>
+        <w:keepNext/>
+        <w:spacing w:before="120"/>
+        <w:ind w:firstLine="0"/>
         <w:jc w:val="center"/>
       </w:pPr>
       <w:r>
         <w:drawing>
           <wp:inline xmlns:a="http://schemas.openxmlformats.org/drawingml/2006/main" xmlns:pic="http://schemas.openxmlformats.org/drawingml/2006/picture">
-            <wp:extent cx="5943600" cy="4033157"/>
+            <wp:extent cx="5580000" cy="4565455"/>
             <wp:docPr id="5" name="Picture 5"/>
             <wp:cNvGraphicFramePr>
               <a:graphicFrameLocks noChangeAspect="1"/>
@@ -3325,11 +3952,11 @@
               <a:graphicData uri="http://schemas.openxmlformats.org/drawingml/2006/picture">
                 <pic:pic>
                   <pic:nvPicPr>
-                    <pic:cNvPr id="0" name="allure_overview.png"/>
+                    <pic:cNvPr id="0" name="report_overview.png"/>
                     <pic:cNvPicPr/>
                   </pic:nvPicPr>
                   <pic:blipFill>
-                    <a:blip r:embed="rId13"/>
+                    <a:blip r:embed="rId14"/>
                     <a:stretch>
                       <a:fillRect/>
                     </a:stretch>
@@ -3337,7 +3964,7 @@
                   <pic:spPr>
                     <a:xfrm>
                       <a:off x="0" y="0"/>
-                      <a:ext cx="5943600" cy="4033157"/>
+                      <a:ext cx="5580000" cy="4565455"/>
                     </a:xfrm>
                     <a:prstGeom prst="rect"/>
                   </pic:spPr>
@@ -3350,24 +3977,28 @@
     </w:p>
     <w:p>
       <w:pPr>
+        <w:spacing w:after="200"/>
+        <w:ind w:firstLine="0"/>
         <w:jc w:val="center"/>
       </w:pPr>
       <w:r>
         <w:rPr>
-          <w:i/>
-          <w:sz w:val="20"/>
+          <w:sz w:val="24"/>
         </w:rPr>
-        <w:t>Рис. 5. Отчёт Allure: обзор прогона</w:t>
+        <w:t>Рисунок 5 – HTML-отчёт: сводка прогона и список сценариев</w:t>
       </w:r>
     </w:p>
     <w:p>
       <w:pPr>
+        <w:keepNext/>
+        <w:spacing w:before="120"/>
+        <w:ind w:firstLine="0"/>
         <w:jc w:val="center"/>
       </w:pPr>
       <w:r>
         <w:drawing>
           <wp:inline xmlns:a="http://schemas.openxmlformats.org/drawingml/2006/main" xmlns:pic="http://schemas.openxmlformats.org/drawingml/2006/picture">
-            <wp:extent cx="5943600" cy="4033157"/>
+            <wp:extent cx="5580000" cy="8035200"/>
             <wp:docPr id="6" name="Picture 6"/>
             <wp:cNvGraphicFramePr>
               <a:graphicFrameLocks noChangeAspect="1"/>
@@ -3376,11 +4007,11 @@
               <a:graphicData uri="http://schemas.openxmlformats.org/drawingml/2006/picture">
                 <pic:pic>
                   <pic:nvPicPr>
-                    <pic:cNvPr id="0" name="allure_suites.png"/>
+                    <pic:cNvPr id="0" name="report_steps.png"/>
                     <pic:cNvPicPr/>
                   </pic:nvPicPr>
                   <pic:blipFill>
-                    <a:blip r:embed="rId14"/>
+                    <a:blip r:embed="rId15"/>
                     <a:stretch>
                       <a:fillRect/>
                     </a:stretch>
@@ -3388,7 +4019,7 @@
                   <pic:spPr>
                     <a:xfrm>
                       <a:off x="0" y="0"/>
-                      <a:ext cx="5943600" cy="4033157"/>
+                      <a:ext cx="5580000" cy="8035200"/>
                     </a:xfrm>
                     <a:prstGeom prst="rect"/>
                   </pic:spPr>
@@ -3401,84 +4032,44 @@
     </w:p>
     <w:p>
       <w:pPr>
+        <w:spacing w:after="200"/>
+        <w:ind w:firstLine="0"/>
         <w:jc w:val="center"/>
       </w:pPr>
       <w:r>
         <w:rPr>
-          <w:i/>
-          <w:sz w:val="20"/>
+          <w:sz w:val="24"/>
         </w:rPr>
-        <w:t>Рис. 6. Отчёт Allure: список сценариев</w:t>
-      </w:r>
-    </w:p>
-    <w:p>
-      <w:pPr>
-        <w:jc w:val="center"/>
-      </w:pPr>
-      <w:r>
-        <w:drawing>
-          <wp:inline xmlns:a="http://schemas.openxmlformats.org/drawingml/2006/main" xmlns:pic="http://schemas.openxmlformats.org/drawingml/2006/picture">
-            <wp:extent cx="5943600" cy="4033157"/>
-            <wp:docPr id="7" name="Picture 7"/>
-            <wp:cNvGraphicFramePr>
-              <a:graphicFrameLocks noChangeAspect="1"/>
-            </wp:cNvGraphicFramePr>
-            <a:graphic>
-              <a:graphicData uri="http://schemas.openxmlformats.org/drawingml/2006/picture">
-                <pic:pic>
-                  <pic:nvPicPr>
-                    <pic:cNvPr id="0" name="allure_test_steps.png"/>
-                    <pic:cNvPicPr/>
-                  </pic:nvPicPr>
-                  <pic:blipFill>
-                    <a:blip r:embed="rId15"/>
-                    <a:stretch>
-                      <a:fillRect/>
-                    </a:stretch>
-                  </pic:blipFill>
-                  <pic:spPr>
-                    <a:xfrm>
-                      <a:off x="0" y="0"/>
-                      <a:ext cx="5943600" cy="4033157"/>
-                    </a:xfrm>
-                    <a:prstGeom prst="rect"/>
-                  </pic:spPr>
-                </pic:pic>
-              </a:graphicData>
-            </a:graphic>
-          </wp:inline>
-        </w:drawing>
-      </w:r>
-    </w:p>
-    <w:p>
-      <w:pPr>
-        <w:jc w:val="center"/>
-      </w:pPr>
-      <w:r>
-        <w:rPr>
-          <w:i/>
-          <w:sz w:val="20"/>
-        </w:rPr>
-        <w:t>Рис. 7. Отчёт Allure: шаги сценария «Недостаточно средств»</w:t>
+        <w:t>Рисунок 6 – HTML-отчёт: шаги сценариев</w:t>
       </w:r>
     </w:p>
     <w:p>
       <w:pPr>
         <w:pStyle w:val="Heading2"/>
+        <w:keepNext/>
+        <w:spacing w:before="120" w:after="120" w:line="360" w:lineRule="auto"/>
+        <w:ind w:firstLine="709"/>
+        <w:jc w:val="left"/>
       </w:pPr>
       <w:r>
         <w:rPr>
           <w:rFonts w:ascii="Times New Roman" w:hAnsi="Times New Roman"/>
-          <w:color w:val="1F2937"/>
+          <w:b/>
+          <w:color w:val="000000"/>
+          <w:sz w:val="28"/>
         </w:rPr>
         <w:t>5.5. Сценарий с нулевой суммой</w:t>
       </w:r>
     </w:p>
     <w:p>
+      <w:pPr>
+        <w:ind w:firstLine="709"/>
+      </w:pPr>
       <w:r>
         <w:rPr>
           <w:b w:val="0"/>
           <w:i w:val="0"/>
+          <w:sz w:val="28"/>
         </w:rPr>
         <w:t>Сценарий добавлен в transfer.feature и проходит без нового кода шагов, потому что шаги параметризованы: «вводит сумму {amount}» и «на экране отображается сообщение «{text}»» принимают любые данные, а правило «сумма должна быть больше нуля» уже реализовано в самой форме. Новый сценарий — это только новые данные, а не новый код.</w:t>
       </w:r>
@@ -3486,11 +4077,17 @@
     <w:p>
       <w:pPr>
         <w:pStyle w:val="Heading1"/>
+        <w:keepNext/>
+        <w:spacing w:before="240" w:after="120" w:line="360" w:lineRule="auto"/>
+        <w:ind w:firstLine="0"/>
+        <w:jc w:val="center"/>
       </w:pPr>
       <w:r>
         <w:rPr>
           <w:rFonts w:ascii="Times New Roman" w:hAnsi="Times New Roman"/>
-          <w:color w:val="1F2937"/>
+          <w:b/>
+          <w:color w:val="000000"/>
+          <w:sz w:val="28"/>
         </w:rPr>
         <w:t>Задание 6. Демо и план внедрения</w:t>
       </w:r>
@@ -3498,13 +4095,33 @@
     <w:p>
       <w:pPr>
         <w:pStyle w:val="Heading2"/>
+        <w:keepNext/>
+        <w:spacing w:before="120" w:after="120" w:line="360" w:lineRule="auto"/>
+        <w:ind w:firstLine="709"/>
+        <w:jc w:val="left"/>
       </w:pPr>
       <w:r>
         <w:rPr>
           <w:rFonts w:ascii="Times New Roman" w:hAnsi="Times New Roman"/>
-          <w:color w:val="1F2937"/>
+          <w:b/>
+          <w:color w:val="000000"/>
+          <w:sz w:val="28"/>
         </w:rPr>
         <w:t>6.1. Пять пунктов демо и порядок показа</w:t>
+      </w:r>
+    </w:p>
+    <w:p>
+      <w:pPr>
+        <w:keepNext/>
+        <w:spacing w:before="200" w:after="80"/>
+        <w:ind w:firstLine="0"/>
+        <w:jc w:val="left"/>
+      </w:pPr>
+      <w:r>
+        <w:rPr>
+          <w:sz w:val="24"/>
+        </w:rPr>
+        <w:t>Таблица 6 – План демонстрации</w:t>
       </w:r>
     </w:p>
     <w:tbl>
@@ -3512,12 +4129,13 @@
         <w:tblStyle w:val="TableGrid"/>
         <w:tblW w:type="auto" w:w="0"/>
         <w:jc w:val="center"/>
+        <w:tblLayout w:type="fixed"/>
         <w:tblLook w:firstColumn="1" w:firstRow="1" w:lastColumn="0" w:lastRow="0" w:noHBand="0" w:noVBand="1" w:val="04A0"/>
       </w:tblPr>
       <w:tblGrid>
-        <w:gridCol w:w="3216"/>
-        <w:gridCol w:w="3216"/>
-        <w:gridCol w:w="3216"/>
+        <w:gridCol w:w="3118"/>
+        <w:gridCol w:w="3118"/>
+        <w:gridCol w:w="3118"/>
       </w:tblGrid>
       <w:tr>
         <w:trPr>
@@ -3525,17 +4143,18 @@
         </w:trPr>
         <w:tc>
           <w:tcPr>
-            <w:tcW w:type="dxa" w:w="576"/>
+            <w:tcW w:type="dxa" w:w="567"/>
           </w:tcPr>
           <w:p>
             <w:pPr>
+              <w:spacing w:line="240" w:lineRule="auto"/>
+              <w:ind w:firstLine="0"/>
               <w:shd w:val="clear" w:color="auto" w:fill="E7E9EE"/>
             </w:pPr>
-            <w:r/>
             <w:r>
               <w:rPr>
                 <w:b/>
-                <w:sz w:val="21"/>
+                <w:sz w:val="22"/>
               </w:rPr>
               <w:t>№</w:t>
             </w:r>
@@ -3543,17 +4162,18 @@
         </w:tc>
         <w:tc>
           <w:tcPr>
-            <w:tcW w:type="dxa" w:w="4176"/>
+            <w:tcW w:type="dxa" w:w="3969"/>
           </w:tcPr>
           <w:p>
             <w:pPr>
+              <w:spacing w:line="240" w:lineRule="auto"/>
+              <w:ind w:firstLine="0"/>
               <w:shd w:val="clear" w:color="auto" w:fill="E7E9EE"/>
             </w:pPr>
-            <w:r/>
             <w:r>
               <w:rPr>
                 <w:b/>
-                <w:sz w:val="21"/>
+                <w:sz w:val="22"/>
               </w:rPr>
               <w:t>Что показываем</w:t>
             </w:r>
@@ -3561,17 +4181,18 @@
         </w:tc>
         <w:tc>
           <w:tcPr>
-            <w:tcW w:type="dxa" w:w="4176"/>
+            <w:tcW w:type="dxa" w:w="3969"/>
           </w:tcPr>
           <w:p>
             <w:pPr>
+              <w:spacing w:line="240" w:lineRule="auto"/>
+              <w:ind w:firstLine="0"/>
               <w:shd w:val="clear" w:color="auto" w:fill="E7E9EE"/>
             </w:pPr>
-            <w:r/>
             <w:r>
               <w:rPr>
                 <w:b/>
-                <w:sz w:val="21"/>
+                <w:sz w:val="22"/>
               </w:rPr>
               <w:t>Чью проблему это снимает</w:t>
             </w:r>
@@ -3581,13 +4202,16 @@
       <w:tr>
         <w:tc>
           <w:tcPr>
-            <w:tcW w:type="dxa" w:w="576"/>
+            <w:tcW w:type="dxa" w:w="567"/>
           </w:tcPr>
           <w:p>
-            <w:r/>
+            <w:pPr>
+              <w:spacing w:line="240" w:lineRule="auto"/>
+              <w:ind w:firstLine="0"/>
+            </w:pPr>
             <w:r>
               <w:rPr>
-                <w:sz w:val="21"/>
+                <w:sz w:val="22"/>
               </w:rPr>
               <w:t>1</w:t>
             </w:r>
@@ -3595,13 +4219,16 @@
         </w:tc>
         <w:tc>
           <w:tcPr>
-            <w:tcW w:type="dxa" w:w="4176"/>
+            <w:tcW w:type="dxa" w:w="3969"/>
           </w:tcPr>
           <w:p>
-            <w:r/>
+            <w:pPr>
+              <w:spacing w:line="240" w:lineRule="auto"/>
+              <w:ind w:firstLine="0"/>
+            </w:pPr>
             <w:r>
               <w:rPr>
-                <w:sz w:val="21"/>
+                <w:sz w:val="22"/>
               </w:rPr>
               <w:t>Главная цель автоматизации: покрыть не менее половины регресса за 6 спринтов</w:t>
             </w:r>
@@ -3609,13 +4236,16 @@
         </w:tc>
         <w:tc>
           <w:tcPr>
-            <w:tcW w:type="dxa" w:w="4176"/>
+            <w:tcW w:type="dxa" w:w="3969"/>
           </w:tcPr>
           <w:p>
-            <w:r/>
+            <w:pPr>
+              <w:spacing w:line="240" w:lineRule="auto"/>
+              <w:ind w:firstLine="0"/>
+            </w:pPr>
             <w:r>
               <w:rPr>
-                <w:sz w:val="21"/>
+                <w:sz w:val="22"/>
               </w:rPr>
               <w:t>Владельцев продуктов — непонимание, зачем тратить бюджет на тесты</w:t>
             </w:r>
@@ -3625,13 +4255,16 @@
       <w:tr>
         <w:tc>
           <w:tcPr>
-            <w:tcW w:type="dxa" w:w="576"/>
+            <w:tcW w:type="dxa" w:w="567"/>
           </w:tcPr>
           <w:p>
-            <w:r/>
+            <w:pPr>
+              <w:spacing w:line="240" w:lineRule="auto"/>
+              <w:ind w:firstLine="0"/>
+            </w:pPr>
             <w:r>
               <w:rPr>
-                <w:sz w:val="21"/>
+                <w:sz w:val="22"/>
               </w:rPr>
               <w:t>2</w:t>
             </w:r>
@@ -3639,27 +4272,33 @@
         </w:tc>
         <w:tc>
           <w:tcPr>
-            <w:tcW w:type="dxa" w:w="4176"/>
+            <w:tcW w:type="dxa" w:w="3969"/>
           </w:tcPr>
           <w:p>
-            <w:r/>
+            <w:pPr>
+              <w:spacing w:line="240" w:lineRule="auto"/>
+              <w:ind w:firstLine="0"/>
+            </w:pPr>
             <w:r>
               <w:rPr>
-                <w:sz w:val="21"/>
+                <w:sz w:val="22"/>
               </w:rPr>
-              <w:t>Схема инфраструктуры: репозиторий → CI → runner → Allure</w:t>
+              <w:t>Схема инфраструктуры: репозиторий → CI → runner → отчёт</w:t>
             </w:r>
           </w:p>
         </w:tc>
         <w:tc>
           <w:tcPr>
-            <w:tcW w:type="dxa" w:w="4176"/>
+            <w:tcW w:type="dxa" w:w="3969"/>
           </w:tcPr>
           <w:p>
-            <w:r/>
+            <w:pPr>
+              <w:spacing w:line="240" w:lineRule="auto"/>
+              <w:ind w:firstLine="0"/>
+            </w:pPr>
             <w:r>
               <w:rPr>
-                <w:sz w:val="21"/>
+                <w:sz w:val="22"/>
               </w:rPr>
               <w:t>Разработчиков и аналитиков — вопрос «где это живёт и кто за это отвечает»</w:t>
             </w:r>
@@ -3669,13 +4308,16 @@
       <w:tr>
         <w:tc>
           <w:tcPr>
-            <w:tcW w:type="dxa" w:w="576"/>
+            <w:tcW w:type="dxa" w:w="567"/>
           </w:tcPr>
           <w:p>
-            <w:r/>
+            <w:pPr>
+              <w:spacing w:line="240" w:lineRule="auto"/>
+              <w:ind w:firstLine="0"/>
+            </w:pPr>
             <w:r>
               <w:rPr>
-                <w:sz w:val="21"/>
+                <w:sz w:val="22"/>
               </w:rPr>
               <w:t>3</w:t>
             </w:r>
@@ -3683,13 +4325,16 @@
         </w:tc>
         <w:tc>
           <w:tcPr>
-            <w:tcW w:type="dxa" w:w="4176"/>
+            <w:tcW w:type="dxa" w:w="3969"/>
           </w:tcPr>
           <w:p>
-            <w:r/>
+            <w:pPr>
+              <w:spacing w:line="240" w:lineRule="auto"/>
+              <w:ind w:firstLine="0"/>
+            </w:pPr>
             <w:r>
               <w:rPr>
-                <w:sz w:val="21"/>
+                <w:sz w:val="22"/>
               </w:rPr>
               <w:t>Как создаются сценарии: Gherkin по-русски и data-test-id в разметке</w:t>
             </w:r>
@@ -3697,13 +4342,16 @@
         </w:tc>
         <w:tc>
           <w:tcPr>
-            <w:tcW w:type="dxa" w:w="4176"/>
+            <w:tcW w:type="dxa" w:w="3969"/>
           </w:tcPr>
           <w:p>
-            <w:r/>
+            <w:pPr>
+              <w:spacing w:line="240" w:lineRule="auto"/>
+              <w:ind w:firstLine="0"/>
+            </w:pPr>
             <w:r>
               <w:rPr>
-                <w:sz w:val="21"/>
+                <w:sz w:val="22"/>
               </w:rPr>
               <w:t>QA-инженеров — страх, что автоматизация «для программистов» и им придётся всё переписывать</w:t>
             </w:r>
@@ -3713,13 +4361,16 @@
       <w:tr>
         <w:tc>
           <w:tcPr>
-            <w:tcW w:type="dxa" w:w="576"/>
+            <w:tcW w:type="dxa" w:w="567"/>
           </w:tcPr>
           <w:p>
-            <w:r/>
+            <w:pPr>
+              <w:spacing w:line="240" w:lineRule="auto"/>
+              <w:ind w:firstLine="0"/>
+            </w:pPr>
             <w:r>
               <w:rPr>
-                <w:sz w:val="21"/>
+                <w:sz w:val="22"/>
               </w:rPr>
               <w:t>4</w:t>
             </w:r>
@@ -3727,27 +4378,33 @@
         </w:tc>
         <w:tc>
           <w:tcPr>
-            <w:tcW w:type="dxa" w:w="4176"/>
+            <w:tcW w:type="dxa" w:w="3969"/>
           </w:tcPr>
           <w:p>
-            <w:r/>
+            <w:pPr>
+              <w:spacing w:line="240" w:lineRule="auto"/>
+              <w:ind w:firstLine="0"/>
+            </w:pPr>
             <w:r>
               <w:rPr>
-                <w:sz w:val="21"/>
+                <w:sz w:val="22"/>
               </w:rPr>
-              <w:t>Видео 5–10 автотестов и отчёт Allure после прогона</w:t>
+              <w:t>Видео 5–10 автотестов и HTML-отчёт после прогона</w:t>
             </w:r>
           </w:p>
         </w:tc>
         <w:tc>
           <w:tcPr>
-            <w:tcW w:type="dxa" w:w="4176"/>
+            <w:tcW w:type="dxa" w:w="3969"/>
           </w:tcPr>
           <w:p>
-            <w:r/>
+            <w:pPr>
+              <w:spacing w:line="240" w:lineRule="auto"/>
+              <w:ind w:firstLine="0"/>
+            </w:pPr>
             <w:r>
               <w:rPr>
-                <w:sz w:val="21"/>
+                <w:sz w:val="22"/>
               </w:rPr>
               <w:t>Скептиков — недоверие «а это вообще работает и показывает правду»</w:t>
             </w:r>
@@ -3757,13 +4414,16 @@
       <w:tr>
         <w:tc>
           <w:tcPr>
-            <w:tcW w:type="dxa" w:w="576"/>
+            <w:tcW w:type="dxa" w:w="567"/>
           </w:tcPr>
           <w:p>
-            <w:r/>
+            <w:pPr>
+              <w:spacing w:line="240" w:lineRule="auto"/>
+              <w:ind w:firstLine="0"/>
+            </w:pPr>
             <w:r>
               <w:rPr>
-                <w:sz w:val="21"/>
+                <w:sz w:val="22"/>
               </w:rPr>
               <w:t>5</w:t>
             </w:r>
@@ -3771,13 +4431,16 @@
         </w:tc>
         <w:tc>
           <w:tcPr>
-            <w:tcW w:type="dxa" w:w="4176"/>
+            <w:tcW w:type="dxa" w:w="3969"/>
           </w:tcPr>
           <w:p>
-            <w:r/>
+            <w:pPr>
+              <w:spacing w:line="240" w:lineRule="auto"/>
+              <w:ind w:firstLine="0"/>
+            </w:pPr>
             <w:r>
               <w:rPr>
-                <w:sz w:val="21"/>
+                <w:sz w:val="22"/>
               </w:rPr>
               <w:t>Эффект: сравнение ручного и автоматизированного прохождения, план внедрения по спринтам</w:t>
             </w:r>
@@ -3785,13 +4448,16 @@
         </w:tc>
         <w:tc>
           <w:tcPr>
-            <w:tcW w:type="dxa" w:w="4176"/>
+            <w:tcW w:type="dxa" w:w="3969"/>
           </w:tcPr>
           <w:p>
-            <w:r/>
+            <w:pPr>
+              <w:spacing w:line="240" w:lineRule="auto"/>
+              <w:ind w:firstLine="0"/>
+            </w:pPr>
             <w:r>
               <w:rPr>
-                <w:sz w:val="21"/>
+                <w:sz w:val="22"/>
               </w:rPr>
               <w:t>Руководства и закупки — вопрос «что дальше, сколько это стоит и когда окупится»</w:t>
             </w:r>
@@ -3799,17 +4465,41 @@
         </w:tc>
       </w:tr>
     </w:tbl>
-    <w:p/>
+    <w:p>
+      <w:pPr>
+        <w:spacing w:after="120"/>
+      </w:pPr>
+    </w:p>
     <w:p>
       <w:pPr>
         <w:pStyle w:val="Heading2"/>
+        <w:keepNext/>
+        <w:spacing w:before="120" w:after="120" w:line="360" w:lineRule="auto"/>
+        <w:ind w:firstLine="709"/>
+        <w:jc w:val="left"/>
       </w:pPr>
       <w:r>
         <w:rPr>
           <w:rFonts w:ascii="Times New Roman" w:hAnsi="Times New Roman"/>
-          <w:color w:val="1F2937"/>
+          <w:b/>
+          <w:color w:val="000000"/>
+          <w:sz w:val="28"/>
         </w:rPr>
         <w:t>6.2. План на 6 спринтов для двух автоматизаторов</w:t>
+      </w:r>
+    </w:p>
+    <w:p>
+      <w:pPr>
+        <w:keepNext/>
+        <w:spacing w:before="200" w:after="80"/>
+        <w:ind w:firstLine="0"/>
+        <w:jc w:val="left"/>
+      </w:pPr>
+      <w:r>
+        <w:rPr>
+          <w:sz w:val="24"/>
+        </w:rPr>
+        <w:t>Таблица 7 – План внедрения автоматизации</w:t>
       </w:r>
     </w:p>
     <w:tbl>
@@ -3817,14 +4507,15 @@
         <w:tblStyle w:val="TableGrid"/>
         <w:tblW w:type="auto" w:w="0"/>
         <w:jc w:val="center"/>
+        <w:tblLayout w:type="fixed"/>
         <w:tblLook w:firstColumn="1" w:firstRow="1" w:lastColumn="0" w:lastRow="0" w:noHBand="0" w:noVBand="1" w:val="04A0"/>
       </w:tblPr>
       <w:tblGrid>
-        <w:gridCol w:w="1930"/>
-        <w:gridCol w:w="1930"/>
-        <w:gridCol w:w="1930"/>
-        <w:gridCol w:w="1930"/>
-        <w:gridCol w:w="1930"/>
+        <w:gridCol w:w="1871"/>
+        <w:gridCol w:w="1871"/>
+        <w:gridCol w:w="1871"/>
+        <w:gridCol w:w="1871"/>
+        <w:gridCol w:w="1871"/>
       </w:tblGrid>
       <w:tr>
         <w:trPr>
@@ -3832,17 +4523,18 @@
         </w:trPr>
         <w:tc>
           <w:tcPr>
-            <w:tcW w:type="dxa" w:w="864"/>
+            <w:tcW w:type="dxa" w:w="680"/>
           </w:tcPr>
           <w:p>
             <w:pPr>
+              <w:spacing w:line="240" w:lineRule="auto"/>
+              <w:ind w:firstLine="0"/>
               <w:shd w:val="clear" w:color="auto" w:fill="E7E9EE"/>
             </w:pPr>
-            <w:r/>
             <w:r>
               <w:rPr>
                 <w:b/>
-                <w:sz w:val="21"/>
+                <w:sz w:val="22"/>
               </w:rPr>
               <w:t>Спринт</w:t>
             </w:r>
@@ -3850,53 +4542,56 @@
         </w:tc>
         <w:tc>
           <w:tcPr>
-            <w:tcW w:type="dxa" w:w="3024"/>
+            <w:tcW w:type="dxa" w:w="2948"/>
           </w:tcPr>
           <w:p>
             <w:pPr>
+              <w:spacing w:line="240" w:lineRule="auto"/>
+              <w:ind w:firstLine="0"/>
               <w:shd w:val="clear" w:color="auto" w:fill="E7E9EE"/>
             </w:pPr>
-            <w:r/>
             <w:r>
               <w:rPr>
                 <w:b/>
-                <w:sz w:val="21"/>
+                <w:sz w:val="22"/>
               </w:rPr>
-              <w:t>Что делают автоматизаторы</w:t>
+              <w:t>Автоматизаторы</w:t>
             </w:r>
           </w:p>
         </w:tc>
         <w:tc>
           <w:tcPr>
-            <w:tcW w:type="dxa" w:w="2736"/>
+            <w:tcW w:type="dxa" w:w="2438"/>
           </w:tcPr>
           <w:p>
             <w:pPr>
+              <w:spacing w:line="240" w:lineRule="auto"/>
+              <w:ind w:firstLine="0"/>
               <w:shd w:val="clear" w:color="auto" w:fill="E7E9EE"/>
             </w:pPr>
-            <w:r/>
             <w:r>
               <w:rPr>
                 <w:b/>
-                <w:sz w:val="21"/>
+                <w:sz w:val="22"/>
               </w:rPr>
-              <w:t>Что делают QA команд</w:t>
+              <w:t>QA команд</w:t>
             </w:r>
           </w:p>
         </w:tc>
         <w:tc>
           <w:tcPr>
-            <w:tcW w:type="dxa" w:w="2304"/>
+            <w:tcW w:type="dxa" w:w="2041"/>
           </w:tcPr>
           <w:p>
             <w:pPr>
+              <w:spacing w:line="240" w:lineRule="auto"/>
+              <w:ind w:firstLine="0"/>
               <w:shd w:val="clear" w:color="auto" w:fill="E7E9EE"/>
             </w:pPr>
-            <w:r/>
             <w:r>
               <w:rPr>
                 <w:b/>
-                <w:sz w:val="21"/>
+                <w:sz w:val="22"/>
               </w:rPr>
               <w:t>Что показываем на демо</w:t>
             </w:r>
@@ -3904,19 +4599,20 @@
         </w:tc>
         <w:tc>
           <w:tcPr>
-            <w:tcW w:type="dxa" w:w="1296"/>
+            <w:tcW w:type="dxa" w:w="964"/>
           </w:tcPr>
           <w:p>
             <w:pPr>
+              <w:spacing w:line="240" w:lineRule="auto"/>
+              <w:ind w:firstLine="0"/>
               <w:shd w:val="clear" w:color="auto" w:fill="E7E9EE"/>
             </w:pPr>
-            <w:r/>
             <w:r>
               <w:rPr>
                 <w:b/>
-                <w:sz w:val="21"/>
+                <w:sz w:val="22"/>
               </w:rPr>
-              <w:t>Покрытие регресса</w:t>
+              <w:t>Покрытие</w:t>
             </w:r>
           </w:p>
         </w:tc>
@@ -3924,13 +4620,16 @@
       <w:tr>
         <w:tc>
           <w:tcPr>
-            <w:tcW w:type="dxa" w:w="864"/>
+            <w:tcW w:type="dxa" w:w="680"/>
           </w:tcPr>
           <w:p>
-            <w:r/>
+            <w:pPr>
+              <w:spacing w:line="240" w:lineRule="auto"/>
+              <w:ind w:firstLine="0"/>
+            </w:pPr>
             <w:r>
               <w:rPr>
-                <w:sz w:val="21"/>
+                <w:sz w:val="22"/>
               </w:rPr>
               <w:t>1</w:t>
             </w:r>
@@ -3938,55 +4637,67 @@
         </w:tc>
         <w:tc>
           <w:tcPr>
-            <w:tcW w:type="dxa" w:w="3024"/>
+            <w:tcW w:type="dxa" w:w="2948"/>
           </w:tcPr>
           <w:p>
-            <w:r/>
+            <w:pPr>
+              <w:spacing w:line="240" w:lineRule="auto"/>
+              <w:ind w:firstLine="0"/>
+            </w:pPr>
             <w:r>
               <w:rPr>
-                <w:sz w:val="21"/>
+                <w:sz w:val="22"/>
               </w:rPr>
-              <w:t>Разворачивают каркас: behave, Playwright, Allure, CI; пишут шаги формы перевода</w:t>
+              <w:t>Каркас: behave, Playwright, HTML-отчёт, CI; шаги формы перевода</w:t>
             </w:r>
           </w:p>
         </w:tc>
         <w:tc>
           <w:tcPr>
-            <w:tcW w:type="dxa" w:w="2736"/>
+            <w:tcW w:type="dxa" w:w="2438"/>
           </w:tcPr>
           <w:p>
-            <w:r/>
+            <w:pPr>
+              <w:spacing w:line="240" w:lineRule="auto"/>
+              <w:ind w:firstLine="0"/>
+            </w:pPr>
             <w:r>
               <w:rPr>
-                <w:sz w:val="21"/>
+                <w:sz w:val="22"/>
               </w:rPr>
-              <w:t>Собирают реестр регресса и отдают первые 10 кейсов «Личного кабинета»</w:t>
+              <w:t>Реестр регресса, первые 10 кейсов «Личного кабинета»</w:t>
             </w:r>
           </w:p>
         </w:tc>
         <w:tc>
           <w:tcPr>
-            <w:tcW w:type="dxa" w:w="2304"/>
+            <w:tcW w:type="dxa" w:w="2041"/>
           </w:tcPr>
           <w:p>
-            <w:r/>
+            <w:pPr>
+              <w:spacing w:line="240" w:lineRule="auto"/>
+              <w:ind w:firstLine="0"/>
+            </w:pPr>
             <w:r>
               <w:rPr>
-                <w:sz w:val="21"/>
+                <w:sz w:val="22"/>
               </w:rPr>
-              <w:t>Каркас и первые 3 автотеста</w:t>
+              <w:t>Каркас и 3 автотеста</w:t>
             </w:r>
           </w:p>
         </w:tc>
         <w:tc>
           <w:tcPr>
-            <w:tcW w:type="dxa" w:w="1296"/>
+            <w:tcW w:type="dxa" w:w="964"/>
           </w:tcPr>
           <w:p>
-            <w:r/>
+            <w:pPr>
+              <w:spacing w:line="240" w:lineRule="auto"/>
+              <w:ind w:firstLine="0"/>
+            </w:pPr>
             <w:r>
               <w:rPr>
-                <w:sz w:val="21"/>
+                <w:sz w:val="22"/>
               </w:rPr>
               <w:t>≈10 %</w:t>
             </w:r>
@@ -3996,13 +4707,16 @@
       <w:tr>
         <w:tc>
           <w:tcPr>
-            <w:tcW w:type="dxa" w:w="864"/>
+            <w:tcW w:type="dxa" w:w="680"/>
           </w:tcPr>
           <w:p>
-            <w:r/>
+            <w:pPr>
+              <w:spacing w:line="240" w:lineRule="auto"/>
+              <w:ind w:firstLine="0"/>
+            </w:pPr>
             <w:r>
               <w:rPr>
-                <w:sz w:val="21"/>
+                <w:sz w:val="22"/>
               </w:rPr>
               <w:t>2</w:t>
             </w:r>
@@ -4010,55 +4724,67 @@
         </w:tc>
         <w:tc>
           <w:tcPr>
-            <w:tcW w:type="dxa" w:w="3024"/>
+            <w:tcW w:type="dxa" w:w="2948"/>
           </w:tcPr>
           <w:p>
-            <w:r/>
+            <w:pPr>
+              <w:spacing w:line="240" w:lineRule="auto"/>
+              <w:ind w:firstLine="0"/>
+            </w:pPr>
             <w:r>
               <w:rPr>
-                <w:sz w:val="21"/>
+                <w:sz w:val="22"/>
               </w:rPr>
-              <w:t>Доводят 10 автотестов «Личного кабинета», добавляют проверки БД, параллельный запуск</w:t>
+              <w:t>10 автотестов «Личного кабинета», проверки БД, параллельный запуск</w:t>
             </w:r>
           </w:p>
         </w:tc>
         <w:tc>
           <w:tcPr>
-            <w:tcW w:type="dxa" w:w="2736"/>
+            <w:tcW w:type="dxa" w:w="2438"/>
           </w:tcPr>
           <w:p>
-            <w:r/>
+            <w:pPr>
+              <w:spacing w:line="240" w:lineRule="auto"/>
+              <w:ind w:firstLine="0"/>
+            </w:pPr>
             <w:r>
               <w:rPr>
-                <w:sz w:val="21"/>
+                <w:sz w:val="22"/>
               </w:rPr>
-              <w:t>Пишут сценарии Gherkin по своим кейсам и учатся их запускать</w:t>
+              <w:t>Сценарии Gherkin по своим кейсам, учатся запускать</w:t>
             </w:r>
           </w:p>
         </w:tc>
         <w:tc>
           <w:tcPr>
-            <w:tcW w:type="dxa" w:w="2304"/>
+            <w:tcW w:type="dxa" w:w="2041"/>
           </w:tcPr>
           <w:p>
-            <w:r/>
+            <w:pPr>
+              <w:spacing w:line="240" w:lineRule="auto"/>
+              <w:ind w:firstLine="0"/>
+            </w:pPr>
             <w:r>
               <w:rPr>
-                <w:sz w:val="21"/>
+                <w:sz w:val="22"/>
               </w:rPr>
-              <w:t>Отчёт Allure и время прогона</w:t>
+              <w:t>Отчёт и время прогона</w:t>
             </w:r>
           </w:p>
         </w:tc>
         <w:tc>
           <w:tcPr>
-            <w:tcW w:type="dxa" w:w="1296"/>
+            <w:tcW w:type="dxa" w:w="964"/>
           </w:tcPr>
           <w:p>
-            <w:r/>
+            <w:pPr>
+              <w:spacing w:line="240" w:lineRule="auto"/>
+              <w:ind w:firstLine="0"/>
+            </w:pPr>
             <w:r>
               <w:rPr>
-                <w:sz w:val="21"/>
+                <w:sz w:val="22"/>
               </w:rPr>
               <w:t>≈20 %</w:t>
             </w:r>
@@ -4068,13 +4794,16 @@
       <w:tr>
         <w:tc>
           <w:tcPr>
-            <w:tcW w:type="dxa" w:w="864"/>
+            <w:tcW w:type="dxa" w:w="680"/>
           </w:tcPr>
           <w:p>
-            <w:r/>
+            <w:pPr>
+              <w:spacing w:line="240" w:lineRule="auto"/>
+              <w:ind w:firstLine="0"/>
+            </w:pPr>
             <w:r>
               <w:rPr>
-                <w:sz w:val="21"/>
+                <w:sz w:val="22"/>
               </w:rPr>
               <w:t>3</w:t>
             </w:r>
@@ -4082,55 +4811,67 @@
         </w:tc>
         <w:tc>
           <w:tcPr>
-            <w:tcW w:type="dxa" w:w="3024"/>
+            <w:tcW w:type="dxa" w:w="2948"/>
           </w:tcPr>
           <w:p>
-            <w:r/>
+            <w:pPr>
+              <w:spacing w:line="240" w:lineRule="auto"/>
+              <w:ind w:firstLine="0"/>
+            </w:pPr>
             <w:r>
               <w:rPr>
-                <w:sz w:val="21"/>
+                <w:sz w:val="22"/>
               </w:rPr>
-              <w:t>Принимают тесты «Платежей», добавляют API-проверки через httpx</w:t>
+              <w:t>Приём тестов «Платежей», API-проверки через httpx</w:t>
             </w:r>
           </w:p>
         </w:tc>
         <w:tc>
           <w:tcPr>
-            <w:tcW w:type="dxa" w:w="2736"/>
+            <w:tcW w:type="dxa" w:w="2438"/>
           </w:tcPr>
           <w:p>
-            <w:r/>
+            <w:pPr>
+              <w:spacing w:line="240" w:lineRule="auto"/>
+              <w:ind w:firstLine="0"/>
+            </w:pPr>
             <w:r>
               <w:rPr>
-                <w:sz w:val="21"/>
+                <w:sz w:val="22"/>
               </w:rPr>
-              <w:t>Готовят сценарии «Платежей», приоритезируют денежные проверки</w:t>
+              <w:t>Сценарии «Платежей», приоритизация денежных проверок</w:t>
             </w:r>
           </w:p>
         </w:tc>
         <w:tc>
           <w:tcPr>
-            <w:tcW w:type="dxa" w:w="2304"/>
+            <w:tcW w:type="dxa" w:w="2041"/>
           </w:tcPr>
           <w:p>
-            <w:r/>
+            <w:pPr>
+              <w:spacing w:line="240" w:lineRule="auto"/>
+              <w:ind w:firstLine="0"/>
+            </w:pPr>
             <w:r>
               <w:rPr>
-                <w:sz w:val="21"/>
+                <w:sz w:val="22"/>
               </w:rPr>
-              <w:t>API-тест перевода + проверка остатка в БД</w:t>
+              <w:t>API-тест перевода и остаток в БД</w:t>
             </w:r>
           </w:p>
         </w:tc>
         <w:tc>
           <w:tcPr>
-            <w:tcW w:type="dxa" w:w="1296"/>
+            <w:tcW w:type="dxa" w:w="964"/>
           </w:tcPr>
           <w:p>
-            <w:r/>
+            <w:pPr>
+              <w:spacing w:line="240" w:lineRule="auto"/>
+              <w:ind w:firstLine="0"/>
+            </w:pPr>
             <w:r>
               <w:rPr>
-                <w:sz w:val="21"/>
+                <w:sz w:val="22"/>
               </w:rPr>
               <w:t>≈30 %</w:t>
             </w:r>
@@ -4140,13 +4881,16 @@
       <w:tr>
         <w:tc>
           <w:tcPr>
-            <w:tcW w:type="dxa" w:w="864"/>
+            <w:tcW w:type="dxa" w:w="680"/>
           </w:tcPr>
           <w:p>
-            <w:r/>
+            <w:pPr>
+              <w:spacing w:line="240" w:lineRule="auto"/>
+              <w:ind w:firstLine="0"/>
+            </w:pPr>
             <w:r>
               <w:rPr>
-                <w:sz w:val="21"/>
+                <w:sz w:val="22"/>
               </w:rPr>
               <w:t>4</w:t>
             </w:r>
@@ -4154,55 +4898,67 @@
         </w:tc>
         <w:tc>
           <w:tcPr>
-            <w:tcW w:type="dxa" w:w="3024"/>
+            <w:tcW w:type="dxa" w:w="2948"/>
           </w:tcPr>
           <w:p>
-            <w:r/>
+            <w:pPr>
+              <w:spacing w:line="240" w:lineRule="auto"/>
+              <w:ind w:firstLine="0"/>
+            </w:pPr>
             <w:r>
               <w:rPr>
-                <w:sz w:val="21"/>
+                <w:sz w:val="22"/>
               </w:rPr>
-              <w:t>Подключают «Карты», выносят общие шаги, чистят «мигающие» тесты</w:t>
+              <w:t>Подключение «Карт», общие шаги, чистка нестабильных тестов</w:t>
             </w:r>
           </w:p>
         </w:tc>
         <w:tc>
           <w:tcPr>
-            <w:tcW w:type="dxa" w:w="2736"/>
+            <w:tcW w:type="dxa" w:w="2438"/>
           </w:tcPr>
           <w:p>
-            <w:r/>
+            <w:pPr>
+              <w:spacing w:line="240" w:lineRule="auto"/>
+              <w:ind w:firstLine="0"/>
+            </w:pPr>
             <w:r>
               <w:rPr>
-                <w:sz w:val="21"/>
+                <w:sz w:val="22"/>
               </w:rPr>
-              <w:t>Готовят сценарии «Карт», ревьюют шаги автоматизаторов</w:t>
+              <w:t>Сценарии «Карт», ревью шагов</w:t>
             </w:r>
           </w:p>
         </w:tc>
         <w:tc>
           <w:tcPr>
-            <w:tcW w:type="dxa" w:w="2304"/>
+            <w:tcW w:type="dxa" w:w="2041"/>
           </w:tcPr>
           <w:p>
-            <w:r/>
+            <w:pPr>
+              <w:spacing w:line="240" w:lineRule="auto"/>
+              <w:ind w:firstLine="0"/>
+            </w:pPr>
             <w:r>
               <w:rPr>
-                <w:sz w:val="21"/>
+                <w:sz w:val="22"/>
               </w:rPr>
-              <w:t>Стабильность: 0 мигающих тестов за неделю</w:t>
+              <w:t>0 нестабильных тестов за неделю</w:t>
             </w:r>
           </w:p>
         </w:tc>
         <w:tc>
           <w:tcPr>
-            <w:tcW w:type="dxa" w:w="1296"/>
+            <w:tcW w:type="dxa" w:w="964"/>
           </w:tcPr>
           <w:p>
-            <w:r/>
+            <w:pPr>
+              <w:spacing w:line="240" w:lineRule="auto"/>
+              <w:ind w:firstLine="0"/>
+            </w:pPr>
             <w:r>
               <w:rPr>
-                <w:sz w:val="21"/>
+                <w:sz w:val="22"/>
               </w:rPr>
               <w:t>≈40 %</w:t>
             </w:r>
@@ -4212,13 +4968,16 @@
       <w:tr>
         <w:tc>
           <w:tcPr>
-            <w:tcW w:type="dxa" w:w="864"/>
+            <w:tcW w:type="dxa" w:w="680"/>
           </w:tcPr>
           <w:p>
-            <w:r/>
+            <w:pPr>
+              <w:spacing w:line="240" w:lineRule="auto"/>
+              <w:ind w:firstLine="0"/>
+            </w:pPr>
             <w:r>
               <w:rPr>
-                <w:sz w:val="21"/>
+                <w:sz w:val="22"/>
               </w:rPr>
               <w:t>5</w:t>
             </w:r>
@@ -4226,41 +4985,50 @@
         </w:tc>
         <w:tc>
           <w:tcPr>
-            <w:tcW w:type="dxa" w:w="3024"/>
+            <w:tcW w:type="dxa" w:w="2948"/>
           </w:tcPr>
           <w:p>
-            <w:r/>
+            <w:pPr>
+              <w:spacing w:line="240" w:lineRule="auto"/>
+              <w:ind w:firstLine="0"/>
+            </w:pPr>
             <w:r>
               <w:rPr>
-                <w:sz w:val="21"/>
+                <w:sz w:val="22"/>
               </w:rPr>
-              <w:t>Подключают «Кредиты», настраивают ночные прогоны и историю отчётов</w:t>
+              <w:t>Подключение «Кредитов», ночные прогоны, история отчётов</w:t>
             </w:r>
           </w:p>
         </w:tc>
         <w:tc>
           <w:tcPr>
-            <w:tcW w:type="dxa" w:w="2736"/>
+            <w:tcW w:type="dxa" w:w="2438"/>
           </w:tcPr>
           <w:p>
-            <w:r/>
+            <w:pPr>
+              <w:spacing w:line="240" w:lineRule="auto"/>
+              <w:ind w:firstLine="0"/>
+            </w:pPr>
             <w:r>
               <w:rPr>
-                <w:sz w:val="21"/>
+                <w:sz w:val="22"/>
               </w:rPr>
-              <w:t>Готовят сценарии «Кредитов», дежурят по падениям</w:t>
+              <w:t>Сценарии «Кредитов», дежурство по падениям</w:t>
             </w:r>
           </w:p>
         </w:tc>
         <w:tc>
           <w:tcPr>
-            <w:tcW w:type="dxa" w:w="2304"/>
+            <w:tcW w:type="dxa" w:w="2041"/>
           </w:tcPr>
           <w:p>
-            <w:r/>
+            <w:pPr>
+              <w:spacing w:line="240" w:lineRule="auto"/>
+              <w:ind w:firstLine="0"/>
+            </w:pPr>
             <w:r>
               <w:rPr>
-                <w:sz w:val="21"/>
+                <w:sz w:val="22"/>
               </w:rPr>
               <w:t>Ночной прогон и динамика покрытия</w:t>
             </w:r>
@@ -4268,13 +5036,16 @@
         </w:tc>
         <w:tc>
           <w:tcPr>
-            <w:tcW w:type="dxa" w:w="1296"/>
+            <w:tcW w:type="dxa" w:w="964"/>
           </w:tcPr>
           <w:p>
-            <w:r/>
+            <w:pPr>
+              <w:spacing w:line="240" w:lineRule="auto"/>
+              <w:ind w:firstLine="0"/>
+            </w:pPr>
             <w:r>
               <w:rPr>
-                <w:sz w:val="21"/>
+                <w:sz w:val="22"/>
               </w:rPr>
               <w:t>≈50 %</w:t>
             </w:r>
@@ -4284,13 +5055,16 @@
       <w:tr>
         <w:tc>
           <w:tcPr>
-            <w:tcW w:type="dxa" w:w="864"/>
+            <w:tcW w:type="dxa" w:w="680"/>
           </w:tcPr>
           <w:p>
-            <w:r/>
+            <w:pPr>
+              <w:spacing w:line="240" w:lineRule="auto"/>
+              <w:ind w:firstLine="0"/>
+            </w:pPr>
             <w:r>
               <w:rPr>
-                <w:sz w:val="21"/>
+                <w:sz w:val="22"/>
               </w:rPr>
               <w:t>6</w:t>
             </w:r>
@@ -4298,55 +5072,67 @@
         </w:tc>
         <w:tc>
           <w:tcPr>
-            <w:tcW w:type="dxa" w:w="3024"/>
+            <w:tcW w:type="dxa" w:w="2948"/>
           </w:tcPr>
           <w:p>
-            <w:r/>
+            <w:pPr>
+              <w:spacing w:line="240" w:lineRule="auto"/>
+              <w:ind w:firstLine="0"/>
+            </w:pPr>
             <w:r>
               <w:rPr>
-                <w:sz w:val="21"/>
+                <w:sz w:val="22"/>
               </w:rPr>
-              <w:t>Подключают «Уведомления», обучают QA самостоятельному написанию шагов, готовят документацию</w:t>
+              <w:t>Подключение «Уведомлений», обучение QA, документация</w:t>
             </w:r>
           </w:p>
         </w:tc>
         <w:tc>
           <w:tcPr>
-            <w:tcW w:type="dxa" w:w="2736"/>
+            <w:tcW w:type="dxa" w:w="2438"/>
           </w:tcPr>
           <w:p>
-            <w:r/>
+            <w:pPr>
+              <w:spacing w:line="240" w:lineRule="auto"/>
+              <w:ind w:firstLine="0"/>
+            </w:pPr>
             <w:r>
               <w:rPr>
-                <w:sz w:val="21"/>
+                <w:sz w:val="22"/>
               </w:rPr>
-              <w:t>Пишут и поддерживают сценарии сами, закрывают оставшийся регресс</w:t>
+              <w:t>Сами пишут и поддерживают сценарии</w:t>
             </w:r>
           </w:p>
         </w:tc>
         <w:tc>
           <w:tcPr>
-            <w:tcW w:type="dxa" w:w="2304"/>
+            <w:tcW w:type="dxa" w:w="2041"/>
           </w:tcPr>
           <w:p>
-            <w:r/>
+            <w:pPr>
+              <w:spacing w:line="240" w:lineRule="auto"/>
+              <w:ind w:firstLine="0"/>
+            </w:pPr>
             <w:r>
               <w:rPr>
-                <w:sz w:val="21"/>
+                <w:sz w:val="22"/>
               </w:rPr>
-              <w:t>Итог: 55 % регресса, передача каркаса командам</w:t>
+              <w:t>Итог: 55 % регресса, передача каркаса</w:t>
             </w:r>
           </w:p>
         </w:tc>
         <w:tc>
           <w:tcPr>
-            <w:tcW w:type="dxa" w:w="1296"/>
+            <w:tcW w:type="dxa" w:w="964"/>
           </w:tcPr>
           <w:p>
-            <w:r/>
+            <w:pPr>
+              <w:spacing w:line="240" w:lineRule="auto"/>
+              <w:ind w:firstLine="0"/>
+            </w:pPr>
             <w:r>
               <w:rPr>
-                <w:sz w:val="21"/>
+                <w:sz w:val="22"/>
               </w:rPr>
               <w:t>≈55 %</w:t>
             </w:r>
@@ -4354,12 +5140,20 @@
         </w:tc>
       </w:tr>
     </w:tbl>
-    <w:p/>
     <w:p>
+      <w:pPr>
+        <w:spacing w:after="120"/>
+      </w:pPr>
+    </w:p>
+    <w:p>
+      <w:pPr>
+        <w:ind w:firstLine="709"/>
+      </w:pPr>
       <w:r>
         <w:rPr>
           <w:b w:val="0"/>
           <w:i w:val="0"/>
+          <w:sz w:val="28"/>
         </w:rPr>
         <w:t>Логика плана: одна новая команда в спринт, свободные дни автоматизаторы тратят на разработку шагов и на приём тестов, написанных QA. Первые два спринта — инвестиция в каркас, дальше покрытие растёт линейно.</w:t>
       </w:r>
@@ -4367,31 +5161,45 @@
     <w:p>
       <w:pPr>
         <w:pStyle w:val="Heading2"/>
+        <w:keepNext/>
+        <w:spacing w:before="120" w:after="120" w:line="360" w:lineRule="auto"/>
+        <w:ind w:firstLine="709"/>
+        <w:jc w:val="left"/>
       </w:pPr>
       <w:r>
         <w:rPr>
           <w:rFonts w:ascii="Times New Roman" w:hAnsi="Times New Roman"/>
-          <w:color w:val="1F2937"/>
+          <w:b/>
+          <w:color w:val="000000"/>
+          <w:sz w:val="28"/>
         </w:rPr>
         <w:t>6.3. Первая команда и показатели</w:t>
       </w:r>
     </w:p>
     <w:p>
+      <w:pPr>
+        <w:ind w:firstLine="709"/>
+      </w:pPr>
       <w:r>
         <w:rPr>
           <w:b w:val="0"/>
           <w:i w:val="0"/>
+          <w:sz w:val="28"/>
         </w:rPr>
         <w:t>Первой подключается «Личный кабинет»: это frontend без сложных интеграций, ручных проверок много, а результат виден пользователю сразу — быстрый эффект и удобный пример для остальных команд. К тому же именно эта команда выбрана для демо.</w:t>
       </w:r>
     </w:p>
     <w:p>
+      <w:pPr>
+        <w:ind w:firstLine="709"/>
+      </w:pPr>
       <w:r>
         <w:rPr>
           <w:b w:val="0"/>
           <w:i w:val="0"/>
+          <w:sz w:val="28"/>
         </w:rPr>
-        <w:t>Показатели: (1) доля автоматизированного регресса, %; (2) время полного прогона и доля «мигающих» тестов. Если покрытие не растёт — разбираем узкое место (нет шагов, нет данных, нет доступа к стенду) и снимаем его. Если растёт доля падений без дефектов — останавливаем набор новых тестов и стабилизируем существующие.</w:t>
+        <w:t>Показатели: (1) доля автоматизированного регресса, %; (2) время полного прогона и доля нестабильных тестов. Если покрытие не растёт — разбираем узкое место (нет шагов, нет данных, нет доступа к стенду) и снимаем его. Если растёт доля падений без дефектов — останавливаем набор новых тестов и стабилизируем существующие.</w:t>
       </w:r>
     </w:p>
     <w:p>
@@ -4402,191 +5210,277 @@
     <w:p>
       <w:pPr>
         <w:pStyle w:val="Heading1"/>
+        <w:keepNext/>
+        <w:spacing w:before="240" w:after="120" w:line="360" w:lineRule="auto"/>
+        <w:ind w:firstLine="0"/>
+        <w:jc w:val="center"/>
       </w:pPr>
       <w:r>
         <w:rPr>
           <w:rFonts w:ascii="Times New Roman" w:hAnsi="Times New Roman"/>
-          <w:color w:val="1F2937"/>
+          <w:b/>
+          <w:color w:val="000000"/>
+          <w:sz w:val="28"/>
         </w:rPr>
         <w:t>Контрольные вопросы</w:t>
       </w:r>
     </w:p>
     <w:p>
+      <w:pPr>
+        <w:ind w:firstLine="709"/>
+      </w:pPr>
       <w:r>
         <w:rPr>
           <w:b/>
           <w:i w:val="0"/>
+          <w:sz w:val="28"/>
         </w:rPr>
         <w:t>1. Зачем перед выбором инструментов выяснять цель продукта и его потребителя?</w:t>
       </w:r>
     </w:p>
     <w:p>
+      <w:pPr>
+        <w:ind w:firstLine="709"/>
+      </w:pPr>
       <w:r>
         <w:rPr>
           <w:b w:val="0"/>
           <w:i w:val="0"/>
+          <w:sz w:val="28"/>
         </w:rPr>
-        <w:t>Инструмент выбирают под задачи и людей: если продукт денежный и критичный, нужны стабильные проверки API и БД, а не только UI; если тесты пишут ручные QA, важнее низкий порог входа, а не максимум возможностей. Без понимания цели можно купить дорогой стек, который команда не освоит.</w:t>
+        <w:t>Инструмент выбирают под задачи и людей: если продукт денежный и критичный, нужны стабильные проверки API и БД, а не только UI; если тесты пишут ручные QA, важнее низкий порог входа, а не максимум возможностей. Без понимания цели можно взять дорогой стек, который команда не освоит.</w:t>
       </w:r>
     </w:p>
     <w:p>
+      <w:pPr>
+        <w:ind w:firstLine="709"/>
+      </w:pPr>
       <w:r>
         <w:rPr>
           <w:b/>
           <w:i w:val="0"/>
+          <w:sz w:val="28"/>
         </w:rPr>
         <w:t>2. Почему QA-инженеров команд называют клиентами инструмента автоматизации?</w:t>
       </w:r>
     </w:p>
     <w:p>
+      <w:pPr>
+        <w:ind w:firstLine="709"/>
+      </w:pPr>
       <w:r>
         <w:rPr>
           <w:b w:val="0"/>
           <w:i w:val="0"/>
+          <w:sz w:val="28"/>
         </w:rPr>
         <w:t>Они пользуются результатом: читают отчёты, добавляют сценарии, принимают автотесты в свою работу. Если инструмент им неудобен, они вернутся к ручным проверкам, и вложения в автоматизацию не окупятся. Поэтому требования к каркасу собирают с них, как с заказчиков.</w:t>
       </w:r>
     </w:p>
     <w:p>
+      <w:pPr>
+        <w:ind w:firstLine="709"/>
+      </w:pPr>
       <w:r>
         <w:rPr>
           <w:b/>
           <w:i w:val="0"/>
+          <w:sz w:val="28"/>
         </w:rPr>
         <w:t>3. Какую задачу решает behave и чем он похож на Cucumber?</w:t>
       </w:r>
     </w:p>
     <w:p>
+      <w:pPr>
+        <w:ind w:firstLine="709"/>
+      </w:pPr>
       <w:r>
         <w:rPr>
           <w:b w:val="0"/>
           <w:i w:val="0"/>
+          <w:sz w:val="28"/>
         </w:rPr>
         <w:t>Behave связывает сценарии на Gherkin (Дано / Когда / Тогда) с шагами на Python, поэтому тест читается как бизнес-описание. Как и Cucumber, он отделяет описание проверки от кода реализации и переиспользует шаги между сценариями.</w:t>
       </w:r>
     </w:p>
     <w:p>
+      <w:pPr>
+        <w:ind w:firstLine="709"/>
+      </w:pPr>
       <w:r>
         <w:rPr>
           <w:b/>
           <w:i w:val="0"/>
+          <w:sz w:val="28"/>
         </w:rPr>
         <w:t>4. Что такое data-test-id и почему он повышает надёжность автотестов?</w:t>
       </w:r>
     </w:p>
     <w:p>
+      <w:pPr>
+        <w:ind w:firstLine="709"/>
+      </w:pPr>
       <w:r>
         <w:rPr>
           <w:b w:val="0"/>
           <w:i w:val="0"/>
+          <w:sz w:val="28"/>
         </w:rPr>
         <w:t>Это атрибут разметки, который существует только для тестов и не меняется при редизайне. Тест ищет элемент по нему, а не по позиции, тексту или CSS-классу, поэтому правки вёрстки не ломают локаторы и тесты падают только по реальным дефектам.</w:t>
       </w:r>
     </w:p>
     <w:p>
+      <w:pPr>
+        <w:ind w:firstLine="709"/>
+      </w:pPr>
       <w:r>
         <w:rPr>
           <w:b/>
           <w:i w:val="0"/>
+          <w:sz w:val="28"/>
         </w:rPr>
         <w:t>5. Зачем в environment.py вызывается set_test_id_attribute и что будет без него?</w:t>
       </w:r>
     </w:p>
     <w:p>
+      <w:pPr>
+        <w:ind w:firstLine="709"/>
+      </w:pPr>
       <w:r>
         <w:rPr>
           <w:b w:val="0"/>
           <w:i w:val="0"/>
+          <w:sz w:val="28"/>
         </w:rPr>
         <w:t>Он говорит Playwright, что искать по test id нужно в атрибуте data-test-id, а не в принятом по умолчанию data-testid. Без него get_by_test_id ничего не найдёт и все сценарии упадут по таймауту локатора.</w:t>
       </w:r>
     </w:p>
     <w:p>
+      <w:pPr>
+        <w:ind w:firstLine="709"/>
+      </w:pPr>
       <w:r>
         <w:rPr>
           <w:b/>
           <w:i w:val="0"/>
+          <w:sz w:val="28"/>
         </w:rPr>
         <w:t>6. Чем отличаются before_all и before_scenario, почему страницу открывают заново?</w:t>
       </w:r>
     </w:p>
     <w:p>
+      <w:pPr>
+        <w:ind w:firstLine="709"/>
+      </w:pPr>
       <w:r>
         <w:rPr>
           <w:b w:val="0"/>
           <w:i w:val="0"/>
+          <w:sz w:val="28"/>
         </w:rPr>
         <w:t>before_all выполняется один раз на весь прогон — там запускается браузер и задаётся адрес страницы. before_scenario выполняется перед каждым сценарием и открывает новую вкладку, чтобы сценарии не влияли друг на друга: состояние формы и сообщения не переходят из теста в тест.</w:t>
       </w:r>
     </w:p>
     <w:p>
+      <w:pPr>
+        <w:ind w:firstLine="709"/>
+      </w:pPr>
       <w:r>
         <w:rPr>
           <w:b/>
           <w:i w:val="0"/>
+          <w:sz w:val="28"/>
         </w:rPr>
         <w:t>7. Почему сценарий с нулевой суммой не потребовал нового кода шагов?</w:t>
       </w:r>
     </w:p>
     <w:p>
+      <w:pPr>
+        <w:ind w:firstLine="709"/>
+      </w:pPr>
       <w:r>
         <w:rPr>
           <w:b w:val="0"/>
           <w:i w:val="0"/>
+          <w:sz w:val="28"/>
         </w:rPr>
         <w:t>Шаги параметризованы и уже покрывают любые сумму и текст сообщения, а проверка «сумма больше нуля» есть в самой форме. Новый сценарий — это новые данные для существующих шагов, поэтому код не менялся.</w:t>
       </w:r>
     </w:p>
     <w:p>
+      <w:pPr>
+        <w:ind w:firstLine="709"/>
+      </w:pPr>
       <w:r>
         <w:rPr>
           <w:b/>
           <w:i w:val="0"/>
+          <w:sz w:val="28"/>
         </w:rPr>
         <w:t>8. Зачем нужно демо и что на нём обязательно показывают?</w:t>
       </w:r>
     </w:p>
     <w:p>
+      <w:pPr>
+        <w:ind w:firstLine="709"/>
+      </w:pPr>
       <w:r>
         <w:rPr>
           <w:b w:val="0"/>
           <w:i w:val="0"/>
+          <w:sz w:val="28"/>
         </w:rPr>
-        <w:t>Демо нужно, чтобы заказчики и команды увидели работающий каркас и согласовали ожидания до того, как вложения станут большими. Обязательно показывают цель автоматизации, живой прогон тестов, отчёт Allure и план внедрения с эффектом.</w:t>
+        <w:t>Демо нужно, чтобы заказчики и команды увидели работающий каркас и согласовали ожидания до того, как вложения станут большими. Обязательно показывают цель автоматизации, живой прогон тестов, отчёт о результатах и план внедрения с эффектом.</w:t>
       </w:r>
     </w:p>
     <w:p>
+      <w:pPr>
+        <w:ind w:firstLine="709"/>
+      </w:pPr>
       <w:r>
         <w:rPr>
           <w:b/>
           <w:i w:val="0"/>
+          <w:sz w:val="28"/>
         </w:rPr>
         <w:t>9. Почему на одного автоматизатора берут не больше пяти команд?</w:t>
       </w:r>
     </w:p>
     <w:p>
+      <w:pPr>
+        <w:ind w:firstLine="709"/>
+      </w:pPr>
       <w:r>
         <w:rPr>
           <w:b w:val="0"/>
           <w:i w:val="0"/>
+          <w:sz w:val="28"/>
         </w:rPr>
         <w:t>Кроме написания тестов автоматизатор поддерживает каркас, разбирает падения, обучает QA и участвует в приёмке. При большем числе команд время уходит на переключение контекста, поддержка съедает весь ресурс, а новые тесты перестают появляться.</w:t>
       </w:r>
     </w:p>
     <w:p>
+      <w:pPr>
+        <w:ind w:firstLine="709"/>
+      </w:pPr>
       <w:r>
         <w:rPr>
           <w:b/>
           <w:i w:val="0"/>
+          <w:sz w:val="28"/>
         </w:rPr>
         <w:t>10. Какие показатели говорят, что внедрение работает, и что делать, если подход не работает?</w:t>
       </w:r>
     </w:p>
     <w:p>
+      <w:pPr>
+        <w:ind w:firstLine="709"/>
+      </w:pPr>
       <w:r>
         <w:rPr>
           <w:b w:val="0"/>
           <w:i w:val="0"/>
+          <w:sz w:val="28"/>
         </w:rPr>
         <w:t>Работающий процесс виден по росту покрытия регресса, сокращению времени регресса и низкой доле падений без дефектов, плюс QA сами пишут сценарии. Если показатели не растут — ищем узкое место (данные, стенды, шаги, обучение), меняем подход и пересобираем план, а не наращиваем объём тестов.</w:t>
       </w:r>
@@ -4594,27 +5488,39 @@
     <w:p>
       <w:pPr>
         <w:pStyle w:val="Heading1"/>
+        <w:keepNext/>
+        <w:spacing w:before="240" w:after="120" w:line="360" w:lineRule="auto"/>
+        <w:ind w:firstLine="0"/>
+        <w:jc w:val="center"/>
       </w:pPr>
       <w:r>
         <w:rPr>
           <w:rFonts w:ascii="Times New Roman" w:hAnsi="Times New Roman"/>
-          <w:color w:val="1F2937"/>
+          <w:b/>
+          <w:color w:val="000000"/>
+          <w:sz w:val="28"/>
         </w:rPr>
         <w:t>Структура проекта</w:t>
       </w:r>
     </w:p>
     <w:p>
+      <w:pPr>
+        <w:keepNext/>
+        <w:spacing w:before="120"/>
+        <w:ind w:firstLine="0"/>
+      </w:pPr>
       <w:r>
         <w:rPr>
-          <w:i/>
-          <w:sz w:val="20"/>
+          <w:sz w:val="24"/>
         </w:rPr>
-        <w:t>Листинг 5. Файлы проекта</w:t>
+        <w:t>Листинг 6 – файлы проекта</w:t>
       </w:r>
     </w:p>
     <w:p>
       <w:pPr>
         <w:spacing w:after="200" w:line="240" w:lineRule="auto"/>
+        <w:ind w:firstLine="0"/>
+        <w:jc w:val="left"/>
         <w:shd w:val="clear" w:color="auto" w:fill="F2F2F2"/>
       </w:pPr>
       <w:r>
@@ -4662,6 +5568,14 @@
           <w:sz w:val="18"/>
         </w:rPr>
         <w:br/>
+        <w:t>make_html_report.py                сборка HTML-отчёта из JSON-результатов behave</w:t>
+      </w:r>
+      <w:r>
+        <w:rPr>
+          <w:rFonts w:ascii="Consolas" w:hAnsi="Consolas" w:eastAsia="Consolas"/>
+          <w:sz w:val="18"/>
+        </w:rPr>
+        <w:br/>
         <w:t>requirements.txt                   зависимости проекта</w:t>
       </w:r>
       <w:r>
@@ -4678,7 +5592,7 @@
           <w:sz w:val="18"/>
         </w:rPr>
         <w:br/>
-        <w:t>allure-results/, allure-report/    результаты прогона и HTML-отчёт</w:t>
+        <w:t>reports/                           behave.json и behave-report.html</w:t>
       </w:r>
       <w:r>
         <w:rPr>
@@ -4700,27 +5614,39 @@
     <w:p>
       <w:pPr>
         <w:pStyle w:val="Heading1"/>
+        <w:keepNext/>
+        <w:spacing w:before="240" w:after="120" w:line="360" w:lineRule="auto"/>
+        <w:ind w:firstLine="0"/>
+        <w:jc w:val="center"/>
       </w:pPr>
       <w:r>
         <w:rPr>
           <w:rFonts w:ascii="Times New Roman" w:hAnsi="Times New Roman"/>
-          <w:color w:val="1F2937"/>
+          <w:b/>
+          <w:color w:val="000000"/>
+          <w:sz w:val="28"/>
         </w:rPr>
         <w:t>Как запустить</w:t>
       </w:r>
     </w:p>
     <w:p>
+      <w:pPr>
+        <w:keepNext/>
+        <w:spacing w:before="120"/>
+        <w:ind w:firstLine="0"/>
+      </w:pPr>
       <w:r>
         <w:rPr>
-          <w:i/>
-          <w:sz w:val="20"/>
+          <w:sz w:val="24"/>
         </w:rPr>
-        <w:t>Листинг 6. Команды полного цикла</w:t>
+        <w:t>Листинг 7 – команды полного цикла</w:t>
       </w:r>
     </w:p>
     <w:p>
       <w:pPr>
         <w:spacing w:after="200" w:line="240" w:lineRule="auto"/>
+        <w:ind w:firstLine="0"/>
+        <w:jc w:val="left"/>
         <w:shd w:val="clear" w:color="auto" w:fill="F2F2F2"/>
       </w:pPr>
       <w:r>
@@ -4760,7 +5686,7 @@
           <w:sz w:val="18"/>
         </w:rPr>
         <w:br/>
-        <w:t>behave -f allure_behave.formatter:AllureFormatter -o allure-results features</w:t>
+        <w:t>behave -f json -o reports/behave.json features</w:t>
       </w:r>
       <w:r>
         <w:rPr>
@@ -4768,15 +5694,7 @@
           <w:sz w:val="18"/>
         </w:rPr>
         <w:br/>
-        <w:t>allure generate allure-results -o allure-report --clean</w:t>
-      </w:r>
-      <w:r>
-        <w:rPr>
-          <w:rFonts w:ascii="Consolas" w:hAnsi="Consolas" w:eastAsia="Consolas"/>
-          <w:sz w:val="18"/>
-        </w:rPr>
-        <w:br/>
-        <w:t>allure open allure-report</w:t>
+        <w:t>python make_html_report.py reports/behave.json reports/behave-report.html</w:t>
       </w:r>
       <w:r>
         <w:rPr>
@@ -4788,22 +5706,49 @@
       </w:r>
     </w:p>
     <w:p>
+      <w:pPr>
+        <w:ind w:firstLine="709"/>
+      </w:pPr>
       <w:r>
         <w:rPr>
           <w:b/>
           <w:i w:val="0"/>
+          <w:sz w:val="28"/>
         </w:rPr>
-        <w:t>Фактический результат прогона: 1 фича, 3 сценария, 18 шагов — все пройдены, 100 % успешных тестов в отчёте Allure; db_check.py выводит OK.</w:t>
+        <w:t>Фактический результат прогона: 1 фича, 3 сценария, 18 шагов — все пройдены, в HTML-отчёте 100 % успешных тестов; db_check.py выводит OK.</w:t>
       </w:r>
     </w:p>
     <w:sectPr>
-      <w:pgSz w:w="12240" w:h="15840"/>
-      <w:pgMar w:top="1152" w:right="1152" w:bottom="1152" w:left="1440" w:header="720" w:footer="720" w:gutter="0"/>
+      <w:footerReference w:type="default" r:id="rId9"/>
+      <w:pgSz w:w="11906" w:h="16838"/>
+      <w:pgMar w:top="1134" w:right="850" w:bottom="1134" w:left="1701" w:header="720" w:footer="720" w:gutter="0"/>
       <w:cols w:space="720"/>
+      <w:titlePg/>
       <w:docGrid w:linePitch="360"/>
     </w:sectPr>
   </w:body>
 </w:document>
+</file>
+
+<file path=word/footer1.xml><?xml version="1.0" encoding="utf-8"?>
+<w:ftr xmlns:m="http://schemas.openxmlformats.org/officeDocument/2006/math" xmlns:mc="http://schemas.openxmlformats.org/markup-compatibility/2006" xmlns:mo="http://schemas.microsoft.com/office/mac/office/2008/main" xmlns:mv="urn:schemas-microsoft-com:mac:vml" xmlns:o="urn:schemas-microsoft-com:office:office" xmlns:r="http://schemas.openxmlformats.org/officeDocument/2006/relationships" xmlns:v="urn:schemas-microsoft-com:vml" xmlns:w10="urn:schemas-microsoft-com:office:word" xmlns:w14="http://schemas.microsoft.com/office/word/2010/wordml" xmlns:w="http://schemas.openxmlformats.org/wordprocessingml/2006/main" xmlns:wne="http://schemas.microsoft.com/office/word/2006/wordml" xmlns:wp14="http://schemas.microsoft.com/office/word/2010/wordprocessingDrawing" xmlns:wp="http://schemas.openxmlformats.org/drawingml/2006/wordprocessingDrawing" xmlns:wpc="http://schemas.microsoft.com/office/word/2010/wordprocessingCanvas" xmlns:wpg="http://schemas.microsoft.com/office/word/2010/wordprocessingGroup" xmlns:wpi="http://schemas.microsoft.com/office/word/2010/wordprocessingInk" xmlns:wps="http://schemas.microsoft.com/office/word/2010/wordprocessingShape" mc:Ignorable="w14 wp14">
+  <w:p>
+    <w:pPr>
+      <w:pStyle w:val="Footer"/>
+      <w:ind w:firstLine="0"/>
+      <w:jc w:val="center"/>
+    </w:pPr>
+    <w:r>
+      <w:rPr>
+        <w:rFonts w:ascii="Times New Roman" w:hAnsi="Times New Roman"/>
+        <w:sz w:val="24"/>
+      </w:rPr>
+      <w:fldChar w:fldCharType="begin"/>
+      <w:instrText xml:space="preserve">PAGE</w:instrText>
+      <w:fldChar w:fldCharType="end"/>
+    </w:r>
+  </w:p>
+</w:ftr>
 </file>
 
 <file path=word/numbering.xml><?xml version="1.0" encoding="utf-8"?>
@@ -5170,11 +6115,14 @@
     <w:qFormat/>
     <w:rsid w:val="00FC693F"/>
     <w:pPr>
-      <w:spacing w:after="120" w:line="276" w:lineRule="auto"/>
+      <w:spacing w:line="360" w:lineRule="auto" w:after="0" w:before="0"/>
+      <w:ind w:firstLine="709"/>
+      <w:jc w:val="both"/>
     </w:pPr>
     <w:rPr>
-      <w:rFonts w:ascii="Times New Roman" w:hAnsi="Times New Roman"/>
-      <w:sz w:val="24"/>
+      <w:rFonts w:ascii="Times New Roman" w:hAnsi="Times New Roman" w:eastAsia="Times New Roman"/>
+      <w:color w:val="000000"/>
+      <w:sz w:val="28"/>
     </w:rPr>
   </w:style>
   <w:style w:type="paragraph" w:styleId="Header">

--- a/Отчёт_Практическая_работа_Python_автоматизация_тестирования.docx
+++ b/Отчёт_Практическая_работа_Python_автоматизация_тестирования.docx
@@ -5608,7 +5608,7 @@
           <w:sz w:val="18"/>
         </w:rPr>
         <w:br/>
-        <w:t>take_shots.py, term_shot.py, diagram.py, make_report.py   вспомогательные скрипты</w:t>
+        <w:t>tools/                             вспомогательные скрипты отчёта</w:t>
       </w:r>
     </w:p>
     <w:p>

--- a/Отчёт_Практическая_работа_Python_автоматизация_тестирования.docx
+++ b/Отчёт_Практическая_работа_Python_автоматизация_тестирования.docx
@@ -2018,7 +2018,43 @@
               <w:rPr>
                 <w:sz w:val="22"/>
               </w:rPr>
-              <w:t>behave.json с результатами прогона и собранный из него behave-report.html; в git не коммитится</w:t>
+              <w:t>behave.json с результатами прогона и собранный из него behave-report.html; рабочие файлы, в git не коммитятся</w:t>
+            </w:r>
+          </w:p>
+        </w:tc>
+      </w:tr>
+      <w:tr>
+        <w:tc>
+          <w:tcPr>
+            <w:tcW w:type="dxa" w:w="2835"/>
+          </w:tcPr>
+          <w:p>
+            <w:pPr>
+              <w:spacing w:line="240" w:lineRule="auto"/>
+              <w:ind w:firstLine="0"/>
+            </w:pPr>
+            <w:r>
+              <w:rPr>
+                <w:sz w:val="22"/>
+              </w:rPr>
+              <w:t>docs/</w:t>
+            </w:r>
+          </w:p>
+        </w:tc>
+        <w:tc>
+          <w:tcPr>
+            <w:tcW w:type="dxa" w:w="5669"/>
+          </w:tcPr>
+          <w:p>
+            <w:pPr>
+              <w:spacing w:line="240" w:lineRule="auto"/>
+              <w:ind w:firstLine="0"/>
+            </w:pPr>
+            <w:r>
+              <w:rPr>
+                <w:sz w:val="22"/>
+              </w:rPr>
+              <w:t>index.html — копия HTML-отчёта, которую GitHub Pages публикует как веб-страницу</w:t>
             </w:r>
           </w:p>
         </w:tc>
@@ -2064,6 +2100,74 @@
       <w:pPr>
         <w:spacing w:after="120"/>
       </w:pPr>
+    </w:p>
+    <w:p>
+      <w:pPr>
+        <w:ind w:firstLine="709"/>
+      </w:pPr>
+      <w:r>
+        <w:rPr>
+          <w:b w:val="0"/>
+          <w:i w:val="0"/>
+          <w:sz w:val="28"/>
+        </w:rPr>
+        <w:t>Репозиторий проекта: https://github.com/scifki/vega-bank-qa (публичный). HTML-отчёт опубликован на GitHub Pages: https://scifki.github.io/vega-bank-qa/. На рисунке 2 — страница репозитория со всеми файлами проекта.</w:t>
+      </w:r>
+    </w:p>
+    <w:p>
+      <w:pPr>
+        <w:keepNext/>
+        <w:spacing w:before="120"/>
+        <w:ind w:firstLine="0"/>
+        <w:jc w:val="center"/>
+      </w:pPr>
+      <w:r>
+        <w:drawing>
+          <wp:inline xmlns:a="http://schemas.openxmlformats.org/drawingml/2006/main" xmlns:pic="http://schemas.openxmlformats.org/drawingml/2006/picture">
+            <wp:extent cx="5580000" cy="5812500"/>
+            <wp:docPr id="2" name="Picture 2"/>
+            <wp:cNvGraphicFramePr>
+              <a:graphicFrameLocks noChangeAspect="1"/>
+            </wp:cNvGraphicFramePr>
+            <a:graphic>
+              <a:graphicData uri="http://schemas.openxmlformats.org/drawingml/2006/picture">
+                <pic:pic>
+                  <pic:nvPicPr>
+                    <pic:cNvPr id="0" name="gh_repo.png"/>
+                    <pic:cNvPicPr/>
+                  </pic:nvPicPr>
+                  <pic:blipFill>
+                    <a:blip r:embed="rId11"/>
+                    <a:stretch>
+                      <a:fillRect/>
+                    </a:stretch>
+                  </pic:blipFill>
+                  <pic:spPr>
+                    <a:xfrm>
+                      <a:off x="0" y="0"/>
+                      <a:ext cx="5580000" cy="5812500"/>
+                    </a:xfrm>
+                    <a:prstGeom prst="rect"/>
+                  </pic:spPr>
+                </pic:pic>
+              </a:graphicData>
+            </a:graphic>
+          </wp:inline>
+        </w:drawing>
+      </w:r>
+    </w:p>
+    <w:p>
+      <w:pPr>
+        <w:spacing w:after="200"/>
+        <w:ind w:firstLine="0"/>
+        <w:jc w:val="center"/>
+      </w:pPr>
+      <w:r>
+        <w:rPr>
+          <w:sz w:val="24"/>
+        </w:rPr>
+        <w:t>Рисунок 2 – Репозиторий проекта на GitHub</w:t>
+      </w:r>
     </w:p>
     <w:p>
       <w:pPr>
@@ -2433,7 +2537,7 @@
           <w:i w:val="0"/>
           <w:sz w:val="28"/>
         </w:rPr>
-        <w:t>Сценарии для успешного перевода и для ошибки при недостаточной сумме (плюс сценарий с нулевой суммой из задания 5.5).</w:t>
+        <w:t>Сценарии для успешного перевода, для ошибки при недостаточной сумме и для нулевой суммы (последний добавлен в задании 5.5). Файл лежит в репозитории на GitHub.</w:t>
       </w:r>
     </w:p>
     <w:p>
@@ -2671,8 +2775,8 @@
       <w:r>
         <w:drawing>
           <wp:inline xmlns:a="http://schemas.openxmlformats.org/drawingml/2006/main" xmlns:pic="http://schemas.openxmlformats.org/drawingml/2006/picture">
-            <wp:extent cx="4860000" cy="1080000"/>
-            <wp:docPr id="2" name="Picture 2"/>
+            <wp:extent cx="5400000" cy="5625000"/>
+            <wp:docPr id="3" name="Picture 3"/>
             <wp:cNvGraphicFramePr>
               <a:graphicFrameLocks noChangeAspect="1"/>
             </wp:cNvGraphicFramePr>
@@ -2680,11 +2784,11 @@
               <a:graphicData uri="http://schemas.openxmlformats.org/drawingml/2006/picture">
                 <pic:pic>
                   <pic:nvPicPr>
-                    <pic:cNvPr id="0" name="form_success.png"/>
+                    <pic:cNvPr id="0" name="gh_feature.png"/>
                     <pic:cNvPicPr/>
                   </pic:nvPicPr>
                   <pic:blipFill>
-                    <a:blip r:embed="rId11"/>
+                    <a:blip r:embed="rId12"/>
                     <a:stretch>
                       <a:fillRect/>
                     </a:stretch>
@@ -2692,7 +2796,7 @@
                   <pic:spPr>
                     <a:xfrm>
                       <a:off x="0" y="0"/>
-                      <a:ext cx="4860000" cy="1080000"/>
+                      <a:ext cx="5400000" cy="5625000"/>
                     </a:xfrm>
                     <a:prstGeom prst="rect"/>
                   </pic:spPr>
@@ -2713,62 +2817,7 @@
         <w:rPr>
           <w:sz w:val="24"/>
         </w:rPr>
-        <w:t>Рисунок 2 – Успешный перевод 500 ₽</w:t>
-      </w:r>
-    </w:p>
-    <w:p>
-      <w:pPr>
-        <w:keepNext/>
-        <w:spacing w:before="120"/>
-        <w:ind w:firstLine="0"/>
-        <w:jc w:val="center"/>
-      </w:pPr>
-      <w:r>
-        <w:drawing>
-          <wp:inline xmlns:a="http://schemas.openxmlformats.org/drawingml/2006/main" xmlns:pic="http://schemas.openxmlformats.org/drawingml/2006/picture">
-            <wp:extent cx="4860000" cy="1080000"/>
-            <wp:docPr id="3" name="Picture 3"/>
-            <wp:cNvGraphicFramePr>
-              <a:graphicFrameLocks noChangeAspect="1"/>
-            </wp:cNvGraphicFramePr>
-            <a:graphic>
-              <a:graphicData uri="http://schemas.openxmlformats.org/drawingml/2006/picture">
-                <pic:pic>
-                  <pic:nvPicPr>
-                    <pic:cNvPr id="0" name="form_error.png"/>
-                    <pic:cNvPicPr/>
-                  </pic:nvPicPr>
-                  <pic:blipFill>
-                    <a:blip r:embed="rId12"/>
-                    <a:stretch>
-                      <a:fillRect/>
-                    </a:stretch>
-                  </pic:blipFill>
-                  <pic:spPr>
-                    <a:xfrm>
-                      <a:off x="0" y="0"/>
-                      <a:ext cx="4860000" cy="1080000"/>
-                    </a:xfrm>
-                    <a:prstGeom prst="rect"/>
-                  </pic:spPr>
-                </pic:pic>
-              </a:graphicData>
-            </a:graphic>
-          </wp:inline>
-        </w:drawing>
-      </w:r>
-    </w:p>
-    <w:p>
-      <w:pPr>
-        <w:spacing w:after="200"/>
-        <w:ind w:firstLine="0"/>
-        <w:jc w:val="center"/>
-      </w:pPr>
-      <w:r>
-        <w:rPr>
-          <w:sz w:val="24"/>
-        </w:rPr>
-        <w:t>Рисунок 3 – Ошибка при переводе 20000 ₽</w:t>
+        <w:t>Рисунок 3 – Файл features/transfer.feature в репозитории GitHub</w:t>
       </w:r>
     </w:p>
     <w:p>
@@ -3330,6 +3379,61 @@
     </w:p>
     <w:p>
       <w:pPr>
+        <w:keepNext/>
+        <w:spacing w:before="120"/>
+        <w:ind w:firstLine="0"/>
+        <w:jc w:val="center"/>
+      </w:pPr>
+      <w:r>
+        <w:drawing>
+          <wp:inline xmlns:a="http://schemas.openxmlformats.org/drawingml/2006/main" xmlns:pic="http://schemas.openxmlformats.org/drawingml/2006/picture">
+            <wp:extent cx="5400000" cy="5625000"/>
+            <wp:docPr id="4" name="Picture 4"/>
+            <wp:cNvGraphicFramePr>
+              <a:graphicFrameLocks noChangeAspect="1"/>
+            </wp:cNvGraphicFramePr>
+            <a:graphic>
+              <a:graphicData uri="http://schemas.openxmlformats.org/drawingml/2006/picture">
+                <pic:pic>
+                  <pic:nvPicPr>
+                    <pic:cNvPr id="0" name="gh_steps.png"/>
+                    <pic:cNvPicPr/>
+                  </pic:nvPicPr>
+                  <pic:blipFill>
+                    <a:blip r:embed="rId13"/>
+                    <a:stretch>
+                      <a:fillRect/>
+                    </a:stretch>
+                  </pic:blipFill>
+                  <pic:spPr>
+                    <a:xfrm>
+                      <a:off x="0" y="0"/>
+                      <a:ext cx="5400000" cy="5625000"/>
+                    </a:xfrm>
+                    <a:prstGeom prst="rect"/>
+                  </pic:spPr>
+                </pic:pic>
+              </a:graphicData>
+            </a:graphic>
+          </wp:inline>
+        </w:drawing>
+      </w:r>
+    </w:p>
+    <w:p>
+      <w:pPr>
+        <w:spacing w:after="200"/>
+        <w:ind w:firstLine="0"/>
+        <w:jc w:val="center"/>
+      </w:pPr>
+      <w:r>
+        <w:rPr>
+          <w:sz w:val="24"/>
+        </w:rPr>
+        <w:t>Рисунок 4 – Файл features/steps/transfer_steps.py в репозитории GitHub</w:t>
+      </w:r>
+    </w:p>
+    <w:p>
+      <w:pPr>
         <w:pStyle w:val="Heading2"/>
         <w:keepNext/>
         <w:spacing w:before="120" w:after="120" w:line="360" w:lineRule="auto"/>
@@ -3818,6 +3922,61 @@
     </w:p>
     <w:p>
       <w:pPr>
+        <w:keepNext/>
+        <w:spacing w:before="120"/>
+        <w:ind w:firstLine="0"/>
+        <w:jc w:val="center"/>
+      </w:pPr>
+      <w:r>
+        <w:drawing>
+          <wp:inline xmlns:a="http://schemas.openxmlformats.org/drawingml/2006/main" xmlns:pic="http://schemas.openxmlformats.org/drawingml/2006/picture">
+            <wp:extent cx="5400000" cy="5625000"/>
+            <wp:docPr id="5" name="Picture 5"/>
+            <wp:cNvGraphicFramePr>
+              <a:graphicFrameLocks noChangeAspect="1"/>
+            </wp:cNvGraphicFramePr>
+            <a:graphic>
+              <a:graphicData uri="http://schemas.openxmlformats.org/drawingml/2006/picture">
+                <pic:pic>
+                  <pic:nvPicPr>
+                    <pic:cNvPr id="0" name="gh_db.png"/>
+                    <pic:cNvPicPr/>
+                  </pic:nvPicPr>
+                  <pic:blipFill>
+                    <a:blip r:embed="rId14"/>
+                    <a:stretch>
+                      <a:fillRect/>
+                    </a:stretch>
+                  </pic:blipFill>
+                  <pic:spPr>
+                    <a:xfrm>
+                      <a:off x="0" y="0"/>
+                      <a:ext cx="5400000" cy="5625000"/>
+                    </a:xfrm>
+                    <a:prstGeom prst="rect"/>
+                  </pic:spPr>
+                </pic:pic>
+              </a:graphicData>
+            </a:graphic>
+          </wp:inline>
+        </w:drawing>
+      </w:r>
+    </w:p>
+    <w:p>
+      <w:pPr>
+        <w:spacing w:after="200"/>
+        <w:ind w:firstLine="0"/>
+        <w:jc w:val="center"/>
+      </w:pPr>
+      <w:r>
+        <w:rPr>
+          <w:sz w:val="24"/>
+        </w:rPr>
+        <w:t>Рисунок 5 – Файл db_check.py в репозитории GitHub</w:t>
+      </w:r>
+    </w:p>
+    <w:p>
+      <w:pPr>
         <w:pStyle w:val="Heading2"/>
         <w:keepNext/>
         <w:spacing w:before="120" w:after="120" w:line="360" w:lineRule="auto"/>
@@ -3880,6 +4039,19 @@
     </w:p>
     <w:p>
       <w:pPr>
+        <w:ind w:firstLine="709"/>
+      </w:pPr>
+      <w:r>
+        <w:rPr>
+          <w:b w:val="0"/>
+          <w:i w:val="0"/>
+          <w:sz w:val="28"/>
+        </w:rPr>
+        <w:t>Те же команды выполняет CI-пайплайн при каждом push: установка зависимостей, прогон сценариев, сборка HTML-отчёта и проверка базы. На рисунке 6 — успешный прогон в GitHub Actions.</w:t>
+      </w:r>
+    </w:p>
+    <w:p>
+      <w:pPr>
         <w:keepNext/>
         <w:spacing w:before="120"/>
         <w:ind w:firstLine="0"/>
@@ -3888,8 +4060,8 @@
       <w:r>
         <w:drawing>
           <wp:inline xmlns:a="http://schemas.openxmlformats.org/drawingml/2006/main" xmlns:pic="http://schemas.openxmlformats.org/drawingml/2006/picture">
-            <wp:extent cx="5580000" cy="1817760"/>
-            <wp:docPr id="4" name="Picture 4"/>
+            <wp:extent cx="5580000" cy="5812500"/>
+            <wp:docPr id="6" name="Picture 6"/>
             <wp:cNvGraphicFramePr>
               <a:graphicFrameLocks noChangeAspect="1"/>
             </wp:cNvGraphicFramePr>
@@ -3897,11 +4069,11 @@
               <a:graphicData uri="http://schemas.openxmlformats.org/drawingml/2006/picture">
                 <pic:pic>
                   <pic:nvPicPr>
-                    <pic:cNvPr id="0" name="behave_output.png"/>
+                    <pic:cNvPr id="0" name="gh_actions.png"/>
                     <pic:cNvPicPr/>
                   </pic:nvPicPr>
                   <pic:blipFill>
-                    <a:blip r:embed="rId13"/>
+                    <a:blip r:embed="rId15"/>
                     <a:stretch>
                       <a:fillRect/>
                     </a:stretch>
@@ -3909,7 +4081,7 @@
                   <pic:spPr>
                     <a:xfrm>
                       <a:off x="0" y="0"/>
-                      <a:ext cx="5580000" cy="1817760"/>
+                      <a:ext cx="5580000" cy="5812500"/>
                     </a:xfrm>
                     <a:prstGeom prst="rect"/>
                   </pic:spPr>
@@ -3930,7 +4102,20 @@
         <w:rPr>
           <w:sz w:val="24"/>
         </w:rPr>
-        <w:t>Рисунок 4 – Результат прогона: 1 фича, 3 сценария, 18 шагов — все прошли</w:t>
+        <w:t>Рисунок 6 – Успешный прогон автотестов в GitHub Actions</w:t>
+      </w:r>
+    </w:p>
+    <w:p>
+      <w:pPr>
+        <w:ind w:firstLine="709"/>
+      </w:pPr>
+      <w:r>
+        <w:rPr>
+          <w:b w:val="0"/>
+          <w:i w:val="0"/>
+          <w:sz w:val="28"/>
+        </w:rPr>
+        <w:t>HTML-отчёт публикуется на GitHub Pages и открывается по ссылке https://scifki.github.io/vega-bank-qa/: сводка прогона, список сценариев и шаги по каждому из них.</w:t>
       </w:r>
     </w:p>
     <w:p>
@@ -3943,8 +4128,8 @@
       <w:r>
         <w:drawing>
           <wp:inline xmlns:a="http://schemas.openxmlformats.org/drawingml/2006/main" xmlns:pic="http://schemas.openxmlformats.org/drawingml/2006/picture">
-            <wp:extent cx="5580000" cy="4565455"/>
-            <wp:docPr id="5" name="Picture 5"/>
+            <wp:extent cx="5580000" cy="4417500"/>
+            <wp:docPr id="7" name="Picture 7"/>
             <wp:cNvGraphicFramePr>
               <a:graphicFrameLocks noChangeAspect="1"/>
             </wp:cNvGraphicFramePr>
@@ -3952,11 +4137,11 @@
               <a:graphicData uri="http://schemas.openxmlformats.org/drawingml/2006/picture">
                 <pic:pic>
                   <pic:nvPicPr>
-                    <pic:cNvPr id="0" name="report_overview.png"/>
+                    <pic:cNvPr id="0" name="gh_report.png"/>
                     <pic:cNvPicPr/>
                   </pic:nvPicPr>
                   <pic:blipFill>
-                    <a:blip r:embed="rId14"/>
+                    <a:blip r:embed="rId16"/>
                     <a:stretch>
                       <a:fillRect/>
                     </a:stretch>
@@ -3964,7 +4149,7 @@
                   <pic:spPr>
                     <a:xfrm>
                       <a:off x="0" y="0"/>
-                      <a:ext cx="5580000" cy="4565455"/>
+                      <a:ext cx="5580000" cy="4417500"/>
                     </a:xfrm>
                     <a:prstGeom prst="rect"/>
                   </pic:spPr>
@@ -3985,7 +4170,7 @@
         <w:rPr>
           <w:sz w:val="24"/>
         </w:rPr>
-        <w:t>Рисунок 5 – HTML-отчёт: сводка прогона и список сценариев</w:t>
+        <w:t>Рисунок 7 – HTML-отчёт на GitHub Pages: сводка прогона и сценарии</w:t>
       </w:r>
     </w:p>
     <w:p>
@@ -3998,8 +4183,8 @@
       <w:r>
         <w:drawing>
           <wp:inline xmlns:a="http://schemas.openxmlformats.org/drawingml/2006/main" xmlns:pic="http://schemas.openxmlformats.org/drawingml/2006/picture">
-            <wp:extent cx="5580000" cy="8035200"/>
-            <wp:docPr id="6" name="Picture 6"/>
+            <wp:extent cx="5580000" cy="5231250"/>
+            <wp:docPr id="8" name="Picture 8"/>
             <wp:cNvGraphicFramePr>
               <a:graphicFrameLocks noChangeAspect="1"/>
             </wp:cNvGraphicFramePr>
@@ -4007,11 +4192,11 @@
               <a:graphicData uri="http://schemas.openxmlformats.org/drawingml/2006/picture">
                 <pic:pic>
                   <pic:nvPicPr>
-                    <pic:cNvPr id="0" name="report_steps.png"/>
+                    <pic:cNvPr id="0" name="gh_report_steps.png"/>
                     <pic:cNvPicPr/>
                   </pic:nvPicPr>
                   <pic:blipFill>
-                    <a:blip r:embed="rId15"/>
+                    <a:blip r:embed="rId17"/>
                     <a:stretch>
                       <a:fillRect/>
                     </a:stretch>
@@ -4019,7 +4204,7 @@
                   <pic:spPr>
                     <a:xfrm>
                       <a:off x="0" y="0"/>
-                      <a:ext cx="5580000" cy="8035200"/>
+                      <a:ext cx="5580000" cy="5231250"/>
                     </a:xfrm>
                     <a:prstGeom prst="rect"/>
                   </pic:spPr>
@@ -4040,7 +4225,7 @@
         <w:rPr>
           <w:sz w:val="24"/>
         </w:rPr>
-        <w:t>Рисунок 6 – HTML-отчёт: шаги сценариев</w:t>
+        <w:t>Рисунок 8 – HTML-отчёт на GitHub Pages: шаги сценариев</w:t>
       </w:r>
     </w:p>
     <w:p>
@@ -5718,6 +5903,19 @@
         <w:t>Фактический результат прогона: 1 фича, 3 сценария, 18 шагов — все пройдены, в HTML-отчёте 100 % успешных тестов; db_check.py выводит OK.</w:t>
       </w:r>
     </w:p>
+    <w:p>
+      <w:pPr>
+        <w:ind w:firstLine="709"/>
+      </w:pPr>
+      <w:r>
+        <w:rPr>
+          <w:b w:val="0"/>
+          <w:i w:val="0"/>
+          <w:sz w:val="28"/>
+        </w:rPr>
+        <w:t>Ссылки: репозиторий — https://github.com/scifki/vega-bank-qa, HTML-отчёт — https://scifki.github.io/vega-bank-qa/, прогоны CI — https://github.com/scifki/vega-bank-qa/actions.</w:t>
+      </w:r>
+    </w:p>
     <w:sectPr>
       <w:footerReference w:type="default" r:id="rId9"/>
       <w:pgSz w:w="11906" w:h="16838"/>
